--- a/2408972_NishantJaiswal_NLP.docx
+++ b/2408972_NishantJaiswal_NLP.docx
@@ -4,112 +4,489 @@
   <w:body>
     <w:p>
       <w:pPr>
-        <w:spacing w:after="0" w:line="352" w:lineRule="auto"/>
-        <w:ind w:left="828" w:right="828" w:firstLine="0"/>
-      </w:pPr>
-      <w:r>
-        <w:rPr>
-          <w:rFonts w:ascii="Arial" w:eastAsia="Arial" w:hAnsi="Arial" w:cs="Arial"/>
-          <w:b/>
-          <w:color w:val="1A1A2E"/>
-          <w:sz w:val="32"/>
-        </w:rPr>
-        <w:t>Hate Speech Detection on Tweets Using RNN, LSTM, and Word2Vec Embeddings</w:t>
-      </w:r>
-    </w:p>
-    <w:p>
-      <w:pPr>
-        <w:spacing w:after="284" w:line="259" w:lineRule="auto"/>
-        <w:ind w:left="0" w:firstLine="0"/>
-      </w:pPr>
-    </w:p>
-    <w:p>
-      <w:pPr>
-        <w:shd w:val="clear" w:color="auto" w:fill="2C3E50"/>
-        <w:spacing w:after="0" w:line="239" w:lineRule="auto"/>
-        <w:ind w:left="39" w:right="39" w:firstLine="0"/>
-      </w:pPr>
-      <w:r>
-        <w:rPr>
-          <w:rFonts w:ascii="Arial" w:eastAsia="Arial" w:hAnsi="Arial" w:cs="Arial"/>
-          <w:b/>
-          <w:color w:val="FFFFFF"/>
-        </w:rPr>
-        <w:t>6CS012 Final Portfolio Project  |  Herald College Kathmandu  |  Part III — Language Task</w:t>
-      </w:r>
-    </w:p>
-    <w:p>
-      <w:pPr>
+        <w:shd w:val="clear" w:color="auto" w:fill="FFFFFF" w:themeFill="background1"/>
         <w:spacing w:after="303" w:line="259" w:lineRule="auto"/>
         <w:ind w:left="0" w:firstLine="0"/>
+        <w:rPr>
+          <w:color w:val="auto"/>
+        </w:rPr>
+      </w:pPr>
+      <w:r>
+        <w:rPr>
+          <w:noProof/>
+        </w:rPr>
+        <w:drawing>
+          <wp:anchor distT="0" distB="0" distL="114300" distR="114300" simplePos="0" relativeHeight="251659264" behindDoc="0" locked="0" layoutInCell="1" allowOverlap="1" wp14:anchorId="0EBFAA2A" wp14:editId="5E057054">
+            <wp:simplePos x="0" y="0"/>
+            <wp:positionH relativeFrom="margin">
+              <wp:posOffset>-586740</wp:posOffset>
+            </wp:positionH>
+            <wp:positionV relativeFrom="margin">
+              <wp:posOffset>-460375</wp:posOffset>
+            </wp:positionV>
+            <wp:extent cx="1889125" cy="784860"/>
+            <wp:effectExtent l="0" t="0" r="0" b="0"/>
+            <wp:wrapSquare wrapText="bothSides"/>
+            <wp:docPr id="3" name="Picture 3"/>
+            <wp:cNvGraphicFramePr>
+              <a:graphicFrameLocks xmlns:a="http://schemas.openxmlformats.org/drawingml/2006/main" noChangeAspect="1"/>
+            </wp:cNvGraphicFramePr>
+            <a:graphic xmlns:a="http://schemas.openxmlformats.org/drawingml/2006/main">
+              <a:graphicData uri="http://schemas.openxmlformats.org/drawingml/2006/picture">
+                <pic:pic xmlns:pic="http://schemas.openxmlformats.org/drawingml/2006/picture">
+                  <pic:nvPicPr>
+                    <pic:cNvPr id="3" name="hck-logo-no-background.png"/>
+                    <pic:cNvPicPr/>
+                  </pic:nvPicPr>
+                  <pic:blipFill>
+                    <a:blip r:embed="rId8" cstate="print">
+                      <a:extLst>
+                        <a:ext uri="{28A0092B-C50C-407E-A947-70E740481C1C}">
+                          <a14:useLocalDpi xmlns:a14="http://schemas.microsoft.com/office/drawing/2010/main" val="0"/>
+                        </a:ext>
+                      </a:extLst>
+                    </a:blip>
+                    <a:stretch>
+                      <a:fillRect/>
+                    </a:stretch>
+                  </pic:blipFill>
+                  <pic:spPr>
+                    <a:xfrm>
+                      <a:off x="0" y="0"/>
+                      <a:ext cx="1889125" cy="784860"/>
+                    </a:xfrm>
+                    <a:prstGeom prst="rect">
+                      <a:avLst/>
+                    </a:prstGeom>
+                  </pic:spPr>
+                </pic:pic>
+              </a:graphicData>
+            </a:graphic>
+            <wp14:sizeRelH relativeFrom="margin">
+              <wp14:pctWidth>0</wp14:pctWidth>
+            </wp14:sizeRelH>
+            <wp14:sizeRelV relativeFrom="margin">
+              <wp14:pctHeight>0</wp14:pctHeight>
+            </wp14:sizeRelV>
+          </wp:anchor>
+        </w:drawing>
+      </w:r>
+    </w:p>
+    <w:p>
+      <w:pPr>
+        <w:shd w:val="clear" w:color="auto" w:fill="FFFFFF" w:themeFill="background1"/>
+        <w:spacing w:after="303" w:line="259" w:lineRule="auto"/>
+        <w:ind w:left="0" w:firstLine="0"/>
+        <w:rPr>
+          <w:color w:val="auto"/>
+        </w:rPr>
+      </w:pPr>
+    </w:p>
+    <w:p>
+      <w:pPr>
+        <w:shd w:val="clear" w:color="auto" w:fill="FFFFFF" w:themeFill="background1"/>
+        <w:spacing w:after="303" w:line="259" w:lineRule="auto"/>
+        <w:ind w:left="0" w:firstLine="0"/>
+      </w:pPr>
+    </w:p>
+    <w:p>
+      <w:pPr>
+        <w:shd w:val="clear" w:color="auto" w:fill="FFFFFF" w:themeFill="background1"/>
+        <w:spacing w:after="303" w:line="259" w:lineRule="auto"/>
+        <w:ind w:left="0" w:firstLine="0"/>
+      </w:pPr>
+    </w:p>
+    <w:p>
+      <w:pPr>
+        <w:shd w:val="clear" w:color="auto" w:fill="FFFFFF" w:themeFill="background1"/>
+        <w:spacing w:after="303" w:line="259" w:lineRule="auto"/>
+        <w:ind w:left="0" w:firstLine="0"/>
+      </w:pPr>
+    </w:p>
+    <w:tbl>
+      <w:tblPr>
+        <w:tblStyle w:val="TableGrid0"/>
+        <w:tblpPr w:leftFromText="180" w:rightFromText="180" w:vertAnchor="page" w:horzAnchor="margin" w:tblpXSpec="center" w:tblpY="5326"/>
+        <w:tblW w:w="10080" w:type="dxa"/>
+        <w:tblCellMar>
+          <w:top w:w="85" w:type="dxa"/>
+          <w:bottom w:w="85" w:type="dxa"/>
+        </w:tblCellMar>
+        <w:tblLook w:val="04A0" w:firstRow="1" w:lastRow="0" w:firstColumn="1" w:lastColumn="0" w:noHBand="0" w:noVBand="1"/>
+      </w:tblPr>
+      <w:tblGrid>
+        <w:gridCol w:w="1500"/>
+        <w:gridCol w:w="4732"/>
+        <w:gridCol w:w="1418"/>
+        <w:gridCol w:w="2430"/>
+      </w:tblGrid>
+      <w:tr>
+        <w:trPr>
+          <w:trHeight w:val="613"/>
+        </w:trPr>
+        <w:tc>
+          <w:tcPr>
+            <w:tcW w:w="1500" w:type="dxa"/>
+            <w:vAlign w:val="center"/>
+          </w:tcPr>
+          <w:p>
+            <w:pPr>
+              <w:pStyle w:val="table-content"/>
+              <w:rPr>
+                <w:b/>
+                <w:bCs/>
+              </w:rPr>
+            </w:pPr>
+            <w:r>
+              <w:rPr>
+                <w:b/>
+                <w:bCs/>
+              </w:rPr>
+              <w:t>Academic Year</w:t>
+            </w:r>
+          </w:p>
+        </w:tc>
+        <w:tc>
+          <w:tcPr>
+            <w:tcW w:w="4732" w:type="dxa"/>
+            <w:vAlign w:val="center"/>
+          </w:tcPr>
+          <w:p>
+            <w:pPr>
+              <w:pStyle w:val="table-content"/>
+              <w:rPr>
+                <w:b/>
+                <w:bCs/>
+              </w:rPr>
+            </w:pPr>
+            <w:r>
+              <w:rPr>
+                <w:b/>
+                <w:bCs/>
+              </w:rPr>
+              <w:t>Module</w:t>
+            </w:r>
+          </w:p>
+        </w:tc>
+        <w:tc>
+          <w:tcPr>
+            <w:tcW w:w="1418" w:type="dxa"/>
+            <w:vAlign w:val="center"/>
+          </w:tcPr>
+          <w:p>
+            <w:pPr>
+              <w:pStyle w:val="table-content"/>
+              <w:rPr>
+                <w:b/>
+                <w:bCs/>
+              </w:rPr>
+            </w:pPr>
+            <w:r>
+              <w:rPr>
+                <w:b/>
+                <w:bCs/>
+              </w:rPr>
+              <w:t>Assessment Number</w:t>
+            </w:r>
+          </w:p>
+        </w:tc>
+        <w:tc>
+          <w:tcPr>
+            <w:tcW w:w="2430" w:type="dxa"/>
+            <w:vAlign w:val="center"/>
+          </w:tcPr>
+          <w:p>
+            <w:pPr>
+              <w:pStyle w:val="table-content"/>
+              <w:rPr>
+                <w:b/>
+                <w:bCs/>
+              </w:rPr>
+            </w:pPr>
+            <w:r>
+              <w:rPr>
+                <w:b/>
+                <w:bCs/>
+              </w:rPr>
+              <w:t>Assessment Type</w:t>
+            </w:r>
+          </w:p>
+        </w:tc>
+      </w:tr>
+      <w:tr>
+        <w:trPr>
+          <w:trHeight w:val="613"/>
+        </w:trPr>
+        <w:tc>
+          <w:tcPr>
+            <w:tcW w:w="1500" w:type="dxa"/>
+            <w:vAlign w:val="center"/>
+          </w:tcPr>
+          <w:p>
+            <w:pPr>
+              <w:pStyle w:val="table-content"/>
+            </w:pPr>
+            <w:r>
+              <w:t>2026</w:t>
+            </w:r>
+          </w:p>
+        </w:tc>
+        <w:tc>
+          <w:tcPr>
+            <w:tcW w:w="4732" w:type="dxa"/>
+            <w:vAlign w:val="center"/>
+          </w:tcPr>
+          <w:p>
+            <w:pPr>
+              <w:pStyle w:val="table-content"/>
+            </w:pPr>
+            <w:r>
+              <w:t>Part-III Language Task</w:t>
+            </w:r>
+          </w:p>
+        </w:tc>
+        <w:tc>
+          <w:tcPr>
+            <w:tcW w:w="1418" w:type="dxa"/>
+            <w:vAlign w:val="center"/>
+          </w:tcPr>
+          <w:p>
+            <w:pPr>
+              <w:pStyle w:val="table-content"/>
+            </w:pPr>
+            <w:r>
+              <w:t>3</w:t>
+            </w:r>
+          </w:p>
+        </w:tc>
+        <w:tc>
+          <w:tcPr>
+            <w:tcW w:w="2430" w:type="dxa"/>
+            <w:vAlign w:val="center"/>
+          </w:tcPr>
+          <w:p>
+            <w:pPr>
+              <w:pStyle w:val="table-content"/>
+            </w:pPr>
+            <w:r>
+              <w:t>Report</w:t>
+            </w:r>
+          </w:p>
+        </w:tc>
+      </w:tr>
+    </w:tbl>
+    <w:p>
+      <w:pPr>
+        <w:shd w:val="clear" w:color="auto" w:fill="FFFFFF" w:themeFill="background1"/>
+        <w:spacing w:after="303" w:line="259" w:lineRule="auto"/>
+        <w:ind w:left="0" w:firstLine="0"/>
+      </w:pPr>
+    </w:p>
+    <w:p>
+      <w:pPr>
+        <w:shd w:val="clear" w:color="auto" w:fill="FFFFFF" w:themeFill="background1"/>
+        <w:spacing w:after="303" w:line="259" w:lineRule="auto"/>
+        <w:ind w:left="0" w:firstLine="0"/>
+      </w:pPr>
+    </w:p>
+    <w:p>
+      <w:pPr>
+        <w:shd w:val="clear" w:color="auto" w:fill="FFFFFF" w:themeFill="background1"/>
+        <w:spacing w:after="303" w:line="259" w:lineRule="auto"/>
+        <w:ind w:left="0" w:firstLine="0"/>
+      </w:pPr>
+    </w:p>
+    <w:p>
+      <w:pPr>
+        <w:shd w:val="clear" w:color="auto" w:fill="FFFFFF" w:themeFill="background1"/>
+        <w:spacing w:after="303" w:line="259" w:lineRule="auto"/>
+        <w:ind w:left="0" w:firstLine="0"/>
       </w:pPr>
     </w:p>
     <w:p>
       <w:pPr>
         <w:spacing w:after="27" w:line="265" w:lineRule="auto"/>
-      </w:pPr>
-      <w:r>
         <w:rPr>
           <w:rFonts w:ascii="Arial" w:eastAsia="Arial" w:hAnsi="Arial" w:cs="Arial"/>
           <w:color w:val="000555"/>
           <w:sz w:val="20"/>
         </w:rPr>
-        <w:t xml:space="preserve">Student ID: 2408881   |   Name: </w:t>
-      </w:r>
-      <w:r>
+      </w:pPr>
+    </w:p>
+    <w:p>
+      <w:pPr>
+        <w:spacing w:after="27" w:line="265" w:lineRule="auto"/>
         <w:rPr>
           <w:rFonts w:ascii="Arial" w:eastAsia="Arial" w:hAnsi="Arial" w:cs="Arial"/>
           <w:color w:val="000555"/>
           <w:sz w:val="20"/>
         </w:rPr>
-        <w:t>Nishant Jaiswal</w:t>
-      </w:r>
-      <w:r>
+      </w:pPr>
+    </w:p>
+    <w:p>
+      <w:pPr>
+        <w:spacing w:after="27" w:line="265" w:lineRule="auto"/>
         <w:rPr>
           <w:rFonts w:ascii="Arial" w:eastAsia="Arial" w:hAnsi="Arial" w:cs="Arial"/>
           <w:color w:val="000555"/>
           <w:sz w:val="20"/>
         </w:rPr>
-        <w:t xml:space="preserve">  |   April, 2026</w:t>
-      </w:r>
-    </w:p>
-    <w:p>
-      <w:pPr>
-        <w:spacing w:after="860" w:line="265" w:lineRule="auto"/>
+      </w:pPr>
+    </w:p>
+    <w:p>
+      <w:pPr>
+        <w:spacing w:after="27" w:line="265" w:lineRule="auto"/>
         <w:rPr>
           <w:rFonts w:ascii="Arial" w:eastAsia="Arial" w:hAnsi="Arial" w:cs="Arial"/>
           <w:color w:val="000555"/>
           <w:sz w:val="20"/>
         </w:rPr>
       </w:pPr>
-      <w:r>
+    </w:p>
+    <w:p>
+      <w:pPr>
+        <w:spacing w:after="27" w:line="265" w:lineRule="auto"/>
         <w:rPr>
           <w:rFonts w:ascii="Arial" w:eastAsia="Arial" w:hAnsi="Arial" w:cs="Arial"/>
           <w:color w:val="000555"/>
           <w:sz w:val="20"/>
         </w:rPr>
-        <w:t>GitHub: github.com/</w:t>
-      </w:r>
-      <w:r>
+      </w:pPr>
+    </w:p>
+    <w:p>
+      <w:pPr>
+        <w:spacing w:after="27" w:line="265" w:lineRule="auto"/>
         <w:rPr>
           <w:rFonts w:ascii="Arial" w:eastAsia="Arial" w:hAnsi="Arial" w:cs="Arial"/>
           <w:color w:val="000555"/>
           <w:sz w:val="20"/>
         </w:rPr>
-        <w:t>Uknowme-h</w:t>
-      </w:r>
-      <w:r>
+      </w:pPr>
+      <w:r>
+        <w:rPr>
+          <w:noProof/>
+          <w:sz w:val="56"/>
+          <w:szCs w:val="56"/>
+        </w:rPr>
+        <mc:AlternateContent>
+          <mc:Choice Requires="wps">
+            <w:drawing>
+              <wp:anchor distT="0" distB="0" distL="114300" distR="114300" simplePos="0" relativeHeight="251661312" behindDoc="0" locked="0" layoutInCell="1" allowOverlap="1" wp14:anchorId="227290AA" wp14:editId="3E903146">
+                <wp:simplePos x="0" y="0"/>
+                <wp:positionH relativeFrom="margin">
+                  <wp:align>center</wp:align>
+                </wp:positionH>
+                <wp:positionV relativeFrom="paragraph">
+                  <wp:posOffset>172085</wp:posOffset>
+                </wp:positionV>
+                <wp:extent cx="6115050" cy="885825"/>
+                <wp:effectExtent l="0" t="0" r="0" b="9525"/>
+                <wp:wrapNone/>
+                <wp:docPr id="9" name="Text Box 9"/>
+                <wp:cNvGraphicFramePr/>
+                <a:graphic xmlns:a="http://schemas.openxmlformats.org/drawingml/2006/main">
+                  <a:graphicData uri="http://schemas.microsoft.com/office/word/2010/wordprocessingShape">
+                    <wps:wsp>
+                      <wps:cNvSpPr txBox="1"/>
+                      <wps:spPr>
+                        <a:xfrm>
+                          <a:off x="0" y="0"/>
+                          <a:ext cx="6115050" cy="885825"/>
+                        </a:xfrm>
+                        <a:prstGeom prst="rect">
+                          <a:avLst/>
+                        </a:prstGeom>
+                        <a:solidFill>
+                          <a:schemeClr val="lt1"/>
+                        </a:solidFill>
+                        <a:ln w="6350">
+                          <a:noFill/>
+                        </a:ln>
+                      </wps:spPr>
+                      <wps:txbx>
+                        <w:txbxContent>
+                          <w:p>
+                            <w:pPr>
+                              <w:jc w:val="center"/>
+                              <w:rPr>
+                                <w:sz w:val="48"/>
+                                <w:szCs w:val="48"/>
+                              </w:rPr>
+                            </w:pPr>
+                            <w:r>
+                              <w:rPr>
+                                <w:sz w:val="48"/>
+                                <w:szCs w:val="48"/>
+                              </w:rPr>
+                              <w:t>Part-III Language Task</w:t>
+                            </w:r>
+                          </w:p>
+                          <w:p/>
+                        </w:txbxContent>
+                      </wps:txbx>
+                      <wps:bodyPr rot="0" spcFirstLastPara="0" vertOverflow="overflow" horzOverflow="overflow" vert="horz" wrap="square" lIns="91440" tIns="45720" rIns="91440" bIns="45720" numCol="1" spcCol="0" rtlCol="0" fromWordArt="0" anchor="t" anchorCtr="0" forceAA="0" compatLnSpc="1">
+                        <a:prstTxWarp prst="textNoShape">
+                          <a:avLst/>
+                        </a:prstTxWarp>
+                        <a:noAutofit/>
+                      </wps:bodyPr>
+                    </wps:wsp>
+                  </a:graphicData>
+                </a:graphic>
+                <wp14:sizeRelH relativeFrom="margin">
+                  <wp14:pctWidth>0</wp14:pctWidth>
+                </wp14:sizeRelH>
+              </wp:anchor>
+            </w:drawing>
+          </mc:Choice>
+          <mc:Fallback>
+            <w:pict>
+              <v:shapetype w14:anchorId="227290AA" id="_x0000_t202" coordsize="21600,21600" o:spt="202" path="m,l,21600r21600,l21600,xe">
+                <v:stroke joinstyle="miter"/>
+                <v:path gradientshapeok="t" o:connecttype="rect"/>
+              </v:shapetype>
+              <v:shape id="Text Box 9" o:spid="_x0000_s1026" type="#_x0000_t202" style="position:absolute;left:0;text-align:left;margin-left:0;margin-top:13.55pt;width:481.5pt;height:69.75pt;z-index:251661312;visibility:visible;mso-wrap-style:square;mso-width-percent:0;mso-wrap-distance-left:9pt;mso-wrap-distance-top:0;mso-wrap-distance-right:9pt;mso-wrap-distance-bottom:0;mso-position-horizontal:center;mso-position-horizontal-relative:margin;mso-position-vertical:absolute;mso-position-vertical-relative:text;mso-width-percent:0;mso-width-relative:margin;v-text-anchor:top" o:gfxdata="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" fillcolor="white [3201]" stroked="f" strokeweight=".5pt">
+                <v:textbox>
+                  <w:txbxContent>
+                    <w:p>
+                      <w:pPr>
+                        <w:jc w:val="center"/>
+                        <w:rPr>
+                          <w:sz w:val="48"/>
+                          <w:szCs w:val="48"/>
+                        </w:rPr>
+                      </w:pPr>
+                      <w:r>
+                        <w:rPr>
+                          <w:sz w:val="48"/>
+                          <w:szCs w:val="48"/>
+                        </w:rPr>
+                        <w:t>Part-III Language Task</w:t>
+                      </w:r>
+                    </w:p>
+                    <w:p/>
+                  </w:txbxContent>
+                </v:textbox>
+                <w10:wrap anchorx="margin"/>
+              </v:shape>
+            </w:pict>
+          </mc:Fallback>
+        </mc:AlternateContent>
+      </w:r>
+    </w:p>
+    <w:p>
+      <w:pPr>
+        <w:spacing w:after="27" w:line="265" w:lineRule="auto"/>
         <w:rPr>
           <w:rFonts w:ascii="Arial" w:eastAsia="Arial" w:hAnsi="Arial" w:cs="Arial"/>
           <w:color w:val="000555"/>
           <w:sz w:val="20"/>
         </w:rPr>
-        <w:t>/AIML — Assessment/NLP.ipynb</w:t>
-      </w:r>
-    </w:p>
-    <w:p>
-      <w:pPr>
-        <w:spacing w:after="860" w:line="265" w:lineRule="auto"/>
+      </w:pPr>
+    </w:p>
+    <w:p>
+      <w:pPr>
+        <w:spacing w:after="27" w:line="265" w:lineRule="auto"/>
         <w:rPr>
           <w:rFonts w:ascii="Arial" w:eastAsia="Arial" w:hAnsi="Arial" w:cs="Arial"/>
           <w:color w:val="000555"/>
@@ -119,7 +496,7 @@
     </w:p>
     <w:p>
       <w:pPr>
-        <w:spacing w:after="860" w:line="265" w:lineRule="auto"/>
+        <w:spacing w:after="27" w:line="265" w:lineRule="auto"/>
         <w:rPr>
           <w:rFonts w:ascii="Arial" w:eastAsia="Arial" w:hAnsi="Arial" w:cs="Arial"/>
           <w:color w:val="000555"/>
@@ -129,7 +506,7 @@
     </w:p>
     <w:p>
       <w:pPr>
-        <w:spacing w:after="860" w:line="265" w:lineRule="auto"/>
+        <w:spacing w:after="27" w:line="265" w:lineRule="auto"/>
         <w:rPr>
           <w:rFonts w:ascii="Arial" w:eastAsia="Arial" w:hAnsi="Arial" w:cs="Arial"/>
           <w:color w:val="000555"/>
@@ -139,7 +516,7 @@
     </w:p>
     <w:p>
       <w:pPr>
-        <w:spacing w:after="860" w:line="265" w:lineRule="auto"/>
+        <w:spacing w:after="27" w:line="265" w:lineRule="auto"/>
         <w:rPr>
           <w:rFonts w:ascii="Arial" w:eastAsia="Arial" w:hAnsi="Arial" w:cs="Arial"/>
           <w:color w:val="000555"/>
@@ -149,7 +526,7 @@
     </w:p>
     <w:p>
       <w:pPr>
-        <w:spacing w:after="860" w:line="265" w:lineRule="auto"/>
+        <w:spacing w:after="27" w:line="265" w:lineRule="auto"/>
         <w:rPr>
           <w:rFonts w:ascii="Arial" w:eastAsia="Arial" w:hAnsi="Arial" w:cs="Arial"/>
           <w:color w:val="000555"/>
@@ -159,7 +536,7 @@
     </w:p>
     <w:p>
       <w:pPr>
-        <w:spacing w:after="860" w:line="265" w:lineRule="auto"/>
+        <w:spacing w:after="27" w:line="265" w:lineRule="auto"/>
         <w:rPr>
           <w:rFonts w:ascii="Arial" w:eastAsia="Arial" w:hAnsi="Arial" w:cs="Arial"/>
           <w:color w:val="000555"/>
@@ -169,7 +546,7 @@
     </w:p>
     <w:p>
       <w:pPr>
-        <w:spacing w:after="860" w:line="265" w:lineRule="auto"/>
+        <w:spacing w:after="27" w:line="265" w:lineRule="auto"/>
         <w:rPr>
           <w:rFonts w:ascii="Arial" w:eastAsia="Arial" w:hAnsi="Arial" w:cs="Arial"/>
           <w:color w:val="000555"/>
@@ -179,17 +556,497 @@
     </w:p>
     <w:p>
       <w:pPr>
-        <w:spacing w:after="860" w:line="265" w:lineRule="auto"/>
+        <w:spacing w:after="27" w:line="265" w:lineRule="auto"/>
         <w:rPr>
           <w:rFonts w:ascii="Arial" w:eastAsia="Arial" w:hAnsi="Arial" w:cs="Arial"/>
           <w:color w:val="000555"/>
           <w:sz w:val="20"/>
         </w:rPr>
       </w:pPr>
-    </w:p>
-    <w:p>
-      <w:pPr>
-        <w:spacing w:after="860" w:line="265" w:lineRule="auto"/>
+      <w:r>
+        <w:rPr>
+          <w:noProof/>
+          <w:sz w:val="56"/>
+          <w:szCs w:val="56"/>
+        </w:rPr>
+        <mc:AlternateContent>
+          <mc:Choice Requires="wps">
+            <w:drawing>
+              <wp:anchor distT="0" distB="0" distL="114300" distR="114300" simplePos="0" relativeHeight="251663360" behindDoc="0" locked="0" layoutInCell="1" allowOverlap="1" wp14:anchorId="19863C5D" wp14:editId="7D280C48">
+                <wp:simplePos x="0" y="0"/>
+                <wp:positionH relativeFrom="margin">
+                  <wp:posOffset>-358140</wp:posOffset>
+                </wp:positionH>
+                <wp:positionV relativeFrom="paragraph">
+                  <wp:posOffset>187325</wp:posOffset>
+                </wp:positionV>
+                <wp:extent cx="5842676" cy="2080260"/>
+                <wp:effectExtent l="0" t="0" r="5715" b="0"/>
+                <wp:wrapNone/>
+                <wp:docPr id="6" name="Text Box 6"/>
+                <wp:cNvGraphicFramePr/>
+                <a:graphic xmlns:a="http://schemas.openxmlformats.org/drawingml/2006/main">
+                  <a:graphicData uri="http://schemas.microsoft.com/office/word/2010/wordprocessingShape">
+                    <wps:wsp>
+                      <wps:cNvSpPr txBox="1"/>
+                      <wps:spPr>
+                        <a:xfrm>
+                          <a:off x="0" y="0"/>
+                          <a:ext cx="5842676" cy="2080260"/>
+                        </a:xfrm>
+                        <a:prstGeom prst="rect">
+                          <a:avLst/>
+                        </a:prstGeom>
+                        <a:solidFill>
+                          <a:schemeClr val="lt1"/>
+                        </a:solidFill>
+                        <a:ln w="6350">
+                          <a:noFill/>
+                        </a:ln>
+                      </wps:spPr>
+                      <wps:txbx>
+                        <w:txbxContent>
+                          <w:p/>
+                          <w:p/>
+                          <w:p/>
+                          <w:p>
+                            <w:pPr>
+                              <w:rPr>
+                                <w:sz w:val="28"/>
+                                <w:szCs w:val="28"/>
+                              </w:rPr>
+                            </w:pPr>
+                            <w:r>
+                              <w:rPr>
+                                <w:sz w:val="28"/>
+                                <w:szCs w:val="28"/>
+                              </w:rPr>
+                              <w:t>Student Id</w:t>
+                            </w:r>
+                            <w:r>
+                              <w:rPr>
+                                <w:sz w:val="28"/>
+                                <w:szCs w:val="28"/>
+                              </w:rPr>
+                              <w:tab/>
+                            </w:r>
+                            <w:r>
+                              <w:rPr>
+                                <w:sz w:val="28"/>
+                                <w:szCs w:val="28"/>
+                              </w:rPr>
+                              <w:tab/>
+                              <w:t xml:space="preserve">: </w:t>
+                            </w:r>
+                            <w:r>
+                              <w:rPr>
+                                <w:sz w:val="28"/>
+                                <w:szCs w:val="28"/>
+                              </w:rPr>
+                              <w:t>240</w:t>
+                            </w:r>
+                            <w:r>
+                              <w:rPr>
+                                <w:sz w:val="28"/>
+                                <w:szCs w:val="28"/>
+                              </w:rPr>
+                              <w:t>8972</w:t>
+                            </w:r>
+                          </w:p>
+                          <w:p>
+                            <w:pPr>
+                              <w:rPr>
+                                <w:sz w:val="28"/>
+                                <w:szCs w:val="28"/>
+                              </w:rPr>
+                            </w:pPr>
+                            <w:r>
+                              <w:rPr>
+                                <w:sz w:val="28"/>
+                                <w:szCs w:val="28"/>
+                              </w:rPr>
+                              <w:t>Student Name</w:t>
+                            </w:r>
+                            <w:r>
+                              <w:rPr>
+                                <w:sz w:val="28"/>
+                                <w:szCs w:val="28"/>
+                              </w:rPr>
+                              <w:tab/>
+                              <w:t xml:space="preserve">: </w:t>
+                            </w:r>
+                            <w:r>
+                              <w:rPr>
+                                <w:sz w:val="28"/>
+                                <w:szCs w:val="28"/>
+                              </w:rPr>
+                              <w:t>Nishant Jaiswal</w:t>
+                            </w:r>
+                          </w:p>
+                          <w:p>
+                            <w:pPr>
+                              <w:rPr>
+                                <w:sz w:val="28"/>
+                                <w:szCs w:val="28"/>
+                              </w:rPr>
+                            </w:pPr>
+                            <w:r>
+                              <w:rPr>
+                                <w:sz w:val="28"/>
+                                <w:szCs w:val="28"/>
+                              </w:rPr>
+                              <w:t>Section</w:t>
+                            </w:r>
+                            <w:r>
+                              <w:rPr>
+                                <w:sz w:val="28"/>
+                                <w:szCs w:val="28"/>
+                              </w:rPr>
+                              <w:tab/>
+                            </w:r>
+                            <w:r>
+                              <w:rPr>
+                                <w:sz w:val="28"/>
+                                <w:szCs w:val="28"/>
+                              </w:rPr>
+                              <w:tab/>
+                              <w:t xml:space="preserve">: </w:t>
+                            </w:r>
+                            <w:r>
+                              <w:rPr>
+                                <w:sz w:val="28"/>
+                                <w:szCs w:val="28"/>
+                              </w:rPr>
+                              <w:t>L6CG4</w:t>
+                            </w:r>
+                          </w:p>
+                          <w:p>
+                            <w:pPr>
+                              <w:rPr>
+                                <w:sz w:val="28"/>
+                                <w:szCs w:val="28"/>
+                              </w:rPr>
+                            </w:pPr>
+                            <w:r>
+                              <w:rPr>
+                                <w:sz w:val="28"/>
+                                <w:szCs w:val="28"/>
+                              </w:rPr>
+                              <w:t>Module Leader</w:t>
+                            </w:r>
+                            <w:r>
+                              <w:rPr>
+                                <w:sz w:val="28"/>
+                                <w:szCs w:val="28"/>
+                              </w:rPr>
+                              <w:tab/>
+                              <w:t xml:space="preserve">: </w:t>
+                            </w:r>
+                            <w:r>
+                              <w:rPr>
+                                <w:sz w:val="28"/>
+                                <w:szCs w:val="28"/>
+                              </w:rPr>
+                              <w:t xml:space="preserve">Mr. </w:t>
+                            </w:r>
+                            <w:r>
+                              <w:rPr>
+                                <w:sz w:val="28"/>
+                                <w:szCs w:val="28"/>
+                              </w:rPr>
+                              <w:t>Siman Giri</w:t>
+                            </w:r>
+                          </w:p>
+                          <w:p>
+                            <w:pPr>
+                              <w:rPr>
+                                <w:sz w:val="28"/>
+                                <w:szCs w:val="28"/>
+                              </w:rPr>
+                            </w:pPr>
+                            <w:r>
+                              <w:rPr>
+                                <w:sz w:val="28"/>
+                                <w:szCs w:val="28"/>
+                              </w:rPr>
+                              <w:t xml:space="preserve">Tutor </w:t>
+                            </w:r>
+                            <w:r>
+                              <w:rPr>
+                                <w:sz w:val="28"/>
+                                <w:szCs w:val="28"/>
+                              </w:rPr>
+                              <w:tab/>
+                            </w:r>
+                            <w:r>
+                              <w:rPr>
+                                <w:sz w:val="28"/>
+                                <w:szCs w:val="28"/>
+                              </w:rPr>
+                              <w:tab/>
+                            </w:r>
+                            <w:r>
+                              <w:rPr>
+                                <w:sz w:val="28"/>
+                                <w:szCs w:val="28"/>
+                              </w:rPr>
+                              <w:t xml:space="preserve">          : M</w:t>
+                            </w:r>
+                            <w:r>
+                              <w:rPr>
+                                <w:sz w:val="28"/>
+                                <w:szCs w:val="28"/>
+                              </w:rPr>
+                              <w:t>r. Anish Khatiwada</w:t>
+                            </w:r>
+                            <w:r>
+                              <w:rPr>
+                                <w:sz w:val="28"/>
+                                <w:szCs w:val="28"/>
+                              </w:rPr>
+                              <w:tab/>
+                            </w:r>
+                          </w:p>
+                          <w:p/>
+                        </w:txbxContent>
+                      </wps:txbx>
+                      <wps:bodyPr rot="0" spcFirstLastPara="0" vertOverflow="overflow" horzOverflow="overflow" vert="horz" wrap="square" lIns="91440" tIns="45720" rIns="91440" bIns="45720" numCol="1" spcCol="0" rtlCol="0" fromWordArt="0" anchor="t" anchorCtr="0" forceAA="0" compatLnSpc="1">
+                        <a:prstTxWarp prst="textNoShape">
+                          <a:avLst/>
+                        </a:prstTxWarp>
+                        <a:noAutofit/>
+                      </wps:bodyPr>
+                    </wps:wsp>
+                  </a:graphicData>
+                </a:graphic>
+                <wp14:sizeRelH relativeFrom="margin">
+                  <wp14:pctWidth>0</wp14:pctWidth>
+                </wp14:sizeRelH>
+                <wp14:sizeRelV relativeFrom="margin">
+                  <wp14:pctHeight>0</wp14:pctHeight>
+                </wp14:sizeRelV>
+              </wp:anchor>
+            </w:drawing>
+          </mc:Choice>
+          <mc:Fallback>
+            <w:pict>
+              <v:shape w14:anchorId="19863C5D" id="Text Box 6" o:spid="_x0000_s1027" type="#_x0000_t202" style="position:absolute;left:0;text-align:left;margin-left:-28.2pt;margin-top:14.75pt;width:460.05pt;height:163.8pt;z-index:251663360;visibility:visible;mso-wrap-style:square;mso-width-percent:0;mso-height-percent:0;mso-wrap-distance-left:9pt;mso-wrap-distance-top:0;mso-wrap-distance-right:9pt;mso-wrap-distance-bottom:0;mso-position-horizontal:absolute;mso-position-horizontal-relative:margin;mso-position-vertical:absolute;mso-position-vertical-relative:text;mso-width-percent:0;mso-height-percent:0;mso-width-relative:margin;mso-height-relative:margin;v-text-anchor:top" o:gfxdata="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" fillcolor="white [3201]" stroked="f" strokeweight=".5pt">
+                <v:textbox>
+                  <w:txbxContent>
+                    <w:p/>
+                    <w:p/>
+                    <w:p/>
+                    <w:p>
+                      <w:pPr>
+                        <w:rPr>
+                          <w:sz w:val="28"/>
+                          <w:szCs w:val="28"/>
+                        </w:rPr>
+                      </w:pPr>
+                      <w:r>
+                        <w:rPr>
+                          <w:sz w:val="28"/>
+                          <w:szCs w:val="28"/>
+                        </w:rPr>
+                        <w:t>Student Id</w:t>
+                      </w:r>
+                      <w:r>
+                        <w:rPr>
+                          <w:sz w:val="28"/>
+                          <w:szCs w:val="28"/>
+                        </w:rPr>
+                        <w:tab/>
+                      </w:r>
+                      <w:r>
+                        <w:rPr>
+                          <w:sz w:val="28"/>
+                          <w:szCs w:val="28"/>
+                        </w:rPr>
+                        <w:tab/>
+                        <w:t xml:space="preserve">: </w:t>
+                      </w:r>
+                      <w:r>
+                        <w:rPr>
+                          <w:sz w:val="28"/>
+                          <w:szCs w:val="28"/>
+                        </w:rPr>
+                        <w:t>240</w:t>
+                      </w:r>
+                      <w:r>
+                        <w:rPr>
+                          <w:sz w:val="28"/>
+                          <w:szCs w:val="28"/>
+                        </w:rPr>
+                        <w:t>8972</w:t>
+                      </w:r>
+                    </w:p>
+                    <w:p>
+                      <w:pPr>
+                        <w:rPr>
+                          <w:sz w:val="28"/>
+                          <w:szCs w:val="28"/>
+                        </w:rPr>
+                      </w:pPr>
+                      <w:r>
+                        <w:rPr>
+                          <w:sz w:val="28"/>
+                          <w:szCs w:val="28"/>
+                        </w:rPr>
+                        <w:t>Student Name</w:t>
+                      </w:r>
+                      <w:r>
+                        <w:rPr>
+                          <w:sz w:val="28"/>
+                          <w:szCs w:val="28"/>
+                        </w:rPr>
+                        <w:tab/>
+                        <w:t xml:space="preserve">: </w:t>
+                      </w:r>
+                      <w:r>
+                        <w:rPr>
+                          <w:sz w:val="28"/>
+                          <w:szCs w:val="28"/>
+                        </w:rPr>
+                        <w:t>Nishant Jaiswal</w:t>
+                      </w:r>
+                    </w:p>
+                    <w:p>
+                      <w:pPr>
+                        <w:rPr>
+                          <w:sz w:val="28"/>
+                          <w:szCs w:val="28"/>
+                        </w:rPr>
+                      </w:pPr>
+                      <w:r>
+                        <w:rPr>
+                          <w:sz w:val="28"/>
+                          <w:szCs w:val="28"/>
+                        </w:rPr>
+                        <w:t>Section</w:t>
+                      </w:r>
+                      <w:r>
+                        <w:rPr>
+                          <w:sz w:val="28"/>
+                          <w:szCs w:val="28"/>
+                        </w:rPr>
+                        <w:tab/>
+                      </w:r>
+                      <w:r>
+                        <w:rPr>
+                          <w:sz w:val="28"/>
+                          <w:szCs w:val="28"/>
+                        </w:rPr>
+                        <w:tab/>
+                        <w:t xml:space="preserve">: </w:t>
+                      </w:r>
+                      <w:r>
+                        <w:rPr>
+                          <w:sz w:val="28"/>
+                          <w:szCs w:val="28"/>
+                        </w:rPr>
+                        <w:t>L6CG4</w:t>
+                      </w:r>
+                    </w:p>
+                    <w:p>
+                      <w:pPr>
+                        <w:rPr>
+                          <w:sz w:val="28"/>
+                          <w:szCs w:val="28"/>
+                        </w:rPr>
+                      </w:pPr>
+                      <w:r>
+                        <w:rPr>
+                          <w:sz w:val="28"/>
+                          <w:szCs w:val="28"/>
+                        </w:rPr>
+                        <w:t>Module Leader</w:t>
+                      </w:r>
+                      <w:r>
+                        <w:rPr>
+                          <w:sz w:val="28"/>
+                          <w:szCs w:val="28"/>
+                        </w:rPr>
+                        <w:tab/>
+                        <w:t xml:space="preserve">: </w:t>
+                      </w:r>
+                      <w:r>
+                        <w:rPr>
+                          <w:sz w:val="28"/>
+                          <w:szCs w:val="28"/>
+                        </w:rPr>
+                        <w:t xml:space="preserve">Mr. </w:t>
+                      </w:r>
+                      <w:r>
+                        <w:rPr>
+                          <w:sz w:val="28"/>
+                          <w:szCs w:val="28"/>
+                        </w:rPr>
+                        <w:t>Siman Giri</w:t>
+                      </w:r>
+                    </w:p>
+                    <w:p>
+                      <w:pPr>
+                        <w:rPr>
+                          <w:sz w:val="28"/>
+                          <w:szCs w:val="28"/>
+                        </w:rPr>
+                      </w:pPr>
+                      <w:r>
+                        <w:rPr>
+                          <w:sz w:val="28"/>
+                          <w:szCs w:val="28"/>
+                        </w:rPr>
+                        <w:t xml:space="preserve">Tutor </w:t>
+                      </w:r>
+                      <w:r>
+                        <w:rPr>
+                          <w:sz w:val="28"/>
+                          <w:szCs w:val="28"/>
+                        </w:rPr>
+                        <w:tab/>
+                      </w:r>
+                      <w:r>
+                        <w:rPr>
+                          <w:sz w:val="28"/>
+                          <w:szCs w:val="28"/>
+                        </w:rPr>
+                        <w:tab/>
+                      </w:r>
+                      <w:r>
+                        <w:rPr>
+                          <w:sz w:val="28"/>
+                          <w:szCs w:val="28"/>
+                        </w:rPr>
+                        <w:t xml:space="preserve">          : M</w:t>
+                      </w:r>
+                      <w:r>
+                        <w:rPr>
+                          <w:sz w:val="28"/>
+                          <w:szCs w:val="28"/>
+                        </w:rPr>
+                        <w:t>r. Anish Khatiwada</w:t>
+                      </w:r>
+                      <w:r>
+                        <w:rPr>
+                          <w:sz w:val="28"/>
+                          <w:szCs w:val="28"/>
+                        </w:rPr>
+                        <w:tab/>
+                      </w:r>
+                    </w:p>
+                    <w:p/>
+                  </w:txbxContent>
+                </v:textbox>
+                <w10:wrap anchorx="margin"/>
+              </v:shape>
+            </w:pict>
+          </mc:Fallback>
+        </mc:AlternateContent>
+      </w:r>
+    </w:p>
+    <w:p>
+      <w:pPr>
+        <w:spacing w:after="27" w:line="265" w:lineRule="auto"/>
         <w:rPr>
           <w:rFonts w:ascii="Arial" w:eastAsia="Arial" w:hAnsi="Arial" w:cs="Arial"/>
           <w:color w:val="000555"/>
@@ -197,8 +1054,57 @@
         </w:rPr>
       </w:pPr>
     </w:p>
+    <w:p>
+      <w:pPr>
+        <w:spacing w:after="27" w:line="265" w:lineRule="auto"/>
+        <w:rPr>
+          <w:rFonts w:ascii="Arial" w:eastAsia="Arial" w:hAnsi="Arial" w:cs="Arial"/>
+          <w:color w:val="000555"/>
+          <w:sz w:val="20"/>
+        </w:rPr>
+      </w:pPr>
+    </w:p>
+    <w:p>
+      <w:pPr>
+        <w:spacing w:after="27" w:line="265" w:lineRule="auto"/>
+        <w:rPr>
+          <w:rFonts w:ascii="Arial" w:eastAsia="Arial" w:hAnsi="Arial" w:cs="Arial"/>
+          <w:color w:val="000555"/>
+          <w:sz w:val="20"/>
+        </w:rPr>
+      </w:pPr>
+    </w:p>
+    <w:p>
+      <w:pPr>
+        <w:spacing w:after="27" w:line="265" w:lineRule="auto"/>
+        <w:rPr>
+          <w:rFonts w:ascii="Arial" w:eastAsia="Arial" w:hAnsi="Arial" w:cs="Arial"/>
+          <w:color w:val="000555"/>
+          <w:sz w:val="20"/>
+        </w:rPr>
+      </w:pPr>
+    </w:p>
+    <w:p>
+      <w:pPr>
+        <w:spacing w:after="860" w:line="265" w:lineRule="auto"/>
+        <w:ind w:left="0" w:firstLine="0"/>
+        <w:rPr>
+          <w:rFonts w:ascii="Arial" w:eastAsia="Arial" w:hAnsi="Arial" w:cs="Arial"/>
+          <w:color w:val="000555"/>
+          <w:sz w:val="20"/>
+        </w:rPr>
+      </w:pPr>
+    </w:p>
     <w:sdt>
       <w:sdtPr>
+        <w:rPr>
+          <w:rFonts w:ascii="Times New Roman" w:eastAsia="Times New Roman" w:hAnsi="Times New Roman" w:cs="Times New Roman"/>
+          <w:color w:val="000000"/>
+          <w:kern w:val="2"/>
+          <w:sz w:val="21"/>
+          <w:szCs w:val="24"/>
+          <w14:ligatures w14:val="standardContextual"/>
+        </w:rPr>
         <w:id w:val="-1798595748"/>
         <w:docPartObj>
           <w:docPartGallery w:val="Table of Contents"/>
@@ -207,21 +1113,16 @@
       </w:sdtPr>
       <w:sdtEndPr>
         <w:rPr>
-          <w:rFonts w:ascii="Times New Roman" w:eastAsia="Times New Roman" w:hAnsi="Times New Roman" w:cs="Times New Roman"/>
           <w:b/>
           <w:bCs/>
           <w:noProof/>
-          <w:color w:val="000000"/>
-          <w:kern w:val="2"/>
-          <w:sz w:val="21"/>
-          <w:szCs w:val="24"/>
-          <w14:ligatures w14:val="standardContextual"/>
         </w:rPr>
       </w:sdtEndPr>
       <w:sdtContent>
         <w:p>
           <w:pPr>
             <w:pStyle w:val="TOCHeading"/>
+            <w:jc w:val="both"/>
           </w:pPr>
           <w:r>
             <w:t xml:space="preserve">Table of </w:t>
@@ -1636,6 +2537,13 @@
           </w:hyperlink>
         </w:p>
         <w:p>
+          <w:pPr>
+            <w:rPr>
+              <w:b/>
+              <w:bCs/>
+              <w:noProof/>
+            </w:rPr>
+          </w:pPr>
           <w:r>
             <w:rPr>
               <w:b/>
@@ -1645,18 +2553,9 @@
             <w:fldChar w:fldCharType="end"/>
           </w:r>
         </w:p>
+        <w:p/>
       </w:sdtContent>
     </w:sdt>
-    <w:p>
-      <w:pPr>
-        <w:spacing w:after="860" w:line="265" w:lineRule="auto"/>
-        <w:rPr>
-          <w:rFonts w:ascii="Arial" w:eastAsia="Arial" w:hAnsi="Arial" w:cs="Arial"/>
-          <w:color w:val="000555"/>
-          <w:sz w:val="20"/>
-        </w:rPr>
-      </w:pPr>
-    </w:p>
     <w:p>
       <w:pPr>
         <w:pStyle w:val="Heading1"/>
@@ -1664,14 +2563,36 @@
           <w:ilvl w:val="0"/>
           <w:numId w:val="0"/>
         </w:numPr>
+        <w:tabs>
+          <w:tab w:val="center" w:pos="4393"/>
+        </w:tabs>
         <w:ind w:left="10" w:hanging="10"/>
+        <w:jc w:val="both"/>
+      </w:pPr>
+    </w:p>
+    <w:p>
+      <w:pPr>
+        <w:pStyle w:val="Heading1"/>
+        <w:numPr>
+          <w:ilvl w:val="0"/>
+          <w:numId w:val="0"/>
+        </w:numPr>
+        <w:tabs>
+          <w:tab w:val="center" w:pos="4393"/>
+        </w:tabs>
+        <w:ind w:left="10" w:hanging="10"/>
+        <w:jc w:val="both"/>
       </w:pPr>
       <w:r>
         <w:t>Table of Tables</w:t>
       </w:r>
-    </w:p>
-    <w:p>
-      <w:pPr>
+      <w:r>
+        <w:tab/>
+      </w:r>
+    </w:p>
+    <w:p>
+      <w:pPr>
+        <w:ind w:left="0" w:firstLine="0"/>
         <w:rPr>
           <w:rFonts w:eastAsia="Arial"/>
         </w:rPr>
@@ -2048,9 +2969,6 @@
         <w:tabs>
           <w:tab w:val="right" w:leader="dot" w:pos="8776"/>
         </w:tabs>
-        <w:rPr>
-          <w:noProof/>
-        </w:rPr>
       </w:pPr>
       <w:hyperlink w:anchor="_Toc229239774" w:history="1">
         <w:r>
@@ -2110,6 +3028,321 @@
         </w:r>
       </w:hyperlink>
     </w:p>
+    <w:p/>
+    <w:p/>
+    <w:p/>
+    <w:p>
+      <w:pPr>
+        <w:pStyle w:val="Heading1"/>
+        <w:numPr>
+          <w:ilvl w:val="0"/>
+          <w:numId w:val="0"/>
+        </w:numPr>
+        <w:ind w:left="10"/>
+        <w:rPr>
+          <w:noProof/>
+        </w:rPr>
+      </w:pPr>
+      <w:r>
+        <w:fldChar w:fldCharType="end"/>
+      </w:r>
+      <w:r>
+        <w:t>Table of Figures</w:t>
+      </w:r>
+      <w:r>
+        <w:fldChar w:fldCharType="begin"/>
+      </w:r>
+      <w:r>
+        <w:instrText xml:space="preserve"> TOC \h \z \c "Figure" </w:instrText>
+      </w:r>
+      <w:r>
+        <w:fldChar w:fldCharType="separate"/>
+      </w:r>
+    </w:p>
+    <w:p>
+      <w:pPr>
+        <w:pStyle w:val="TableofFigures"/>
+        <w:tabs>
+          <w:tab w:val="right" w:leader="dot" w:pos="8776"/>
+        </w:tabs>
+        <w:rPr>
+          <w:rFonts w:asciiTheme="minorHAnsi" w:eastAsiaTheme="minorEastAsia" w:hAnsiTheme="minorHAnsi" w:cstheme="minorBidi"/>
+          <w:noProof/>
+          <w:color w:val="auto"/>
+          <w:sz w:val="24"/>
+        </w:rPr>
+      </w:pPr>
+      <w:hyperlink w:anchor="_Toc229314943" w:history="1">
+        <w:r>
+          <w:rPr>
+            <w:rStyle w:val="Hyperlink"/>
+            <w:noProof/>
+          </w:rPr>
+          <w:t>Figure 1 Label &amp; Word Length distribution</w:t>
+        </w:r>
+        <w:r>
+          <w:rPr>
+            <w:noProof/>
+            <w:webHidden/>
+          </w:rPr>
+          <w:tab/>
+        </w:r>
+        <w:r>
+          <w:rPr>
+            <w:noProof/>
+            <w:webHidden/>
+          </w:rPr>
+          <w:fldChar w:fldCharType="begin"/>
+        </w:r>
+        <w:r>
+          <w:rPr>
+            <w:noProof/>
+            <w:webHidden/>
+          </w:rPr>
+          <w:instrText xml:space="preserve"> PAGEREF _Toc229314943 \h </w:instrText>
+        </w:r>
+        <w:r>
+          <w:rPr>
+            <w:noProof/>
+            <w:webHidden/>
+          </w:rPr>
+        </w:r>
+        <w:r>
+          <w:rPr>
+            <w:noProof/>
+            <w:webHidden/>
+          </w:rPr>
+          <w:fldChar w:fldCharType="separate"/>
+        </w:r>
+        <w:r>
+          <w:rPr>
+            <w:noProof/>
+            <w:webHidden/>
+          </w:rPr>
+          <w:t>4</w:t>
+        </w:r>
+        <w:r>
+          <w:rPr>
+            <w:noProof/>
+            <w:webHidden/>
+          </w:rPr>
+          <w:fldChar w:fldCharType="end"/>
+        </w:r>
+      </w:hyperlink>
+    </w:p>
+    <w:p>
+      <w:pPr>
+        <w:pStyle w:val="TableofFigures"/>
+        <w:tabs>
+          <w:tab w:val="right" w:leader="dot" w:pos="8776"/>
+        </w:tabs>
+        <w:rPr>
+          <w:rFonts w:asciiTheme="minorHAnsi" w:eastAsiaTheme="minorEastAsia" w:hAnsiTheme="minorHAnsi" w:cstheme="minorBidi"/>
+          <w:noProof/>
+          <w:color w:val="auto"/>
+          <w:sz w:val="24"/>
+        </w:rPr>
+      </w:pPr>
+      <w:hyperlink w:anchor="_Toc229314944" w:history="1">
+        <w:r>
+          <w:rPr>
+            <w:rStyle w:val="Hyperlink"/>
+            <w:noProof/>
+          </w:rPr>
+          <w:t>Figure 2 Confusion Matrix</w:t>
+        </w:r>
+        <w:r>
+          <w:rPr>
+            <w:noProof/>
+            <w:webHidden/>
+          </w:rPr>
+          <w:tab/>
+        </w:r>
+        <w:r>
+          <w:rPr>
+            <w:noProof/>
+            <w:webHidden/>
+          </w:rPr>
+          <w:fldChar w:fldCharType="begin"/>
+        </w:r>
+        <w:r>
+          <w:rPr>
+            <w:noProof/>
+            <w:webHidden/>
+          </w:rPr>
+          <w:instrText xml:space="preserve"> PAGEREF _Toc229314944 \h </w:instrText>
+        </w:r>
+        <w:r>
+          <w:rPr>
+            <w:noProof/>
+            <w:webHidden/>
+          </w:rPr>
+        </w:r>
+        <w:r>
+          <w:rPr>
+            <w:noProof/>
+            <w:webHidden/>
+          </w:rPr>
+          <w:fldChar w:fldCharType="separate"/>
+        </w:r>
+        <w:r>
+          <w:rPr>
+            <w:noProof/>
+            <w:webHidden/>
+          </w:rPr>
+          <w:t>8</w:t>
+        </w:r>
+        <w:r>
+          <w:rPr>
+            <w:noProof/>
+            <w:webHidden/>
+          </w:rPr>
+          <w:fldChar w:fldCharType="end"/>
+        </w:r>
+      </w:hyperlink>
+    </w:p>
+    <w:p>
+      <w:pPr>
+        <w:pStyle w:val="TableofFigures"/>
+        <w:tabs>
+          <w:tab w:val="right" w:leader="dot" w:pos="8776"/>
+        </w:tabs>
+        <w:rPr>
+          <w:rFonts w:asciiTheme="minorHAnsi" w:eastAsiaTheme="minorEastAsia" w:hAnsiTheme="minorHAnsi" w:cstheme="minorBidi"/>
+          <w:noProof/>
+          <w:color w:val="auto"/>
+          <w:sz w:val="24"/>
+        </w:rPr>
+      </w:pPr>
+      <w:hyperlink w:anchor="_Toc229314945" w:history="1">
+        <w:r>
+          <w:rPr>
+            <w:rStyle w:val="Hyperlink"/>
+            <w:noProof/>
+          </w:rPr>
+          <w:t>Figure 3 Training Time comparision</w:t>
+        </w:r>
+        <w:r>
+          <w:rPr>
+            <w:noProof/>
+            <w:webHidden/>
+          </w:rPr>
+          <w:tab/>
+        </w:r>
+        <w:r>
+          <w:rPr>
+            <w:noProof/>
+            <w:webHidden/>
+          </w:rPr>
+          <w:fldChar w:fldCharType="begin"/>
+        </w:r>
+        <w:r>
+          <w:rPr>
+            <w:noProof/>
+            <w:webHidden/>
+          </w:rPr>
+          <w:instrText xml:space="preserve"> PAGEREF _Toc229314945 \h </w:instrText>
+        </w:r>
+        <w:r>
+          <w:rPr>
+            <w:noProof/>
+            <w:webHidden/>
+          </w:rPr>
+        </w:r>
+        <w:r>
+          <w:rPr>
+            <w:noProof/>
+            <w:webHidden/>
+          </w:rPr>
+          <w:fldChar w:fldCharType="separate"/>
+        </w:r>
+        <w:r>
+          <w:rPr>
+            <w:noProof/>
+            <w:webHidden/>
+          </w:rPr>
+          <w:t>9</w:t>
+        </w:r>
+        <w:r>
+          <w:rPr>
+            <w:noProof/>
+            <w:webHidden/>
+          </w:rPr>
+          <w:fldChar w:fldCharType="end"/>
+        </w:r>
+      </w:hyperlink>
+    </w:p>
+    <w:p>
+      <w:pPr>
+        <w:pStyle w:val="TableofFigures"/>
+        <w:tabs>
+          <w:tab w:val="right" w:leader="dot" w:pos="8776"/>
+        </w:tabs>
+        <w:rPr>
+          <w:rFonts w:asciiTheme="minorHAnsi" w:eastAsiaTheme="minorEastAsia" w:hAnsiTheme="minorHAnsi" w:cstheme="minorBidi"/>
+          <w:noProof/>
+          <w:color w:val="auto"/>
+          <w:sz w:val="24"/>
+        </w:rPr>
+      </w:pPr>
+      <w:hyperlink w:anchor="_Toc229314946" w:history="1">
+        <w:r>
+          <w:rPr>
+            <w:rStyle w:val="Hyperlink"/>
+            <w:noProof/>
+          </w:rPr>
+          <w:t>Figure 4 Error Type Breakdown - BestModel</w:t>
+        </w:r>
+        <w:r>
+          <w:rPr>
+            <w:noProof/>
+            <w:webHidden/>
+          </w:rPr>
+          <w:tab/>
+        </w:r>
+        <w:r>
+          <w:rPr>
+            <w:noProof/>
+            <w:webHidden/>
+          </w:rPr>
+          <w:fldChar w:fldCharType="begin"/>
+        </w:r>
+        <w:r>
+          <w:rPr>
+            <w:noProof/>
+            <w:webHidden/>
+          </w:rPr>
+          <w:instrText xml:space="preserve"> PAGEREF _Toc229314946 \h </w:instrText>
+        </w:r>
+        <w:r>
+          <w:rPr>
+            <w:noProof/>
+            <w:webHidden/>
+          </w:rPr>
+        </w:r>
+        <w:r>
+          <w:rPr>
+            <w:noProof/>
+            <w:webHidden/>
+          </w:rPr>
+          <w:fldChar w:fldCharType="separate"/>
+        </w:r>
+        <w:r>
+          <w:rPr>
+            <w:noProof/>
+            <w:webHidden/>
+          </w:rPr>
+          <w:t>10</w:t>
+        </w:r>
+        <w:r>
+          <w:rPr>
+            <w:noProof/>
+            <w:webHidden/>
+          </w:rPr>
+          <w:fldChar w:fldCharType="end"/>
+        </w:r>
+      </w:hyperlink>
+    </w:p>
     <w:p>
       <w:pPr>
         <w:spacing w:after="860" w:line="265" w:lineRule="auto"/>
@@ -2127,12 +3360,6 @@
         </w:rPr>
         <w:fldChar w:fldCharType="end"/>
       </w:r>
-    </w:p>
-    <w:p>
-      <w:pPr>
-        <w:spacing w:after="860" w:line="265" w:lineRule="auto"/>
-        <w:ind w:left="0" w:firstLine="0"/>
-      </w:pPr>
     </w:p>
     <w:p>
       <w:pPr>
@@ -2199,7 +3426,31 @@
         <w:t xml:space="preserve"> : </w:t>
       </w:r>
       <w:r>
-        <w:t>Three models are constructed: Simple RNN with trainable embeddings, stacked LSTM with trainable embeddings, and the same LSTM with the pretrained Google News Word2Vec vectors (300 dimension). The model uses Adam optimizer and manually set class weights, because of the imbalance of classes. EarlyStopping and ReduceLROnPlateau control training dynamics. Optimisation of the threshold based on the precision-recall curves occurs after the training phase.</w:t>
+        <w:t xml:space="preserve">Three models are constructed: Simple RNN with trainable embeddings, stacked LSTM with trainable embeddings, and the same LSTM with the pretrained Google News Word2Vec vectors (300 dimension). The model uses Adam optimizer and manually set class weights, because of the imbalance of classes. </w:t>
+      </w:r>
+      <w:proofErr w:type="spellStart"/>
+      <w:r>
+        <w:t>EarlyStopping</w:t>
+      </w:r>
+      <w:proofErr w:type="spellEnd"/>
+      <w:r>
+        <w:t xml:space="preserve"> and </w:t>
+      </w:r>
+      <w:proofErr w:type="spellStart"/>
+      <w:r>
+        <w:t>ReduceLROnPlateau</w:t>
+      </w:r>
+      <w:proofErr w:type="spellEnd"/>
+      <w:r>
+        <w:t xml:space="preserve"> control training dynamics. </w:t>
+      </w:r>
+      <w:proofErr w:type="spellStart"/>
+      <w:r>
+        <w:t>Optimisation</w:t>
+      </w:r>
+      <w:proofErr w:type="spellEnd"/>
+      <w:r>
+        <w:t xml:space="preserve"> of the threshold based on the precision-recall curves occurs after the training phase.</w:t>
       </w:r>
     </w:p>
     <w:p>
@@ -2244,7 +3495,15 @@
         <w:ind w:left="-5"/>
       </w:pPr>
       <w:r>
-        <w:t>The most promising upgrade path is BERTweet, which has been trained on the text used on Twitter.</w:t>
+        <w:t xml:space="preserve">The most promising upgrade path is </w:t>
+      </w:r>
+      <w:proofErr w:type="spellStart"/>
+      <w:r>
+        <w:t>BERTweet</w:t>
+      </w:r>
+      <w:proofErr w:type="spellEnd"/>
+      <w:r>
+        <w:t>, which has been trained on the text used on Twitter.</w:t>
       </w:r>
     </w:p>
     <w:p>
@@ -2271,7 +3530,15 @@
     </w:p>
     <w:p>
       <w:r>
-        <w:t>Bag-of-words methods disregard word order and negations. The first token that the signal passes through, its gradient has largely disappeared.RNNs resolved this by passing a hidden state along the sequence, but over long sequences, gradients do get lost. LSTMs solve this problem by having three gates (input, forget, output) that determine what is stored in the memory, what is forgotten, and what is carried forward, which allows the gradients to remain healthy over much longer sequences. Transformers are even more powerful, and have tradeoffs of memory, computation and interpretability that keep LSTMs alive in some environments.</w:t>
+        <w:t xml:space="preserve">Bag-of-words methods disregard word order and negations. The first token that the signal passes through, its gradient has largely </w:t>
+      </w:r>
+      <w:proofErr w:type="spellStart"/>
+      <w:r>
+        <w:t>disappeared.RNNs</w:t>
+      </w:r>
+      <w:proofErr w:type="spellEnd"/>
+      <w:r>
+        <w:t xml:space="preserve"> resolved this by passing a hidden state along the sequence, but over long sequences, gradients do get lost. LSTMs solve this problem by having three gates (input, forget, output) that determine what is stored in the memory, what is forgotten, and what is carried forward, which allows the gradients to remain healthy over much longer sequences. Transformers are even more powerful, and have tradeoffs of memory, computation and interpretability that keep LSTMs alive in some environments.</w:t>
       </w:r>
     </w:p>
     <w:p>
@@ -2309,7 +3576,15 @@
       </w:pPr>
       <w:r>
         <w:lastRenderedPageBreak/>
-        <w:t>Source: Racist-Sexist Tweet Dataset. Training set: 31,962 tweets, each labelled 0 (normal) or 1 (hate speech). Test set: 17,197 tweets with no labels  used for the Gradio inference demo only.</w:t>
+        <w:t xml:space="preserve">Source: Racist-Sexist Tweet Dataset. Training set: 31,962 tweets, each labelled 0 (normal) or 1 (hate speech). Test set: 17,197 tweets with no labels  used for the </w:t>
+      </w:r>
+      <w:proofErr w:type="spellStart"/>
+      <w:r>
+        <w:t>Gradio</w:t>
+      </w:r>
+      <w:proofErr w:type="spellEnd"/>
+      <w:r>
+        <w:t xml:space="preserve"> inference demo only.</w:t>
       </w:r>
     </w:p>
     <w:p>
@@ -2353,9 +3628,7 @@
         <w:tblW w:w="8504" w:type="dxa"/>
         <w:tblInd w:w="141" w:type="dxa"/>
         <w:tblCellMar>
-          <w:top w:w="0" w:type="dxa"/>
           <w:left w:w="115" w:type="dxa"/>
-          <w:bottom w:w="0" w:type="dxa"/>
           <w:right w:w="115" w:type="dxa"/>
         </w:tblCellMar>
         <w:tblLook w:val="04A0" w:firstRow="1" w:lastRow="0" w:firstColumn="1" w:lastColumn="0" w:noHBand="0" w:noVBand="1"/>
@@ -2862,6 +4135,80 @@
     </w:p>
     <w:p>
       <w:pPr>
+        <w:keepNext/>
+        <w:spacing w:after="205" w:line="259" w:lineRule="auto"/>
+      </w:pPr>
+      <w:r>
+        <w:drawing>
+          <wp:inline distT="0" distB="0" distL="0" distR="0" wp14:anchorId="719EACAC" wp14:editId="39579755">
+            <wp:extent cx="5579110" cy="1868170"/>
+            <wp:effectExtent l="0" t="0" r="2540" b="0"/>
+            <wp:docPr id="460381101" name="Picture 1"/>
+            <wp:cNvGraphicFramePr>
+              <a:graphicFrameLocks xmlns:a="http://schemas.openxmlformats.org/drawingml/2006/main" noChangeAspect="1"/>
+            </wp:cNvGraphicFramePr>
+            <a:graphic xmlns:a="http://schemas.openxmlformats.org/drawingml/2006/main">
+              <a:graphicData uri="http://schemas.openxmlformats.org/drawingml/2006/picture">
+                <pic:pic xmlns:pic="http://schemas.openxmlformats.org/drawingml/2006/picture">
+                  <pic:nvPicPr>
+                    <pic:cNvPr id="460381101" name=""/>
+                    <pic:cNvPicPr/>
+                  </pic:nvPicPr>
+                  <pic:blipFill>
+                    <a:blip r:embed="rId9"/>
+                    <a:stretch>
+                      <a:fillRect/>
+                    </a:stretch>
+                  </pic:blipFill>
+                  <pic:spPr>
+                    <a:xfrm>
+                      <a:off x="0" y="0"/>
+                      <a:ext cx="5579110" cy="1868170"/>
+                    </a:xfrm>
+                    <a:prstGeom prst="rect">
+                      <a:avLst/>
+                    </a:prstGeom>
+                  </pic:spPr>
+                </pic:pic>
+              </a:graphicData>
+            </a:graphic>
+          </wp:inline>
+        </w:drawing>
+      </w:r>
+    </w:p>
+    <w:p>
+      <w:pPr>
+        <w:pStyle w:val="Caption"/>
+      </w:pPr>
+      <w:bookmarkStart w:id="4" w:name="_Toc229314943"/>
+      <w:r>
+        <w:t xml:space="preserve">Figure </w:t>
+      </w:r>
+      <w:r>
+        <w:fldChar w:fldCharType="begin"/>
+      </w:r>
+      <w:r>
+        <w:instrText xml:space="preserve"> SEQ Figure \* ARABIC </w:instrText>
+      </w:r>
+      <w:r>
+        <w:fldChar w:fldCharType="separate"/>
+      </w:r>
+      <w:r>
+        <w:rPr>
+          <w:noProof/>
+        </w:rPr>
+        <w:t>1</w:t>
+      </w:r>
+      <w:r>
+        <w:fldChar w:fldCharType="end"/>
+      </w:r>
+      <w:r>
+        <w:t xml:space="preserve"> Label &amp; Word Length distribution</w:t>
+      </w:r>
+      <w:bookmarkEnd w:id="4"/>
+    </w:p>
+    <w:p>
+      <w:pPr>
         <w:spacing w:after="170"/>
         <w:ind w:left="-5"/>
       </w:pPr>
@@ -2890,7 +4237,23 @@
         <w:t>to</w:t>
       </w:r>
       <w:r>
-        <w:t xml:space="preserve"> 'cannot'), lowercasing, URL and mention removal, hashtag stripping (symbol removed, word kept), digit removal, non-alphabetic character removal, whitespace normalisation, stopword removal with a sentiment-preserving exception list (words like 'not', 'never', 'hate', 'kill', 'against' are kept), and short token filtering (tokens of length 1 dropped).</w:t>
+        <w:t xml:space="preserve"> 'cannot'), lowercasing, URL and mention removal, hashtag stripping (symbol removed, word kept), digit removal, non-alphabetic character removal, whitespace </w:t>
+      </w:r>
+      <w:proofErr w:type="spellStart"/>
+      <w:r>
+        <w:t>normalisation</w:t>
+      </w:r>
+      <w:proofErr w:type="spellEnd"/>
+      <w:r>
+        <w:t xml:space="preserve">, </w:t>
+      </w:r>
+      <w:proofErr w:type="spellStart"/>
+      <w:r>
+        <w:t>stopword</w:t>
+      </w:r>
+      <w:proofErr w:type="spellEnd"/>
+      <w:r>
+        <w:t xml:space="preserve"> removal with a sentiment-preserving exception list (words like 'not', 'never', 'hate', 'kill', 'against' are kept), and short token filtering (tokens of length 1 dropped).</w:t>
       </w:r>
     </w:p>
     <w:p>
@@ -2899,11 +4262,11 @@
         <w:ind w:left="274" w:hanging="289"/>
         <w:jc w:val="both"/>
       </w:pPr>
-      <w:bookmarkStart w:id="4" w:name="_Toc229239044"/>
+      <w:bookmarkStart w:id="5" w:name="_Toc229239044"/>
       <w:r>
         <w:t>Methodology</w:t>
       </w:r>
-      <w:bookmarkEnd w:id="4"/>
+      <w:bookmarkEnd w:id="5"/>
     </w:p>
     <w:p>
       <w:pPr>
@@ -2917,11 +4280,16 @@
         <w:ind w:left="369" w:hanging="384"/>
         <w:jc w:val="both"/>
       </w:pPr>
-      <w:bookmarkStart w:id="5" w:name="_Toc229239045"/>
-      <w:r>
-        <w:t>Tokenisation and Sequence Preparation</w:t>
-      </w:r>
-      <w:bookmarkEnd w:id="5"/>
+      <w:bookmarkStart w:id="6" w:name="_Toc229239045"/>
+      <w:proofErr w:type="spellStart"/>
+      <w:r>
+        <w:t>Tokenisation</w:t>
+      </w:r>
+      <w:proofErr w:type="spellEnd"/>
+      <w:r>
+        <w:t xml:space="preserve"> and Sequence Preparation</w:t>
+      </w:r>
+      <w:bookmarkEnd w:id="6"/>
     </w:p>
     <w:p>
       <w:pPr>
@@ -2939,11 +4307,12 @@
         <w:ind w:left="369" w:hanging="384"/>
         <w:jc w:val="both"/>
       </w:pPr>
-      <w:bookmarkStart w:id="6" w:name="_Toc229239046"/>
-      <w:r>
+      <w:bookmarkStart w:id="7" w:name="_Toc229239046"/>
+      <w:r>
+        <w:lastRenderedPageBreak/>
         <w:t>Model Architectures</w:t>
       </w:r>
-      <w:bookmarkEnd w:id="6"/>
+      <w:bookmarkEnd w:id="7"/>
     </w:p>
     <w:p>
       <w:pPr>
@@ -2974,7 +4343,15 @@
         <w:t>Embedding (</w:t>
       </w:r>
       <w:r>
-        <w:t>20,000 to 128 dims), SimpleRNN(64 units), Dropout(0.3),</w:t>
+        <w:t xml:space="preserve">20000 to 128 dims), </w:t>
+      </w:r>
+      <w:proofErr w:type="spellStart"/>
+      <w:r>
+        <w:t>SimpleRNN</w:t>
+      </w:r>
+      <w:proofErr w:type="spellEnd"/>
+      <w:r>
+        <w:t>(64 units), Dropout(0.3),</w:t>
       </w:r>
     </w:p>
     <w:p>
@@ -2982,8 +4359,63 @@
         <w:ind w:left="-5"/>
       </w:pPr>
       <w:r>
-        <w:t>Dense with ReLU, Dropout(0.2), sigmoid out. While the plain RNNs experience a gradient decay in longer sequences, it is not strong enough to bite at 13 tokens.</w:t>
-      </w:r>
+        <w:t xml:space="preserve">Dense with </w:t>
+      </w:r>
+      <w:proofErr w:type="spellStart"/>
+      <w:r>
+        <w:t>ReLU</w:t>
+      </w:r>
+      <w:proofErr w:type="spellEnd"/>
+      <w:r>
+        <w:t>, Dropout(0.2), sigmoid out. While the plain RNNs experience a gradient decay in longer sequences, it is not strong enough to bite at 13 tokens.</w:t>
+      </w:r>
+    </w:p>
+    <w:p>
+      <w:pPr>
+        <w:ind w:left="-5"/>
+      </w:pPr>
+      <w:r>
+        <w:drawing>
+          <wp:inline distT="0" distB="0" distL="0" distR="0" wp14:anchorId="4DE99208" wp14:editId="1B44D749">
+            <wp:extent cx="5579110" cy="2908935"/>
+            <wp:effectExtent l="0" t="0" r="2540" b="5715"/>
+            <wp:docPr id="480754073" name="Picture 1"/>
+            <wp:cNvGraphicFramePr>
+              <a:graphicFrameLocks xmlns:a="http://schemas.openxmlformats.org/drawingml/2006/main" noChangeAspect="1"/>
+            </wp:cNvGraphicFramePr>
+            <a:graphic xmlns:a="http://schemas.openxmlformats.org/drawingml/2006/main">
+              <a:graphicData uri="http://schemas.openxmlformats.org/drawingml/2006/picture">
+                <pic:pic xmlns:pic="http://schemas.openxmlformats.org/drawingml/2006/picture">
+                  <pic:nvPicPr>
+                    <pic:cNvPr id="480754073" name=""/>
+                    <pic:cNvPicPr/>
+                  </pic:nvPicPr>
+                  <pic:blipFill>
+                    <a:blip r:embed="rId10"/>
+                    <a:stretch>
+                      <a:fillRect/>
+                    </a:stretch>
+                  </pic:blipFill>
+                  <pic:spPr>
+                    <a:xfrm>
+                      <a:off x="0" y="0"/>
+                      <a:ext cx="5579110" cy="2908935"/>
+                    </a:xfrm>
+                    <a:prstGeom prst="rect">
+                      <a:avLst/>
+                    </a:prstGeom>
+                  </pic:spPr>
+                </pic:pic>
+              </a:graphicData>
+            </a:graphic>
+          </wp:inline>
+        </w:drawing>
+      </w:r>
+    </w:p>
+    <w:p>
+      <w:pPr>
+        <w:ind w:left="-5"/>
+      </w:pPr>
     </w:p>
     <w:p>
       <w:pPr>
@@ -3012,7 +4444,72 @@
         <w:t xml:space="preserve"> </w:t>
       </w:r>
       <w:r>
-        <w:t>Embedding(20,000 to 128 dims), LSTM(64, return_sequences=True), Dropout(0.3), LSTM(32), Dropout(0.3), Dense(32, ReLU), sigmoid. Two LSTM layers in succession – first layer receives input, second layer takes the output of the first layer, which is already abstracted. At each step, there are three gates controlling memory and maintaining the health of gradients.</w:t>
+        <w:t xml:space="preserve">Embedding(20000 to 128 dims), LSTM(64, </w:t>
+      </w:r>
+      <w:proofErr w:type="spellStart"/>
+      <w:r>
+        <w:t>return_sequences</w:t>
+      </w:r>
+      <w:proofErr w:type="spellEnd"/>
+      <w:r>
+        <w:t xml:space="preserve">=True), Dropout(0.3), LSTM(32), Dropout(0.3), Dense(32, </w:t>
+      </w:r>
+      <w:proofErr w:type="spellStart"/>
+      <w:r>
+        <w:t>ReLU</w:t>
+      </w:r>
+      <w:proofErr w:type="spellEnd"/>
+      <w:r>
+        <w:t>), sigmoid. Two LSTM layers in succession – first layer receives input, second layer takes the output of the first layer, which is already abstracted. At each step, there are three gates controlling memory and maintaining the health of gradients.</w:t>
+      </w:r>
+    </w:p>
+    <w:p>
+      <w:pPr>
+        <w:spacing w:after="139"/>
+        <w:ind w:left="-5"/>
+      </w:pPr>
+    </w:p>
+    <w:p>
+      <w:pPr>
+        <w:spacing w:after="139"/>
+        <w:ind w:left="-5"/>
+      </w:pPr>
+      <w:r>
+        <w:drawing>
+          <wp:inline distT="0" distB="0" distL="0" distR="0" wp14:anchorId="2D4D02E0" wp14:editId="2ED5B132">
+            <wp:extent cx="5579110" cy="2670175"/>
+            <wp:effectExtent l="0" t="0" r="2540" b="0"/>
+            <wp:docPr id="463201180" name="Picture 1"/>
+            <wp:cNvGraphicFramePr>
+              <a:graphicFrameLocks xmlns:a="http://schemas.openxmlformats.org/drawingml/2006/main" noChangeAspect="1"/>
+            </wp:cNvGraphicFramePr>
+            <a:graphic xmlns:a="http://schemas.openxmlformats.org/drawingml/2006/main">
+              <a:graphicData uri="http://schemas.openxmlformats.org/drawingml/2006/picture">
+                <pic:pic xmlns:pic="http://schemas.openxmlformats.org/drawingml/2006/picture">
+                  <pic:nvPicPr>
+                    <pic:cNvPr id="463201180" name=""/>
+                    <pic:cNvPicPr/>
+                  </pic:nvPicPr>
+                  <pic:blipFill>
+                    <a:blip r:embed="rId11"/>
+                    <a:stretch>
+                      <a:fillRect/>
+                    </a:stretch>
+                  </pic:blipFill>
+                  <pic:spPr>
+                    <a:xfrm>
+                      <a:off x="0" y="0"/>
+                      <a:ext cx="5579110" cy="2670175"/>
+                    </a:xfrm>
+                    <a:prstGeom prst="rect">
+                      <a:avLst/>
+                    </a:prstGeom>
+                  </pic:spPr>
+                </pic:pic>
+              </a:graphicData>
+            </a:graphic>
+          </wp:inline>
+        </w:drawing>
       </w:r>
     </w:p>
     <w:p>
@@ -3058,7 +4555,58 @@
         <w:t xml:space="preserve">Vocabulary matching: </w:t>
       </w:r>
       <w:r>
-        <w:t>The 7,950 words that were not matched, the majority of which are Twitter-talk slang phrases and hashtag combinations along with intentional misspellings, were incremental from zero.The 7,950 words that were not matched began at zero and consisted largely of slang, hashtag combinations and misspellings that are mostly unique to Twitter.</w:t>
+        <w:t xml:space="preserve">The 7,950 words that were not matched, the majority of which are Twitter-talk slang phrases and hashtag combinations along with intentional misspellings, were incremental from </w:t>
+      </w:r>
+      <w:proofErr w:type="spellStart"/>
+      <w:r>
+        <w:t>zero.The</w:t>
+      </w:r>
+      <w:proofErr w:type="spellEnd"/>
+      <w:r>
+        <w:t xml:space="preserve"> 7,950 words that were not matched began at zero and consisted largely of slang, hashtag combinations and misspellings that are mostly unique to Twitter.</w:t>
+      </w:r>
+    </w:p>
+    <w:p>
+      <w:pPr>
+        <w:spacing w:after="219"/>
+        <w:ind w:left="-5"/>
+      </w:pPr>
+      <w:r>
+        <w:drawing>
+          <wp:inline distT="0" distB="0" distL="0" distR="0" wp14:anchorId="10F0E384" wp14:editId="0EF44FB7">
+            <wp:extent cx="5579110" cy="2582545"/>
+            <wp:effectExtent l="0" t="0" r="2540" b="8255"/>
+            <wp:docPr id="1382716098" name="Picture 1"/>
+            <wp:cNvGraphicFramePr>
+              <a:graphicFrameLocks xmlns:a="http://schemas.openxmlformats.org/drawingml/2006/main" noChangeAspect="1"/>
+            </wp:cNvGraphicFramePr>
+            <a:graphic xmlns:a="http://schemas.openxmlformats.org/drawingml/2006/main">
+              <a:graphicData uri="http://schemas.openxmlformats.org/drawingml/2006/picture">
+                <pic:pic xmlns:pic="http://schemas.openxmlformats.org/drawingml/2006/picture">
+                  <pic:nvPicPr>
+                    <pic:cNvPr id="1382716098" name=""/>
+                    <pic:cNvPicPr/>
+                  </pic:nvPicPr>
+                  <pic:blipFill>
+                    <a:blip r:embed="rId12"/>
+                    <a:stretch>
+                      <a:fillRect/>
+                    </a:stretch>
+                  </pic:blipFill>
+                  <pic:spPr>
+                    <a:xfrm>
+                      <a:off x="0" y="0"/>
+                      <a:ext cx="5579110" cy="2582545"/>
+                    </a:xfrm>
+                    <a:prstGeom prst="rect">
+                      <a:avLst/>
+                    </a:prstGeom>
+                  </pic:spPr>
+                </pic:pic>
+              </a:graphicData>
+            </a:graphic>
+          </wp:inline>
+        </w:drawing>
       </w:r>
     </w:p>
     <w:p>
@@ -3068,18 +4616,18 @@
         <w:ind w:left="369" w:hanging="384"/>
         <w:jc w:val="both"/>
       </w:pPr>
-      <w:bookmarkStart w:id="7" w:name="_Toc229239047"/>
+      <w:bookmarkStart w:id="8" w:name="_Toc229239047"/>
       <w:r>
         <w:t>Training Configuration</w:t>
       </w:r>
-      <w:bookmarkEnd w:id="7"/>
+      <w:bookmarkEnd w:id="8"/>
     </w:p>
     <w:p>
       <w:pPr>
         <w:pStyle w:val="Caption"/>
         <w:keepNext/>
       </w:pPr>
-      <w:bookmarkStart w:id="8" w:name="_Toc229239770"/>
+      <w:bookmarkStart w:id="9" w:name="_Toc229239770"/>
       <w:r>
         <w:t xml:space="preserve">Table </w:t>
       </w:r>
@@ -3107,7 +4655,7 @@
       <w:r>
         <w:t>Class weights and learning rates per model</w:t>
       </w:r>
-      <w:bookmarkEnd w:id="8"/>
+      <w:bookmarkEnd w:id="9"/>
     </w:p>
     <w:tbl>
       <w:tblPr>
@@ -3115,9 +4663,7 @@
         <w:tblW w:w="9071" w:type="dxa"/>
         <w:tblInd w:w="-4" w:type="dxa"/>
         <w:tblCellMar>
-          <w:top w:w="0" w:type="dxa"/>
           <w:left w:w="115" w:type="dxa"/>
-          <w:bottom w:w="0" w:type="dxa"/>
           <w:right w:w="115" w:type="dxa"/>
         </w:tblCellMar>
         <w:tblLook w:val="04A0" w:firstRow="1" w:lastRow="0" w:firstColumn="1" w:lastColumn="0" w:noHBand="0" w:noVBand="1"/>
@@ -3634,22 +5180,48 @@
       <w:pPr>
         <w:ind w:left="-5"/>
       </w:pPr>
-      <w:r>
-        <w:t xml:space="preserve">EarlyStopping </w:t>
+      <w:proofErr w:type="spellStart"/>
+      <w:r>
+        <w:t>EarlyStopping</w:t>
+      </w:r>
+      <w:proofErr w:type="spellEnd"/>
+      <w:r>
+        <w:t xml:space="preserve"> </w:t>
       </w:r>
       <w:r>
         <w:t xml:space="preserve">with patient 3 , </w:t>
       </w:r>
       <w:r>
-        <w:t>halts training when val_loss plateaus.</w:t>
+        <w:t xml:space="preserve">halts training when </w:t>
+      </w:r>
+      <w:proofErr w:type="spellStart"/>
+      <w:r>
+        <w:t>val_loss</w:t>
+      </w:r>
+      <w:proofErr w:type="spellEnd"/>
+      <w:r>
+        <w:t xml:space="preserve"> plateaus.</w:t>
       </w:r>
     </w:p>
     <w:p>
       <w:pPr>
         <w:ind w:left="-5"/>
       </w:pPr>
-      <w:r>
-        <w:t>ReduceLROnPlateau halves the rate after 2 flat epochs (min_lr=1e-6). Max 20 epochs, batch size 64.</w:t>
+      <w:proofErr w:type="spellStart"/>
+      <w:r>
+        <w:t>ReduceLROnPlateau</w:t>
+      </w:r>
+      <w:proofErr w:type="spellEnd"/>
+      <w:r>
+        <w:t xml:space="preserve"> halves the rate after 2 flat epochs (</w:t>
+      </w:r>
+      <w:proofErr w:type="spellStart"/>
+      <w:r>
+        <w:t>min_lr</w:t>
+      </w:r>
+      <w:proofErr w:type="spellEnd"/>
+      <w:r>
+        <w:t>=1e-6). Max 20 epochs, batch size 64.</w:t>
       </w:r>
       <w:r>
         <w:br w:type="page"/>
@@ -3661,12 +5233,12 @@
         <w:ind w:left="274" w:hanging="289"/>
         <w:jc w:val="both"/>
       </w:pPr>
-      <w:bookmarkStart w:id="9" w:name="_Toc229239048"/>
+      <w:bookmarkStart w:id="10" w:name="_Toc229239048"/>
       <w:r>
         <w:lastRenderedPageBreak/>
         <w:t>Experiments and Results</w:t>
       </w:r>
-      <w:bookmarkEnd w:id="9"/>
+      <w:bookmarkEnd w:id="10"/>
     </w:p>
     <w:p>
       <w:pPr>
@@ -3680,11 +5252,11 @@
         <w:ind w:left="369" w:hanging="384"/>
         <w:jc w:val="both"/>
       </w:pPr>
-      <w:bookmarkStart w:id="10" w:name="_Toc229239049"/>
+      <w:bookmarkStart w:id="11" w:name="_Toc229239049"/>
       <w:r>
         <w:t>RNN vs. LSTM Performance</w:t>
       </w:r>
-      <w:bookmarkEnd w:id="10"/>
+      <w:bookmarkEnd w:id="11"/>
     </w:p>
     <w:p>
       <w:pPr>
@@ -3699,7 +5271,7 @@
         <w:pStyle w:val="Caption"/>
         <w:keepNext/>
       </w:pPr>
-      <w:bookmarkStart w:id="11" w:name="_Toc229239771"/>
+      <w:bookmarkStart w:id="12" w:name="_Toc229239771"/>
       <w:r>
         <w:t xml:space="preserve">Table </w:t>
       </w:r>
@@ -3727,7 +5299,7 @@
       <w:r>
         <w:t>Model performance at default 0.5 threshold</w:t>
       </w:r>
-      <w:bookmarkEnd w:id="11"/>
+      <w:bookmarkEnd w:id="12"/>
     </w:p>
     <w:tbl>
       <w:tblPr>
@@ -3735,9 +5307,7 @@
         <w:tblW w:w="9638" w:type="dxa"/>
         <w:tblInd w:w="-4" w:type="dxa"/>
         <w:tblCellMar>
-          <w:top w:w="0" w:type="dxa"/>
           <w:left w:w="115" w:type="dxa"/>
-          <w:bottom w:w="0" w:type="dxa"/>
           <w:right w:w="115" w:type="dxa"/>
         </w:tblCellMar>
         <w:tblLook w:val="04A0" w:firstRow="1" w:lastRow="0" w:firstColumn="1" w:lastColumn="0" w:noHBand="0" w:noVBand="1"/>
@@ -4476,6 +6046,11 @@
     <w:p>
       <w:pPr>
         <w:spacing w:after="205" w:line="259" w:lineRule="auto"/>
+        <w:rPr>
+          <w:i/>
+          <w:color w:val="000555"/>
+          <w:sz w:val="18"/>
+        </w:rPr>
       </w:pPr>
       <w:r>
         <w:rPr>
@@ -4488,6 +6063,80 @@
     </w:p>
     <w:p>
       <w:pPr>
+        <w:keepNext/>
+        <w:spacing w:after="205" w:line="259" w:lineRule="auto"/>
+      </w:pPr>
+      <w:r>
+        <w:drawing>
+          <wp:inline distT="0" distB="0" distL="0" distR="0" wp14:anchorId="598EF4DD" wp14:editId="5DA364C0">
+            <wp:extent cx="5579110" cy="1574165"/>
+            <wp:effectExtent l="0" t="0" r="2540" b="6985"/>
+            <wp:docPr id="606165496" name="Picture 1"/>
+            <wp:cNvGraphicFramePr>
+              <a:graphicFrameLocks xmlns:a="http://schemas.openxmlformats.org/drawingml/2006/main" noChangeAspect="1"/>
+            </wp:cNvGraphicFramePr>
+            <a:graphic xmlns:a="http://schemas.openxmlformats.org/drawingml/2006/main">
+              <a:graphicData uri="http://schemas.openxmlformats.org/drawingml/2006/picture">
+                <pic:pic xmlns:pic="http://schemas.openxmlformats.org/drawingml/2006/picture">
+                  <pic:nvPicPr>
+                    <pic:cNvPr id="606165496" name=""/>
+                    <pic:cNvPicPr/>
+                  </pic:nvPicPr>
+                  <pic:blipFill>
+                    <a:blip r:embed="rId13"/>
+                    <a:stretch>
+                      <a:fillRect/>
+                    </a:stretch>
+                  </pic:blipFill>
+                  <pic:spPr>
+                    <a:xfrm>
+                      <a:off x="0" y="0"/>
+                      <a:ext cx="5579110" cy="1574165"/>
+                    </a:xfrm>
+                    <a:prstGeom prst="rect">
+                      <a:avLst/>
+                    </a:prstGeom>
+                  </pic:spPr>
+                </pic:pic>
+              </a:graphicData>
+            </a:graphic>
+          </wp:inline>
+        </w:drawing>
+      </w:r>
+    </w:p>
+    <w:p>
+      <w:pPr>
+        <w:pStyle w:val="Caption"/>
+      </w:pPr>
+      <w:bookmarkStart w:id="13" w:name="_Toc229314944"/>
+      <w:r>
+        <w:t xml:space="preserve">Figure </w:t>
+      </w:r>
+      <w:r>
+        <w:fldChar w:fldCharType="begin"/>
+      </w:r>
+      <w:r>
+        <w:instrText xml:space="preserve"> SEQ Figure \* ARABIC </w:instrText>
+      </w:r>
+      <w:r>
+        <w:fldChar w:fldCharType="separate"/>
+      </w:r>
+      <w:r>
+        <w:rPr>
+          <w:noProof/>
+        </w:rPr>
+        <w:t>2</w:t>
+      </w:r>
+      <w:r>
+        <w:fldChar w:fldCharType="end"/>
+      </w:r>
+      <w:r>
+        <w:t xml:space="preserve"> Confusion Matrix</w:t>
+      </w:r>
+      <w:bookmarkEnd w:id="13"/>
+    </w:p>
+    <w:p>
+      <w:pPr>
         <w:spacing w:after="219"/>
         <w:ind w:left="-5"/>
       </w:pPr>
@@ -4502,18 +6151,18 @@
         <w:ind w:left="369" w:hanging="384"/>
         <w:jc w:val="both"/>
       </w:pPr>
-      <w:bookmarkStart w:id="12" w:name="_Toc229239050"/>
+      <w:bookmarkStart w:id="14" w:name="_Toc229239050"/>
       <w:r>
         <w:t>Computational Efficiency</w:t>
       </w:r>
-      <w:bookmarkEnd w:id="12"/>
+      <w:bookmarkEnd w:id="14"/>
     </w:p>
     <w:p>
       <w:pPr>
         <w:pStyle w:val="Caption"/>
         <w:keepNext/>
       </w:pPr>
-      <w:bookmarkStart w:id="13" w:name="_Toc229239772"/>
+      <w:bookmarkStart w:id="15" w:name="_Toc229239772"/>
       <w:r>
         <w:t xml:space="preserve">Table </w:t>
       </w:r>
@@ -4541,7 +6190,7 @@
       <w:r>
         <w:t>Training time and hardware</w:t>
       </w:r>
-      <w:bookmarkEnd w:id="13"/>
+      <w:bookmarkEnd w:id="15"/>
     </w:p>
     <w:tbl>
       <w:tblPr>
@@ -4549,9 +6198,7 @@
         <w:tblW w:w="8787" w:type="dxa"/>
         <w:tblInd w:w="-1" w:type="dxa"/>
         <w:tblCellMar>
-          <w:top w:w="0" w:type="dxa"/>
           <w:left w:w="115" w:type="dxa"/>
-          <w:bottom w:w="0" w:type="dxa"/>
           <w:right w:w="115" w:type="dxa"/>
         </w:tblCellMar>
         <w:tblLook w:val="04A0" w:firstRow="1" w:lastRow="0" w:firstColumn="1" w:lastColumn="0" w:noHBand="0" w:noVBand="1"/>
@@ -4803,15 +6450,7 @@
                 <w:color w:val="000000" w:themeColor="text1"/>
                 <w:sz w:val="19"/>
               </w:rPr>
-              <w:t xml:space="preserve">Kaggle </w:t>
-            </w:r>
-            <w:r>
-              <w:rPr>
-                <w:rFonts w:ascii="Arial" w:eastAsia="Arial" w:hAnsi="Arial" w:cs="Arial"/>
-                <w:color w:val="000000" w:themeColor="text1"/>
-                <w:sz w:val="19"/>
-              </w:rPr>
-              <w:t xml:space="preserve">T4 </w:t>
+              <w:t xml:space="preserve">Kaggle T4 </w:t>
             </w:r>
             <w:r>
               <w:rPr>
@@ -4948,15 +6587,7 @@
                 <w:color w:val="000000" w:themeColor="text1"/>
                 <w:sz w:val="19"/>
               </w:rPr>
-              <w:t xml:space="preserve">Kaggle </w:t>
-            </w:r>
-            <w:r>
-              <w:rPr>
-                <w:rFonts w:ascii="Arial" w:eastAsia="Arial" w:hAnsi="Arial" w:cs="Arial"/>
-                <w:color w:val="000000" w:themeColor="text1"/>
-                <w:sz w:val="19"/>
-              </w:rPr>
-              <w:t xml:space="preserve">T4 </w:t>
+              <w:t xml:space="preserve">Kaggle T4 </w:t>
             </w:r>
             <w:r>
               <w:rPr>
@@ -5093,15 +6724,7 @@
                 <w:color w:val="000000" w:themeColor="text1"/>
                 <w:sz w:val="19"/>
               </w:rPr>
-              <w:t xml:space="preserve">Kaggle </w:t>
-            </w:r>
-            <w:r>
-              <w:rPr>
-                <w:rFonts w:ascii="Arial" w:eastAsia="Arial" w:hAnsi="Arial" w:cs="Arial"/>
-                <w:color w:val="000000" w:themeColor="text1"/>
-                <w:sz w:val="19"/>
-              </w:rPr>
-              <w:t xml:space="preserve"> T4 </w:t>
+              <w:t xml:space="preserve">Kaggle  T4 </w:t>
             </w:r>
             <w:r>
               <w:rPr>
@@ -5126,6 +6749,11 @@
     <w:p>
       <w:pPr>
         <w:spacing w:after="205" w:line="259" w:lineRule="auto"/>
+        <w:rPr>
+          <w:i/>
+          <w:color w:val="000555"/>
+          <w:sz w:val="18"/>
+        </w:rPr>
       </w:pPr>
       <w:r>
         <w:rPr>
@@ -5138,6 +6766,86 @@
     </w:p>
     <w:p>
       <w:pPr>
+        <w:keepNext/>
+        <w:spacing w:after="205" w:line="259" w:lineRule="auto"/>
+      </w:pPr>
+      <w:r>
+        <w:lastRenderedPageBreak/>
+        <w:drawing>
+          <wp:inline distT="0" distB="0" distL="0" distR="0" wp14:anchorId="4E512D45" wp14:editId="2F443463">
+            <wp:extent cx="5579110" cy="2789555"/>
+            <wp:effectExtent l="0" t="0" r="2540" b="0"/>
+            <wp:docPr id="1494077360" name="Picture 1"/>
+            <wp:cNvGraphicFramePr>
+              <a:graphicFrameLocks xmlns:a="http://schemas.openxmlformats.org/drawingml/2006/main" noChangeAspect="1"/>
+            </wp:cNvGraphicFramePr>
+            <a:graphic xmlns:a="http://schemas.openxmlformats.org/drawingml/2006/main">
+              <a:graphicData uri="http://schemas.openxmlformats.org/drawingml/2006/picture">
+                <pic:pic xmlns:pic="http://schemas.openxmlformats.org/drawingml/2006/picture">
+                  <pic:nvPicPr>
+                    <pic:cNvPr id="1494077360" name=""/>
+                    <pic:cNvPicPr/>
+                  </pic:nvPicPr>
+                  <pic:blipFill>
+                    <a:blip r:embed="rId14"/>
+                    <a:stretch>
+                      <a:fillRect/>
+                    </a:stretch>
+                  </pic:blipFill>
+                  <pic:spPr>
+                    <a:xfrm>
+                      <a:off x="0" y="0"/>
+                      <a:ext cx="5579110" cy="2789555"/>
+                    </a:xfrm>
+                    <a:prstGeom prst="rect">
+                      <a:avLst/>
+                    </a:prstGeom>
+                  </pic:spPr>
+                </pic:pic>
+              </a:graphicData>
+            </a:graphic>
+          </wp:inline>
+        </w:drawing>
+      </w:r>
+    </w:p>
+    <w:p>
+      <w:pPr>
+        <w:pStyle w:val="Caption"/>
+      </w:pPr>
+      <w:bookmarkStart w:id="16" w:name="_Toc229314945"/>
+      <w:r>
+        <w:t xml:space="preserve">Figure </w:t>
+      </w:r>
+      <w:r>
+        <w:fldChar w:fldCharType="begin"/>
+      </w:r>
+      <w:r>
+        <w:instrText xml:space="preserve"> SEQ Figure \* ARABIC </w:instrText>
+      </w:r>
+      <w:r>
+        <w:fldChar w:fldCharType="separate"/>
+      </w:r>
+      <w:r>
+        <w:rPr>
+          <w:noProof/>
+        </w:rPr>
+        <w:t>3</w:t>
+      </w:r>
+      <w:r>
+        <w:fldChar w:fldCharType="end"/>
+      </w:r>
+      <w:r>
+        <w:t xml:space="preserve"> Training Time </w:t>
+      </w:r>
+      <w:proofErr w:type="spellStart"/>
+      <w:r>
+        <w:t>comparision</w:t>
+      </w:r>
+      <w:bookmarkEnd w:id="16"/>
+      <w:proofErr w:type="spellEnd"/>
+    </w:p>
+    <w:p>
+      <w:pPr>
         <w:spacing w:after="219"/>
         <w:ind w:left="-5"/>
       </w:pPr>
@@ -5151,24 +6859,52 @@
         <w:ind w:left="369" w:hanging="384"/>
         <w:jc w:val="both"/>
       </w:pPr>
-      <w:bookmarkStart w:id="14" w:name="_Toc229239051"/>
+      <w:bookmarkStart w:id="17" w:name="_Toc229239051"/>
       <w:r>
         <w:t>Training with Different Embeddings</w:t>
       </w:r>
-      <w:bookmarkEnd w:id="14"/>
-    </w:p>
-    <w:p>
-      <w:r>
-        <w:t>It was expected that Word2Vec would perform better than embeddings with random initialisations. It was actually #3. The main reason is vocabulary coverage, as you can see 60.3% of the training vocabulary was covered in Google News, and 7,950 words were set to zero from the beginning. These are almost all hashtag concatenations, slang, misspellings – what the model is designed to detect as hate speech. With Word2Vec, the model only encountered a few tokens in its vocabulary for nearly 40%. A fully trainable embedding would have learned representations for those tokens from scratch.</w:t>
-      </w:r>
-    </w:p>
-    <w:p>
-      <w:r>
-        <w:t xml:space="preserve">Add to this the domain mismatch. Google News is formal prose with correct grammar. Twitter is a very different platform. This was particularly the case when using trainable=True to let the vectors wander </w:t>
-      </w:r>
-      <w:r>
-        <w:lastRenderedPageBreak/>
-        <w:t>while training, as the low coverage outweighed the benefit of the pretrained starting point. This is something that is likely to be filled by domain-adapted embeddings, such as GloVe trained on Twitter or FastText with subword handling.</w:t>
+      <w:bookmarkEnd w:id="17"/>
+    </w:p>
+    <w:p>
+      <w:r>
+        <w:t xml:space="preserve">It was expected that Word2Vec would perform better than embeddings with random </w:t>
+      </w:r>
+      <w:proofErr w:type="spellStart"/>
+      <w:r>
+        <w:t>initialisations</w:t>
+      </w:r>
+      <w:proofErr w:type="spellEnd"/>
+      <w:r>
+        <w:t>. It was actually #3. The main reason is vocabulary coverage, as you can see 60.3% of the training vocabulary was covered in Google News, and 7,950 words were set to zero from the beginning. These are almost all hashtag concatenations, slang, misspellings – what the model is designed to detect as hate speech. With Word2Vec, the model only encountered a few tokens in its vocabulary for nearly 40%. A fully trainable embedding would have learned representations for those tokens from scratch.</w:t>
+      </w:r>
+    </w:p>
+    <w:p>
+      <w:r>
+        <w:t xml:space="preserve">Add to this the domain mismatch. Google News is formal prose with correct grammar. Twitter is a very different platform. This was particularly the case when using trainable=True to let the vectors wander while training, as the low coverage outweighed the benefit of the pretrained starting point. This is something that is likely to be filled by domain-adapted embeddings, such as </w:t>
+      </w:r>
+      <w:proofErr w:type="spellStart"/>
+      <w:r>
+        <w:t>GloVe</w:t>
+      </w:r>
+      <w:proofErr w:type="spellEnd"/>
+      <w:r>
+        <w:t xml:space="preserve"> trained on Twitter or </w:t>
+      </w:r>
+      <w:proofErr w:type="spellStart"/>
+      <w:r>
+        <w:t>FastText</w:t>
+      </w:r>
+      <w:proofErr w:type="spellEnd"/>
+      <w:r>
+        <w:t xml:space="preserve"> with </w:t>
+      </w:r>
+      <w:proofErr w:type="spellStart"/>
+      <w:r>
+        <w:t>subword</w:t>
+      </w:r>
+      <w:proofErr w:type="spellEnd"/>
+      <w:r>
+        <w:t xml:space="preserve"> handling.</w:t>
       </w:r>
     </w:p>
     <w:p>
@@ -5177,7 +6913,7 @@
         <w:ind w:left="369" w:hanging="384"/>
         <w:jc w:val="both"/>
       </w:pPr>
-      <w:bookmarkStart w:id="15" w:name="_Toc229239052"/>
+      <w:bookmarkStart w:id="18" w:name="_Toc229239052"/>
       <w:r>
         <w:t xml:space="preserve">Model Evaluation </w:t>
       </w:r>
@@ -5185,9 +6921,14 @@
         <w:t>-</w:t>
       </w:r>
       <w:r>
-        <w:t xml:space="preserve"> Threshold Optimisation</w:t>
-      </w:r>
-      <w:bookmarkEnd w:id="15"/>
+        <w:t xml:space="preserve"> Threshold </w:t>
+      </w:r>
+      <w:proofErr w:type="spellStart"/>
+      <w:r>
+        <w:t>Optimisation</w:t>
+      </w:r>
+      <w:bookmarkEnd w:id="18"/>
+      <w:proofErr w:type="spellEnd"/>
     </w:p>
     <w:p>
       <w:pPr>
@@ -5202,7 +6943,7 @@
         <w:pStyle w:val="Caption"/>
         <w:keepNext/>
       </w:pPr>
-      <w:bookmarkStart w:id="16" w:name="_Toc229239773"/>
+      <w:bookmarkStart w:id="19" w:name="_Toc229239773"/>
       <w:r>
         <w:t xml:space="preserve">Table </w:t>
       </w:r>
@@ -5228,9 +6969,17 @@
         <w:t xml:space="preserve"> </w:t>
       </w:r>
       <w:r>
-        <w:t>Threshold optimisation results</w:t>
-      </w:r>
-      <w:bookmarkEnd w:id="16"/>
+        <w:t xml:space="preserve">Threshold </w:t>
+      </w:r>
+      <w:proofErr w:type="spellStart"/>
+      <w:r>
+        <w:t>optimisation</w:t>
+      </w:r>
+      <w:proofErr w:type="spellEnd"/>
+      <w:r>
+        <w:t xml:space="preserve"> results</w:t>
+      </w:r>
+      <w:bookmarkEnd w:id="19"/>
     </w:p>
     <w:tbl>
       <w:tblPr>
@@ -5238,9 +6987,7 @@
         <w:tblW w:w="9152" w:type="dxa"/>
         <w:tblInd w:w="-4" w:type="dxa"/>
         <w:tblCellMar>
-          <w:top w:w="0" w:type="dxa"/>
           <w:left w:w="55" w:type="dxa"/>
-          <w:bottom w:w="0" w:type="dxa"/>
           <w:right w:w="55" w:type="dxa"/>
         </w:tblCellMar>
         <w:tblLook w:val="04A0" w:firstRow="1" w:lastRow="0" w:firstColumn="1" w:lastColumn="0" w:noHBand="0" w:noVBand="1"/>
@@ -5869,6 +7616,7 @@
         <w:ind w:left="-5"/>
       </w:pPr>
       <w:r>
+        <w:lastRenderedPageBreak/>
         <w:t>All three require a much higher threshold than 0.5. The RNN only fires a hate label at 84.9% confidence. This reflects the imbalance  the models learned to be conservative. Threshold choice is ultimately a business decision: a platform wanting zero missed hate tolerates more false positives; one protecting against over-moderation shifts the threshold up.</w:t>
       </w:r>
     </w:p>
@@ -5878,11 +7626,11 @@
         <w:ind w:left="369" w:hanging="384"/>
         <w:jc w:val="both"/>
       </w:pPr>
-      <w:bookmarkStart w:id="17" w:name="_Toc229239053"/>
+      <w:bookmarkStart w:id="20" w:name="_Toc229239053"/>
       <w:r>
         <w:t>Error Analysis</w:t>
       </w:r>
-      <w:bookmarkEnd w:id="17"/>
+      <w:bookmarkEnd w:id="20"/>
     </w:p>
     <w:p>
       <w:pPr>
@@ -5891,13 +7639,18 @@
       <w:r>
         <w:t>Error analysis on the best model (LSTM + Word2Vec at default threshold) found 430 misclassifications out of 6,393 test samples (6.7%):</w:t>
       </w:r>
+    </w:p>
+    <w:p>
+      <w:pPr>
+        <w:ind w:left="-5"/>
+      </w:pPr>
     </w:p>
     <w:p>
       <w:pPr>
         <w:pStyle w:val="Caption"/>
         <w:keepNext/>
       </w:pPr>
-      <w:bookmarkStart w:id="18" w:name="_Toc229239774"/>
+      <w:bookmarkStart w:id="21" w:name="_Toc229239774"/>
       <w:r>
         <w:t xml:space="preserve">Table </w:t>
       </w:r>
@@ -5925,7 +7678,7 @@
       <w:r>
         <w:t>Confusion matrix breakdown for best model</w:t>
       </w:r>
-      <w:bookmarkEnd w:id="18"/>
+      <w:bookmarkEnd w:id="21"/>
     </w:p>
     <w:tbl>
       <w:tblPr>
@@ -5933,9 +7686,7 @@
         <w:tblW w:w="8787" w:type="dxa"/>
         <w:tblInd w:w="-1" w:type="dxa"/>
         <w:tblCellMar>
-          <w:top w:w="0" w:type="dxa"/>
           <w:left w:w="160" w:type="dxa"/>
-          <w:bottom w:w="0" w:type="dxa"/>
           <w:right w:w="115" w:type="dxa"/>
         </w:tblCellMar>
         <w:tblLook w:val="04A0" w:firstRow="1" w:lastRow="0" w:firstColumn="1" w:lastColumn="0" w:noHBand="0" w:noVBand="1"/>
@@ -6417,11 +8168,95 @@
     </w:p>
     <w:p>
       <w:pPr>
+        <w:keepNext/>
+        <w:spacing w:after="205" w:line="259" w:lineRule="auto"/>
+        <w:ind w:left="0" w:firstLine="0"/>
+      </w:pPr>
+      <w:r>
+        <w:drawing>
+          <wp:inline distT="0" distB="0" distL="0" distR="0" wp14:anchorId="2BDC4C3D" wp14:editId="77A33E10">
+            <wp:extent cx="5579110" cy="3731895"/>
+            <wp:effectExtent l="0" t="0" r="2540" b="1905"/>
+            <wp:docPr id="1707187523" name="Picture 1"/>
+            <wp:cNvGraphicFramePr>
+              <a:graphicFrameLocks xmlns:a="http://schemas.openxmlformats.org/drawingml/2006/main" noChangeAspect="1"/>
+            </wp:cNvGraphicFramePr>
+            <a:graphic xmlns:a="http://schemas.openxmlformats.org/drawingml/2006/main">
+              <a:graphicData uri="http://schemas.openxmlformats.org/drawingml/2006/picture">
+                <pic:pic xmlns:pic="http://schemas.openxmlformats.org/drawingml/2006/picture">
+                  <pic:nvPicPr>
+                    <pic:cNvPr id="1707187523" name=""/>
+                    <pic:cNvPicPr/>
+                  </pic:nvPicPr>
+                  <pic:blipFill>
+                    <a:blip r:embed="rId15"/>
+                    <a:stretch>
+                      <a:fillRect/>
+                    </a:stretch>
+                  </pic:blipFill>
+                  <pic:spPr>
+                    <a:xfrm>
+                      <a:off x="0" y="0"/>
+                      <a:ext cx="5579110" cy="3731895"/>
+                    </a:xfrm>
+                    <a:prstGeom prst="rect">
+                      <a:avLst/>
+                    </a:prstGeom>
+                  </pic:spPr>
+                </pic:pic>
+              </a:graphicData>
+            </a:graphic>
+          </wp:inline>
+        </w:drawing>
+      </w:r>
+    </w:p>
+    <w:p>
+      <w:pPr>
+        <w:pStyle w:val="Caption"/>
+      </w:pPr>
+      <w:bookmarkStart w:id="22" w:name="_Toc229314946"/>
+      <w:r>
+        <w:t xml:space="preserve">Figure </w:t>
+      </w:r>
+      <w:r>
+        <w:fldChar w:fldCharType="begin"/>
+      </w:r>
+      <w:r>
+        <w:instrText xml:space="preserve"> SEQ Figure \* ARABIC </w:instrText>
+      </w:r>
+      <w:r>
+        <w:fldChar w:fldCharType="separate"/>
+      </w:r>
+      <w:r>
+        <w:rPr>
+          <w:noProof/>
+        </w:rPr>
+        <w:t>4</w:t>
+      </w:r>
+      <w:r>
+        <w:fldChar w:fldCharType="end"/>
+      </w:r>
+      <w:r>
+        <w:t xml:space="preserve"> Error Type Breakdown - </w:t>
+      </w:r>
+      <w:proofErr w:type="spellStart"/>
+      <w:r>
+        <w:t>BestModel</w:t>
+      </w:r>
+      <w:bookmarkEnd w:id="22"/>
+      <w:proofErr w:type="spellEnd"/>
+    </w:p>
+    <w:p>
+      <w:pPr>
         <w:spacing w:after="139"/>
         <w:ind w:left="-5"/>
       </w:pPr>
       <w:r>
-        <w:t>False positives often involve tweets mentioning race, gender, or politically charged topics in a non-hateful context. The model fires on surface-level vocabulary rather than intent  a fundamental limitation of sequential models without attention. Three illustrative error types: (1) a tweet discussing anti-racism policy flagged because it contains target-group vocabulary; (2) a satirical tweet misclassified because the model cannot detect tone; (3) a quoted excerpt of hate speech  included to document it  misclassified because the surrounding context is invisible to the model.</w:t>
+        <w:t xml:space="preserve">False positives often involve tweets mentioning race, gender, or politically charged topics in a non-hateful context. The model fires on surface-level vocabulary rather than intent  a fundamental limitation of sequential models without attention. Three illustrative error types: (1) a tweet discussing anti-racism </w:t>
+      </w:r>
+      <w:r>
+        <w:lastRenderedPageBreak/>
+        <w:t>policy flagged because it contains target-group vocabulary; (2) a satirical tweet misclassified because the model cannot detect tone; (3) a quoted excerpt of hate speech  included to document it  misclassified because the surrounding context is invisible to the model.</w:t>
       </w:r>
     </w:p>
     <w:p>
@@ -6436,7 +8271,23 @@
         <w:t>Potential improvements:</w:t>
       </w:r>
       <w:r>
-        <w:t xml:space="preserve"> attention mechanisms to weight relevant tokens; longer MAX_LEN to avoid truncating context; domain-specific embeddings (GloVe-Twitter or BERTweet); data augmentation via back-translation on the minority class.</w:t>
+        <w:t xml:space="preserve"> attention mechanisms to weight relevant tokens; longer MAX_LEN to avoid truncating context; domain-specific embeddings (</w:t>
+      </w:r>
+      <w:proofErr w:type="spellStart"/>
+      <w:r>
+        <w:t>GloVe</w:t>
+      </w:r>
+      <w:proofErr w:type="spellEnd"/>
+      <w:r>
+        <w:t xml:space="preserve">-Twitter or </w:t>
+      </w:r>
+      <w:proofErr w:type="spellStart"/>
+      <w:r>
+        <w:t>BERTweet</w:t>
+      </w:r>
+      <w:proofErr w:type="spellEnd"/>
+      <w:r>
+        <w:t>); data augmentation via back-translation on the minority class.</w:t>
       </w:r>
     </w:p>
     <w:p>
@@ -6445,12 +8296,11 @@
         <w:ind w:left="274" w:hanging="289"/>
         <w:jc w:val="both"/>
       </w:pPr>
-      <w:bookmarkStart w:id="19" w:name="_Toc229239054"/>
-      <w:r>
-        <w:lastRenderedPageBreak/>
+      <w:bookmarkStart w:id="23" w:name="_Toc229239054"/>
+      <w:r>
         <w:t>Conclusion and Future Work</w:t>
       </w:r>
-      <w:bookmarkEnd w:id="19"/>
+      <w:bookmarkEnd w:id="23"/>
     </w:p>
     <w:p>
       <w:pPr>
@@ -6464,11 +8314,11 @@
         <w:ind w:left="369" w:hanging="384"/>
         <w:jc w:val="both"/>
       </w:pPr>
-      <w:bookmarkStart w:id="20" w:name="_Toc229239055"/>
+      <w:bookmarkStart w:id="24" w:name="_Toc229239055"/>
       <w:r>
         <w:t>Summary of Findings</w:t>
       </w:r>
-      <w:bookmarkEnd w:id="20"/>
+      <w:bookmarkEnd w:id="24"/>
     </w:p>
     <w:p>
       <w:pPr>
@@ -6485,11 +8335,11 @@
         <w:ind w:left="369" w:hanging="384"/>
         <w:jc w:val="both"/>
       </w:pPr>
-      <w:bookmarkStart w:id="21" w:name="_Toc229239056"/>
+      <w:bookmarkStart w:id="25" w:name="_Toc229239056"/>
       <w:r>
         <w:t>Limitations</w:t>
       </w:r>
-      <w:bookmarkEnd w:id="21"/>
+      <w:bookmarkEnd w:id="25"/>
     </w:p>
     <w:p>
       <w:pPr>
@@ -6506,27 +8356,178 @@
         <w:ind w:left="369" w:hanging="384"/>
         <w:jc w:val="both"/>
       </w:pPr>
-      <w:bookmarkStart w:id="22" w:name="_Toc229239057"/>
+      <w:bookmarkStart w:id="26" w:name="_Toc229239057"/>
       <w:r>
         <w:t>Future Work</w:t>
       </w:r>
-      <w:bookmarkEnd w:id="22"/>
+      <w:bookmarkEnd w:id="26"/>
     </w:p>
     <w:p>
       <w:pPr>
         <w:ind w:left="-5"/>
       </w:pPr>
       <w:r>
-        <w:t>The coverage gap is directly closed by retraining embeddings on a large Twitter corpus, or by switching to FastText (which uses the information about subwords and is stronger to misspellings). To diversify the training signal without repeating identical examples, either the back-translation or synonym substitution approach could be applied to the minority class of tweets. The most promising architecture upgrade is BERTweet, an adaptation of BERT that was pre-trained on Twitter text, which would imply that contextual bidirectional representations would capture information that is not captured in the sequential models. Also, an attention layer could be placed on top of this LSTM, which would further enhance interpretability. A low-cost improvement that will help to mitigate individual model failures for edge cases is ensembling the three model predictions using a majority vote.</w:t>
+        <w:t xml:space="preserve">The coverage gap is directly closed by retraining embeddings on a large Twitter corpus, or by switching to </w:t>
+      </w:r>
+      <w:proofErr w:type="spellStart"/>
+      <w:r>
+        <w:t>FastText</w:t>
+      </w:r>
+      <w:proofErr w:type="spellEnd"/>
+      <w:r>
+        <w:t xml:space="preserve"> (which uses the information about </w:t>
+      </w:r>
+      <w:proofErr w:type="spellStart"/>
+      <w:r>
+        <w:t>subwords</w:t>
+      </w:r>
+      <w:proofErr w:type="spellEnd"/>
+      <w:r>
+        <w:t xml:space="preserve"> and is stronger to misspellings). To diversify the training signal without repeating identical examples, either the back-translation or synonym substitution approach could be applied to the minority class of tweets. The most promising architecture upgrade is </w:t>
+      </w:r>
+      <w:proofErr w:type="spellStart"/>
+      <w:r>
+        <w:t>BERTweet</w:t>
+      </w:r>
+      <w:proofErr w:type="spellEnd"/>
+      <w:r>
+        <w:t xml:space="preserve">, an adaptation of BERT that was pre-trained on Twitter text, which would imply that contextual bidirectional representations would capture information that is not captured in the sequential models. Also, an attention layer could be placed on top of this LSTM, which would further enhance interpretability. A low-cost improvement that will help to mitigate individual model failures for edge cases is </w:t>
+      </w:r>
+      <w:proofErr w:type="spellStart"/>
+      <w:r>
+        <w:t>ensembling</w:t>
+      </w:r>
+      <w:proofErr w:type="spellEnd"/>
+      <w:r>
+        <w:t xml:space="preserve"> the three model predictions using a majority vote.</w:t>
       </w:r>
     </w:p>
     <w:sectPr>
+      <w:headerReference w:type="default" r:id="rId16"/>
       <w:pgSz w:w="11906" w:h="16838"/>
       <w:pgMar w:top="1625" w:right="1560" w:bottom="1619" w:left="1560" w:header="720" w:footer="720" w:gutter="0"/>
       <w:cols w:space="720"/>
     </w:sectPr>
   </w:body>
 </w:document>
+</file>
+
+<file path=word/endnotes.xml><?xml version="1.0" encoding="utf-8"?>
+<w:endnotes xmlns:wpc="http://schemas.microsoft.com/office/word/2010/wordprocessingCanvas" xmlns:cx="http://schemas.microsoft.com/office/drawing/2014/chartex" xmlns:cx1="http://schemas.microsoft.com/office/drawing/2015/9/8/chartex" xmlns:cx2="http://schemas.microsoft.com/office/drawing/2015/10/21/chartex" xmlns:cx3="http://schemas.microsoft.com/office/drawing/2016/5/9/chartex" xmlns:cx4="http://schemas.microsoft.com/office/drawing/2016/5/10/chartex" xmlns:cx5="http://schemas.microsoft.com/office/drawing/2016/5/11/chartex" xmlns:cx6="http://schemas.microsoft.com/office/drawing/2016/5/12/chartex" xmlns:cx7="http://schemas.microsoft.com/office/drawing/2016/5/13/chartex" xmlns:cx8="http://schemas.microsoft.com/office/drawing/2016/5/14/chartex" xmlns:mc="http://schemas.openxmlformats.org/markup-compatibility/2006" xmlns:aink="http://schemas.microsoft.com/office/drawing/2016/ink" xmlns:am3d="http://schemas.microsoft.com/office/drawing/2017/model3d" xmlns:o="urn:schemas-microsoft-com:office:office" xmlns:oel="http://schemas.microsoft.com/office/2019/extlst" xmlns:r="http://schemas.openxmlformats.org/officeDocument/2006/relationships" xmlns:m="http://schemas.openxmlformats.org/officeDocument/2006/math" xmlns:v="urn:schemas-microsoft-com:vml" xmlns:wp14="http://schemas.microsoft.com/office/word/2010/wordprocessingDrawing" xmlns:wp="http://schemas.openxmlformats.org/drawingml/2006/wordprocessingDrawing" xmlns:w10="urn:schemas-microsoft-com:office:word" xmlns:w="http://schemas.openxmlformats.org/wordprocessingml/2006/main" xmlns:w14="http://schemas.microsoft.com/office/word/2010/wordml" xmlns:w15="http://schemas.microsoft.com/office/word/2012/wordml" xmlns:w16cex="http://schemas.microsoft.com/office/word/2018/wordml/cex" xmlns:w16cid="http://schemas.microsoft.com/office/word/2016/wordml/cid" xmlns:w16="http://schemas.microsoft.com/office/word/2018/wordml" xmlns:w16du="http://schemas.microsoft.com/office/word/2023/wordml/word16du" xmlns:w16sdtdh="http://schemas.microsoft.com/office/word/2020/wordml/sdtdatahash" xmlns:w16sdtfl="http://schemas.microsoft.com/office/word/2024/wordml/sdtformatlock" xmlns:w16se="http://schemas.microsoft.com/office/word/2015/wordml/symex" xmlns:wpg="http://schemas.microsoft.com/office/word/2010/wordprocessingGroup" xmlns:wpi="http://schemas.microsoft.com/office/word/2010/wordprocessingInk" xmlns:wne="http://schemas.microsoft.com/office/word/2006/wordml" xmlns:wps="http://schemas.microsoft.com/office/word/2010/wordprocessingShape" mc:Ignorable="w14 w15 w16se w16cid w16 w16cex w16sdtdh w16sdtfl w16du wp14">
+  <w:endnote w:type="separator" w:id="-1">
+    <w:p>
+      <w:pPr>
+        <w:spacing w:after="0" w:line="240" w:lineRule="auto"/>
+      </w:pPr>
+      <w:r>
+        <w:separator/>
+      </w:r>
+    </w:p>
+  </w:endnote>
+  <w:endnote w:type="continuationSeparator" w:id="0">
+    <w:p>
+      <w:pPr>
+        <w:spacing w:after="0" w:line="240" w:lineRule="auto"/>
+      </w:pPr>
+      <w:r>
+        <w:continuationSeparator/>
+      </w:r>
+    </w:p>
+  </w:endnote>
+</w:endnotes>
+</file>
+
+<file path=word/footnotes.xml><?xml version="1.0" encoding="utf-8"?>
+<w:footnotes xmlns:wpc="http://schemas.microsoft.com/office/word/2010/wordprocessingCanvas" xmlns:cx="http://schemas.microsoft.com/office/drawing/2014/chartex" xmlns:cx1="http://schemas.microsoft.com/office/drawing/2015/9/8/chartex" xmlns:cx2="http://schemas.microsoft.com/office/drawing/2015/10/21/chartex" xmlns:cx3="http://schemas.microsoft.com/office/drawing/2016/5/9/chartex" xmlns:cx4="http://schemas.microsoft.com/office/drawing/2016/5/10/chartex" xmlns:cx5="http://schemas.microsoft.com/office/drawing/2016/5/11/chartex" xmlns:cx6="http://schemas.microsoft.com/office/drawing/2016/5/12/chartex" xmlns:cx7="http://schemas.microsoft.com/office/drawing/2016/5/13/chartex" xmlns:cx8="http://schemas.microsoft.com/office/drawing/2016/5/14/chartex" xmlns:mc="http://schemas.openxmlformats.org/markup-compatibility/2006" xmlns:aink="http://schemas.microsoft.com/office/drawing/2016/ink" xmlns:am3d="http://schemas.microsoft.com/office/drawing/2017/model3d" xmlns:o="urn:schemas-microsoft-com:office:office" xmlns:oel="http://schemas.microsoft.com/office/2019/extlst" xmlns:r="http://schemas.openxmlformats.org/officeDocument/2006/relationships" xmlns:m="http://schemas.openxmlformats.org/officeDocument/2006/math" xmlns:v="urn:schemas-microsoft-com:vml" xmlns:wp14="http://schemas.microsoft.com/office/word/2010/wordprocessingDrawing" xmlns:wp="http://schemas.openxmlformats.org/drawingml/2006/wordprocessingDrawing" xmlns:w10="urn:schemas-microsoft-com:office:word" xmlns:w="http://schemas.openxmlformats.org/wordprocessingml/2006/main" xmlns:w14="http://schemas.microsoft.com/office/word/2010/wordml" xmlns:w15="http://schemas.microsoft.com/office/word/2012/wordml" xmlns:w16cex="http://schemas.microsoft.com/office/word/2018/wordml/cex" xmlns:w16cid="http://schemas.microsoft.com/office/word/2016/wordml/cid" xmlns:w16="http://schemas.microsoft.com/office/word/2018/wordml" xmlns:w16du="http://schemas.microsoft.com/office/word/2023/wordml/word16du" xmlns:w16sdtdh="http://schemas.microsoft.com/office/word/2020/wordml/sdtdatahash" xmlns:w16sdtfl="http://schemas.microsoft.com/office/word/2024/wordml/sdtformatlock" xmlns:w16se="http://schemas.microsoft.com/office/word/2015/wordml/symex" xmlns:wpg="http://schemas.microsoft.com/office/word/2010/wordprocessingGroup" xmlns:wpi="http://schemas.microsoft.com/office/word/2010/wordprocessingInk" xmlns:wne="http://schemas.microsoft.com/office/word/2006/wordml" xmlns:wps="http://schemas.microsoft.com/office/word/2010/wordprocessingShape" mc:Ignorable="w14 w15 w16se w16cid w16 w16cex w16sdtdh w16sdtfl w16du wp14">
+  <w:footnote w:type="separator" w:id="-1">
+    <w:p>
+      <w:pPr>
+        <w:spacing w:after="0" w:line="240" w:lineRule="auto"/>
+      </w:pPr>
+      <w:r>
+        <w:separator/>
+      </w:r>
+    </w:p>
+  </w:footnote>
+  <w:footnote w:type="continuationSeparator" w:id="0">
+    <w:p>
+      <w:pPr>
+        <w:spacing w:after="0" w:line="240" w:lineRule="auto"/>
+      </w:pPr>
+      <w:r>
+        <w:continuationSeparator/>
+      </w:r>
+    </w:p>
+  </w:footnote>
+</w:footnotes>
+</file>
+
+<file path=word/header1.xml><?xml version="1.0" encoding="utf-8"?>
+<w:hdr xmlns:wpc="http://schemas.microsoft.com/office/word/2010/wordprocessingCanvas" xmlns:cx="http://schemas.microsoft.com/office/drawing/2014/chartex" xmlns:cx1="http://schemas.microsoft.com/office/drawing/2015/9/8/chartex" xmlns:cx2="http://schemas.microsoft.com/office/drawing/2015/10/21/chartex" xmlns:cx3="http://schemas.microsoft.com/office/drawing/2016/5/9/chartex" xmlns:cx4="http://schemas.microsoft.com/office/drawing/2016/5/10/chartex" xmlns:cx5="http://schemas.microsoft.com/office/drawing/2016/5/11/chartex" xmlns:cx6="http://schemas.microsoft.com/office/drawing/2016/5/12/chartex" xmlns:cx7="http://schemas.microsoft.com/office/drawing/2016/5/13/chartex" xmlns:cx8="http://schemas.microsoft.com/office/drawing/2016/5/14/chartex" xmlns:mc="http://schemas.openxmlformats.org/markup-compatibility/2006" xmlns:aink="http://schemas.microsoft.com/office/drawing/2016/ink" xmlns:am3d="http://schemas.microsoft.com/office/drawing/2017/model3d" xmlns:o="urn:schemas-microsoft-com:office:office" xmlns:oel="http://schemas.microsoft.com/office/2019/extlst" xmlns:r="http://schemas.openxmlformats.org/officeDocument/2006/relationships" xmlns:m="http://schemas.openxmlformats.org/officeDocument/2006/math" xmlns:v="urn:schemas-microsoft-com:vml" xmlns:wp14="http://schemas.microsoft.com/office/word/2010/wordprocessingDrawing" xmlns:wp="http://schemas.openxmlformats.org/drawingml/2006/wordprocessingDrawing" xmlns:w10="urn:schemas-microsoft-com:office:word" xmlns:w="http://schemas.openxmlformats.org/wordprocessingml/2006/main" xmlns:w14="http://schemas.microsoft.com/office/word/2010/wordml" xmlns:w15="http://schemas.microsoft.com/office/word/2012/wordml" xmlns:w16cex="http://schemas.microsoft.com/office/word/2018/wordml/cex" xmlns:w16cid="http://schemas.microsoft.com/office/word/2016/wordml/cid" xmlns:w16="http://schemas.microsoft.com/office/word/2018/wordml" xmlns:w16du="http://schemas.microsoft.com/office/word/2023/wordml/word16du" xmlns:w16sdtdh="http://schemas.microsoft.com/office/word/2020/wordml/sdtdatahash" xmlns:w16sdtfl="http://schemas.microsoft.com/office/word/2024/wordml/sdtformatlock" xmlns:w16se="http://schemas.microsoft.com/office/word/2015/wordml/symex" xmlns:wpg="http://schemas.microsoft.com/office/word/2010/wordprocessingGroup" xmlns:wpi="http://schemas.microsoft.com/office/word/2010/wordprocessingInk" xmlns:wne="http://schemas.microsoft.com/office/word/2006/wordml" xmlns:wps="http://schemas.microsoft.com/office/word/2010/wordprocessingShape" mc:Ignorable="w14 w15 w16se w16cid w16 w16cex w16sdtdh w16sdtfl w16du wp14">
+  <w:p>
+    <w:pPr>
+      <w:pStyle w:val="Header"/>
+    </w:pPr>
+    <w:r>
+      <w:rPr>
+        <w:noProof/>
+        <w:sz w:val="20"/>
+      </w:rPr>
+      <w:drawing>
+        <wp:anchor distT="0" distB="0" distL="0" distR="0" simplePos="0" relativeHeight="251659264" behindDoc="1" locked="0" layoutInCell="1" allowOverlap="1" wp14:anchorId="6B3D845C" wp14:editId="1EBEE6D9">
+          <wp:simplePos x="0" y="0"/>
+          <wp:positionH relativeFrom="page">
+            <wp:posOffset>5181600</wp:posOffset>
+          </wp:positionH>
+          <wp:positionV relativeFrom="page">
+            <wp:posOffset>205740</wp:posOffset>
+          </wp:positionV>
+          <wp:extent cx="2226817" cy="463296"/>
+          <wp:effectExtent l="0" t="0" r="0" b="0"/>
+          <wp:wrapNone/>
+          <wp:docPr id="20276243" name="Image 1"/>
+          <wp:cNvGraphicFramePr>
+            <a:graphicFrameLocks xmlns:a="http://schemas.openxmlformats.org/drawingml/2006/main"/>
+          </wp:cNvGraphicFramePr>
+          <a:graphic xmlns:a="http://schemas.openxmlformats.org/drawingml/2006/main">
+            <a:graphicData uri="http://schemas.openxmlformats.org/drawingml/2006/picture">
+              <pic:pic xmlns:pic="http://schemas.openxmlformats.org/drawingml/2006/picture">
+                <pic:nvPicPr>
+                  <pic:cNvPr id="1" name="Image 1"/>
+                  <pic:cNvPicPr/>
+                </pic:nvPicPr>
+                <pic:blipFill>
+                  <a:blip r:embed="rId1" cstate="print"/>
+                  <a:stretch>
+                    <a:fillRect/>
+                  </a:stretch>
+                </pic:blipFill>
+                <pic:spPr>
+                  <a:xfrm>
+                    <a:off x="0" y="0"/>
+                    <a:ext cx="2226817" cy="463296"/>
+                  </a:xfrm>
+                  <a:prstGeom prst="rect">
+                    <a:avLst/>
+                  </a:prstGeom>
+                </pic:spPr>
+              </pic:pic>
+            </a:graphicData>
+          </a:graphic>
+        </wp:anchor>
+      </w:drawing>
+    </w:r>
+    <w:r>
+      <w:tab/>
+    </w:r>
+    <w:r>
+      <w:tab/>
+    </w:r>
+    <w:r>
+      <w:tab/>
+    </w:r>
+  </w:p>
+</w:hdr>
 </file>
 
 <file path=word/numbering.xml><?xml version="1.0" encoding="utf-8"?>
@@ -6934,7 +8935,7 @@
     <w:lsdException w:name="Table Web 2" w:semiHidden="1" w:unhideWhenUsed="1"/>
     <w:lsdException w:name="Table Web 3" w:semiHidden="1" w:unhideWhenUsed="1"/>
     <w:lsdException w:name="Balloon Text" w:semiHidden="1" w:unhideWhenUsed="1"/>
-    <w:lsdException w:name="Table Grid" w:uiPriority="39"/>
+    <w:lsdException w:name="Table Grid" w:uiPriority="59"/>
     <w:lsdException w:name="Table Theme" w:semiHidden="1" w:unhideWhenUsed="1"/>
     <w:lsdException w:name="Placeholder Text" w:semiHidden="1"/>
     <w:lsdException w:name="No Spacing" w:uiPriority="1" w:qFormat="1"/>
@@ -7373,6 +9374,116 @@
       <w:ind w:left="0"/>
     </w:pPr>
   </w:style>
+  <w:style w:type="paragraph" w:styleId="Header">
+    <w:name w:val="header"/>
+    <w:basedOn w:val="Normal"/>
+    <w:link w:val="HeaderChar"/>
+    <w:uiPriority w:val="99"/>
+    <w:unhideWhenUsed/>
+    <w:rsid w:val="007C19AF"/>
+    <w:pPr>
+      <w:tabs>
+        <w:tab w:val="center" w:pos="4680"/>
+        <w:tab w:val="right" w:pos="9360"/>
+      </w:tabs>
+      <w:spacing w:after="0" w:line="240" w:lineRule="auto"/>
+    </w:pPr>
+  </w:style>
+  <w:style w:type="character" w:customStyle="1" w:styleId="HeaderChar">
+    <w:name w:val="Header Char"/>
+    <w:basedOn w:val="DefaultParagraphFont"/>
+    <w:link w:val="Header"/>
+    <w:uiPriority w:val="99"/>
+    <w:rsid w:val="007C19AF"/>
+    <w:rPr>
+      <w:rFonts w:ascii="Times New Roman" w:eastAsia="Times New Roman" w:hAnsi="Times New Roman" w:cs="Times New Roman"/>
+      <w:color w:val="000000"/>
+      <w:sz w:val="21"/>
+    </w:rPr>
+  </w:style>
+  <w:style w:type="paragraph" w:styleId="Footer">
+    <w:name w:val="footer"/>
+    <w:basedOn w:val="Normal"/>
+    <w:link w:val="FooterChar"/>
+    <w:uiPriority w:val="99"/>
+    <w:unhideWhenUsed/>
+    <w:rsid w:val="007C19AF"/>
+    <w:pPr>
+      <w:tabs>
+        <w:tab w:val="center" w:pos="4680"/>
+        <w:tab w:val="right" w:pos="9360"/>
+      </w:tabs>
+      <w:spacing w:after="0" w:line="240" w:lineRule="auto"/>
+    </w:pPr>
+  </w:style>
+  <w:style w:type="character" w:customStyle="1" w:styleId="FooterChar">
+    <w:name w:val="Footer Char"/>
+    <w:basedOn w:val="DefaultParagraphFont"/>
+    <w:link w:val="Footer"/>
+    <w:uiPriority w:val="99"/>
+    <w:rsid w:val="007C19AF"/>
+    <w:rPr>
+      <w:rFonts w:ascii="Times New Roman" w:eastAsia="Times New Roman" w:hAnsi="Times New Roman" w:cs="Times New Roman"/>
+      <w:color w:val="000000"/>
+      <w:sz w:val="21"/>
+    </w:rPr>
+  </w:style>
+  <w:style w:type="table" w:styleId="TableGrid0">
+    <w:name w:val="Table Grid"/>
+    <w:basedOn w:val="TableNormal"/>
+    <w:uiPriority w:val="59"/>
+    <w:rsid w:val="00C86E3D"/>
+    <w:pPr>
+      <w:spacing w:after="0" w:line="240" w:lineRule="auto"/>
+    </w:pPr>
+    <w:rPr>
+      <w:rFonts w:eastAsiaTheme="minorHAnsi"/>
+      <w:kern w:val="0"/>
+      <w:sz w:val="22"/>
+      <w:szCs w:val="22"/>
+      <w14:ligatures w14:val="none"/>
+    </w:rPr>
+    <w:tblPr>
+      <w:tblBorders>
+        <w:top w:val="single" w:sz="4" w:space="0" w:color="auto"/>
+        <w:left w:val="single" w:sz="4" w:space="0" w:color="auto"/>
+        <w:bottom w:val="single" w:sz="4" w:space="0" w:color="auto"/>
+        <w:right w:val="single" w:sz="4" w:space="0" w:color="auto"/>
+        <w:insideH w:val="single" w:sz="4" w:space="0" w:color="auto"/>
+        <w:insideV w:val="single" w:sz="4" w:space="0" w:color="auto"/>
+      </w:tblBorders>
+    </w:tblPr>
+  </w:style>
+  <w:style w:type="paragraph" w:customStyle="1" w:styleId="table-content">
+    <w:name w:val="table-content"/>
+    <w:basedOn w:val="Normal"/>
+    <w:link w:val="table-contentChar"/>
+    <w:qFormat/>
+    <w:rsid w:val="00C86E3D"/>
+    <w:pPr>
+      <w:spacing w:after="0" w:line="240" w:lineRule="auto"/>
+      <w:ind w:left="0" w:firstLine="0"/>
+      <w:jc w:val="left"/>
+    </w:pPr>
+    <w:rPr>
+      <w:rFonts w:eastAsiaTheme="minorHAnsi"/>
+      <w:color w:val="auto"/>
+      <w:kern w:val="0"/>
+      <w:sz w:val="24"/>
+      <w14:ligatures w14:val="none"/>
+    </w:rPr>
+  </w:style>
+  <w:style w:type="character" w:customStyle="1" w:styleId="table-contentChar">
+    <w:name w:val="table-content Char"/>
+    <w:basedOn w:val="DefaultParagraphFont"/>
+    <w:link w:val="table-content"/>
+    <w:rsid w:val="00C86E3D"/>
+    <w:rPr>
+      <w:rFonts w:ascii="Times New Roman" w:eastAsiaTheme="minorHAnsi" w:hAnsi="Times New Roman" w:cs="Times New Roman"/>
+      <w:kern w:val="0"/>
+      <w14:ligatures w14:val="none"/>
+    </w:rPr>
+  </w:style>
 </w:styles>
 </file>
 

--- a/2408972_NishantJaiswal_NLP.docx
+++ b/2408972_NishantJaiswal_NLP.docx
@@ -608,7 +608,26 @@
                         <w:txbxContent>
                           <w:p/>
                           <w:p/>
-                          <w:p/>
+                          <w:p>
+                            <w:proofErr w:type="spellStart"/>
+                            <w:r>
+                              <w:t>Github</w:t>
+                            </w:r>
+                            <w:proofErr w:type="spellEnd"/>
+                            <w:r>
+                              <w:t xml:space="preserve"> Link </w:t>
+                            </w:r>
+                            <w:r>
+                              <w:tab/>
+                            </w:r>
+                            <w:r>
+                              <w:tab/>
+                              <w:t xml:space="preserve">: </w:t>
+                            </w:r>
+                            <w:r>
+                              <w:t>https://github.com/Uknowme-h/AIML_CourseWork</w:t>
+                            </w:r>
+                          </w:p>
                           <w:p>
                             <w:pPr>
                               <w:rPr>
@@ -790,7 +809,23 @@
                                 <w:sz w:val="28"/>
                                 <w:szCs w:val="28"/>
                               </w:rPr>
-                              <w:t xml:space="preserve">          : M</w:t>
+                              <w:t xml:space="preserve">        </w:t>
+                            </w:r>
+                            <w:proofErr w:type="gramStart"/>
+                            <w:r>
+                              <w:rPr>
+                                <w:sz w:val="28"/>
+                                <w:szCs w:val="28"/>
+                              </w:rPr>
+                              <w:t xml:space="preserve">  :</w:t>
+                            </w:r>
+                            <w:proofErr w:type="gramEnd"/>
+                            <w:r>
+                              <w:rPr>
+                                <w:sz w:val="28"/>
+                                <w:szCs w:val="28"/>
+                              </w:rPr>
+                              <w:t xml:space="preserve"> M</w:t>
                             </w:r>
                             <w:r>
                               <w:rPr>
@@ -835,7 +870,26 @@
                   <w:txbxContent>
                     <w:p/>
                     <w:p/>
-                    <w:p/>
+                    <w:p>
+                      <w:proofErr w:type="spellStart"/>
+                      <w:r>
+                        <w:t>Github</w:t>
+                      </w:r>
+                      <w:proofErr w:type="spellEnd"/>
+                      <w:r>
+                        <w:t xml:space="preserve"> Link </w:t>
+                      </w:r>
+                      <w:r>
+                        <w:tab/>
+                      </w:r>
+                      <w:r>
+                        <w:tab/>
+                        <w:t xml:space="preserve">: </w:t>
+                      </w:r>
+                      <w:r>
+                        <w:t>https://github.com/Uknowme-h/AIML_CourseWork</w:t>
+                      </w:r>
+                    </w:p>
                     <w:p>
                       <w:pPr>
                         <w:rPr>
@@ -1017,7 +1071,23 @@
                           <w:sz w:val="28"/>
                           <w:szCs w:val="28"/>
                         </w:rPr>
-                        <w:t xml:space="preserve">          : M</w:t>
+                        <w:t xml:space="preserve">        </w:t>
+                      </w:r>
+                      <w:proofErr w:type="gramStart"/>
+                      <w:r>
+                        <w:rPr>
+                          <w:sz w:val="28"/>
+                          <w:szCs w:val="28"/>
+                        </w:rPr>
+                        <w:t xml:space="preserve">  :</w:t>
+                      </w:r>
+                      <w:proofErr w:type="gramEnd"/>
+                      <w:r>
+                        <w:rPr>
+                          <w:sz w:val="28"/>
+                          <w:szCs w:val="28"/>
+                        </w:rPr>
+                        <w:t xml:space="preserve"> M</w:t>
                       </w:r>
                       <w:r>
                         <w:rPr>
@@ -3413,6 +3483,7 @@
         <w:spacing w:after="139"/>
         <w:ind w:left="-5"/>
       </w:pPr>
+      <w:proofErr w:type="gramStart"/>
       <w:r>
         <w:rPr>
           <w:b/>
@@ -3423,10 +3494,33 @@
         <w:rPr>
           <w:b/>
         </w:rPr>
-        <w:t xml:space="preserve"> : </w:t>
-      </w:r>
-      <w:r>
-        <w:t xml:space="preserve">Three models are constructed: Simple RNN with trainable embeddings, stacked LSTM with trainable embeddings, and the same LSTM with the pretrained Google News Word2Vec vectors (300 dimension). The model uses Adam optimizer and manually set class weights, because of the imbalance of classes. </w:t>
+        <w:t xml:space="preserve"> :</w:t>
+      </w:r>
+      <w:proofErr w:type="gramEnd"/>
+      <w:r>
+        <w:rPr>
+          <w:b/>
+        </w:rPr>
+        <w:t xml:space="preserve"> </w:t>
+      </w:r>
+      <w:r>
+        <w:t xml:space="preserve">Three models are constructed: Simple RNN with trainable embeddings, stacked LSTM with trainable embeddings, and the same LSTM with the pretrained Google News Word2Vec vectors (300 </w:t>
+      </w:r>
+      <w:proofErr w:type="gramStart"/>
+      <w:r>
+        <w:t>dimension</w:t>
+      </w:r>
+      <w:proofErr w:type="gramEnd"/>
+      <w:r>
+        <w:t xml:space="preserve">). The model uses Adam optimizer and manually </w:t>
+      </w:r>
+      <w:proofErr w:type="gramStart"/>
+      <w:r>
+        <w:t>set</w:t>
+      </w:r>
+      <w:proofErr w:type="gramEnd"/>
+      <w:r>
+        <w:t xml:space="preserve"> class weights, because of the imbalance of classes. </w:t>
       </w:r>
       <w:proofErr w:type="spellStart"/>
       <w:r>
@@ -3464,6 +3558,7 @@
         </w:rPr>
         <w:t>Key Findings</w:t>
       </w:r>
+      <w:proofErr w:type="gramStart"/>
       <w:r>
         <w:rPr>
           <w:b/>
@@ -3471,7 +3566,19 @@
         <w:t xml:space="preserve">:  </w:t>
       </w:r>
       <w:r>
-        <w:t>All three models have an accuracy of ~93-94% at the default threshold of 0.5. The stacked LSTM is the best with the weighted F1 score of 0.9467; Word2Vec, despite being pre-trained vectors, is the last because of its vocabulary coverage of 60.3%, which means that almost 40% of the training vocabulary did not have a match. Threshold tuning takes down the accuracy to 95-96%, but increases the accuracy of hate-classes.</w:t>
+        <w:t>All</w:t>
+      </w:r>
+      <w:proofErr w:type="gramEnd"/>
+      <w:r>
+        <w:t xml:space="preserve"> three models have an accuracy of ~93-94% at the default threshold of 0.5. The stacked LSTM is the best with the weighted F1 score of 0.9467; Word2Vec, despite being pre-trained vectors, is the last because of its vocabulary coverage of 60.3%, which means that almost 40% of the training vocabulary did not have a match. Threshold tuning takes down the accuracy to 95-96</w:t>
+      </w:r>
+      <w:proofErr w:type="gramStart"/>
+      <w:r>
+        <w:t>%, but</w:t>
+      </w:r>
+      <w:proofErr w:type="gramEnd"/>
+      <w:r>
+        <w:t xml:space="preserve"> increases the accuracy of hate-classes.</w:t>
       </w:r>
     </w:p>
     <w:p>
@@ -3525,7 +3632,15 @@
     </w:p>
     <w:p>
       <w:r>
-        <w:t>Hate speech is more contagious than moderators can catch. Twitter further exacerbates this: posts are brief, a retweet is one tap and content can go to thousands of people before anyone marks it. A tweet that is not a threat to one person may be a threat to another, or it may be a threat one day, depending on who is targeted, and then not the next. That background isn't there when a model reads a tweet.</w:t>
+        <w:t xml:space="preserve">Hate speech is more contagious than moderators can catch. Twitter further exacerbates this: posts are brief, a retweet is one </w:t>
+      </w:r>
+      <w:proofErr w:type="gramStart"/>
+      <w:r>
+        <w:t>tap</w:t>
+      </w:r>
+      <w:proofErr w:type="gramEnd"/>
+      <w:r>
+        <w:t xml:space="preserve"> and content can go to thousands of people before anyone marks it. A tweet that is not a threat to one person may be a threat to another, or it may be a threat one day, depending on who is targeted, and then not the next. That background isn't there when a model reads a tweet.</w:t>
       </w:r>
     </w:p>
     <w:p>
@@ -3533,17 +3648,27 @@
         <w:t xml:space="preserve">Bag-of-words methods disregard word order and negations. The first token that the signal passes through, its gradient has largely </w:t>
       </w:r>
       <w:proofErr w:type="spellStart"/>
+      <w:proofErr w:type="gramStart"/>
       <w:r>
         <w:t>disappeared.RNNs</w:t>
       </w:r>
       <w:proofErr w:type="spellEnd"/>
+      <w:proofErr w:type="gramEnd"/>
       <w:r>
         <w:t xml:space="preserve"> resolved this by passing a hidden state along the sequence, but over long sequences, gradients do get lost. LSTMs solve this problem by having three gates (input, forget, output) that determine what is stored in the memory, what is forgotten, and what is carried forward, which allows the gradients to remain healthy over much longer sequences. Transformers are even more powerful, and have tradeoffs of memory, computation and interpretability that keep LSTMs alive in some environments.</w:t>
       </w:r>
     </w:p>
     <w:p>
       <w:r>
-        <w:t>In this project, all three architectures are trained on a labeled hate speech dataset, and then they are compared to see the impact on false positives (normal tweets labeled as hate) and false negatives (hate tweets not labeled as hate), which are two errors with drastically different real world consequences in content moderation.</w:t>
+        <w:t xml:space="preserve">In this project, all three architectures are trained on a labeled hate speech dataset, and then they are compared to see the impact on false positives (normal tweets labeled as hate) and false negatives (hate tweets not labeled as hate), which are two errors with drastically different </w:t>
+      </w:r>
+      <w:proofErr w:type="gramStart"/>
+      <w:r>
+        <w:t>real world</w:t>
+      </w:r>
+      <w:proofErr w:type="gramEnd"/>
+      <w:r>
+        <w:t xml:space="preserve"> consequences in content moderation.</w:t>
       </w:r>
     </w:p>
     <w:p>
@@ -3576,7 +3701,15 @@
       </w:pPr>
       <w:r>
         <w:lastRenderedPageBreak/>
-        <w:t xml:space="preserve">Source: Racist-Sexist Tweet Dataset. Training set: 31,962 tweets, each labelled 0 (normal) or 1 (hate speech). Test set: 17,197 tweets with no labels  used for the </w:t>
+        <w:t xml:space="preserve">Source: Racist-Sexist Tweet Dataset. Training set: 31,962 tweets, each labelled 0 (normal) or 1 (hate speech). Test set: 17,197 tweets with no </w:t>
+      </w:r>
+      <w:proofErr w:type="gramStart"/>
+      <w:r>
+        <w:t>labels  used</w:t>
+      </w:r>
+      <w:proofErr w:type="gramEnd"/>
+      <w:r>
+        <w:t xml:space="preserve"> for the </w:t>
       </w:r>
       <w:proofErr w:type="spellStart"/>
       <w:r>
@@ -4213,7 +4346,15 @@
         <w:ind w:left="-5"/>
       </w:pPr>
       <w:r>
-        <w:t>Tweet length runs from 3 to 34 words; mean and median both sit at 13. MAX_LEN = 13 was set at the 95th percentile of training lengths to avoid wasteful padding. Word clouds for the two classes look nothing alike  the hate class clusters tightly around a small set of targeted terms, while normal tweets spread across news, sport, and daily life.</w:t>
+        <w:t xml:space="preserve">Tweet length runs from 3 to 34 words; mean and median both sit at 13. MAX_LEN = 13 was set at the 95th percentile of training lengths to avoid wasteful padding. Word clouds for the two classes look nothing </w:t>
+      </w:r>
+      <w:proofErr w:type="gramStart"/>
+      <w:r>
+        <w:t>alike  the</w:t>
+      </w:r>
+      <w:proofErr w:type="gramEnd"/>
+      <w:r>
+        <w:t xml:space="preserve"> hate class clusters tightly around a small set of targeted terms, while normal tweets spread across news, sport, and daily life.</w:t>
       </w:r>
     </w:p>
     <w:p>
@@ -4297,7 +4438,15 @@
         <w:ind w:left="-5"/>
       </w:pPr>
       <w:r>
-        <w:t>It was only fitted to the training data (VOCAB_SIZE = 20,000). The training corpus had 34,176 unique tokens, which is almost twice the limit; the bottom half by frequency was chopped off and the rare words mapped to a single OOV token. Padded or truncated sequences to MAX_LEN = 13 tokens (post-padding or post-truncation). Using the 80/20 stratified train/test split maintains the same class ratio as that of the original trains: 25,569 training samples and 6,393 test samples.</w:t>
+        <w:t xml:space="preserve">It was only fitted </w:t>
+      </w:r>
+      <w:proofErr w:type="gramStart"/>
+      <w:r>
+        <w:t>to</w:t>
+      </w:r>
+      <w:proofErr w:type="gramEnd"/>
+      <w:r>
+        <w:t xml:space="preserve"> the training data (VOCAB_SIZE = 20,000). The training corpus had 34,176 unique tokens, which is almost twice the limit; the bottom half by frequency was chopped off and the rare words mapped to a single OOV token. Padded or truncated sequences to MAX_LEN = 13 tokens (post-padding or post-truncation). Using the 80/20 stratified train/test split maintains the same class ratio as that of the original trains: 25,569 training samples and 6,393 test samples.</w:t>
       </w:r>
     </w:p>
     <w:p>
@@ -4346,12 +4495,25 @@
         <w:t xml:space="preserve">20000 to 128 dims), </w:t>
       </w:r>
       <w:proofErr w:type="spellStart"/>
+      <w:proofErr w:type="gramStart"/>
       <w:r>
         <w:t>SimpleRNN</w:t>
       </w:r>
       <w:proofErr w:type="spellEnd"/>
       <w:r>
-        <w:t>(64 units), Dropout(0.3),</w:t>
+        <w:t>(</w:t>
+      </w:r>
+      <w:proofErr w:type="gramEnd"/>
+      <w:r>
+        <w:t xml:space="preserve">64 units), </w:t>
+      </w:r>
+      <w:proofErr w:type="gramStart"/>
+      <w:r>
+        <w:t>Dropout(</w:t>
+      </w:r>
+      <w:proofErr w:type="gramEnd"/>
+      <w:r>
+        <w:t>0.3),</w:t>
       </w:r>
     </w:p>
     <w:p>
@@ -4367,7 +4529,15 @@
       </w:r>
       <w:proofErr w:type="spellEnd"/>
       <w:r>
-        <w:t>, Dropout(0.2), sigmoid out. While the plain RNNs experience a gradient decay in longer sequences, it is not strong enough to bite at 13 tokens.</w:t>
+        <w:t xml:space="preserve">, </w:t>
+      </w:r>
+      <w:proofErr w:type="gramStart"/>
+      <w:r>
+        <w:t>Dropout(</w:t>
+      </w:r>
+      <w:proofErr w:type="gramEnd"/>
+      <w:r>
+        <w:t>0.2), sigmoid out. While the plain RNNs experience a gradient decay in longer sequences, it is not strong enough to bite at 13 tokens.</w:t>
       </w:r>
     </w:p>
     <w:p>
@@ -4443,8 +4613,21 @@
       <w:r>
         <w:t xml:space="preserve"> </w:t>
       </w:r>
-      <w:r>
-        <w:t xml:space="preserve">Embedding(20000 to 128 dims), LSTM(64, </w:t>
+      <w:proofErr w:type="gramStart"/>
+      <w:r>
+        <w:t>Embedding(</w:t>
+      </w:r>
+      <w:proofErr w:type="gramEnd"/>
+      <w:r>
+        <w:t xml:space="preserve">20000 to 128 dims), </w:t>
+      </w:r>
+      <w:proofErr w:type="gramStart"/>
+      <w:r>
+        <w:t>LSTM(</w:t>
+      </w:r>
+      <w:proofErr w:type="gramEnd"/>
+      <w:r>
+        <w:t xml:space="preserve">64, </w:t>
       </w:r>
       <w:proofErr w:type="spellStart"/>
       <w:r>
@@ -4452,7 +4635,39 @@
       </w:r>
       <w:proofErr w:type="spellEnd"/>
       <w:r>
-        <w:t xml:space="preserve">=True), Dropout(0.3), LSTM(32), Dropout(0.3), Dense(32, </w:t>
+        <w:t xml:space="preserve">=True), </w:t>
+      </w:r>
+      <w:proofErr w:type="gramStart"/>
+      <w:r>
+        <w:t>Dropout(</w:t>
+      </w:r>
+      <w:proofErr w:type="gramEnd"/>
+      <w:r>
+        <w:t xml:space="preserve">0.3), </w:t>
+      </w:r>
+      <w:proofErr w:type="gramStart"/>
+      <w:r>
+        <w:t>LSTM(</w:t>
+      </w:r>
+      <w:proofErr w:type="gramEnd"/>
+      <w:r>
+        <w:t xml:space="preserve">32), </w:t>
+      </w:r>
+      <w:proofErr w:type="gramStart"/>
+      <w:r>
+        <w:t>Dropout(</w:t>
+      </w:r>
+      <w:proofErr w:type="gramEnd"/>
+      <w:r>
+        <w:t xml:space="preserve">0.3), </w:t>
+      </w:r>
+      <w:proofErr w:type="gramStart"/>
+      <w:r>
+        <w:t>Dense(</w:t>
+      </w:r>
+      <w:proofErr w:type="gramEnd"/>
+      <w:r>
+        <w:t xml:space="preserve">32, </w:t>
       </w:r>
       <w:proofErr w:type="spellStart"/>
       <w:r>
@@ -4558,10 +4773,12 @@
         <w:t xml:space="preserve">The 7,950 words that were not matched, the majority of which are Twitter-talk slang phrases and hashtag combinations along with intentional misspellings, were incremental from </w:t>
       </w:r>
       <w:proofErr w:type="spellStart"/>
+      <w:proofErr w:type="gramStart"/>
       <w:r>
         <w:t>zero.The</w:t>
       </w:r>
       <w:proofErr w:type="spellEnd"/>
+      <w:proofErr w:type="gramEnd"/>
       <w:r>
         <w:t xml:space="preserve"> 7,950 words that were not matched began at zero and consisted largely of slang, hashtag combinations and misspellings that are mostly unique to Twitter.</w:t>
       </w:r>
@@ -5189,7 +5406,15 @@
         <w:t xml:space="preserve"> </w:t>
       </w:r>
       <w:r>
-        <w:t xml:space="preserve">with patient 3 , </w:t>
+        <w:t xml:space="preserve">with patient </w:t>
+      </w:r>
+      <w:proofErr w:type="gramStart"/>
+      <w:r>
+        <w:t>3 ,</w:t>
+      </w:r>
+      <w:proofErr w:type="gramEnd"/>
+      <w:r>
+        <w:t xml:space="preserve"> </w:t>
       </w:r>
       <w:r>
         <w:t xml:space="preserve">halts training when </w:t>
@@ -6141,7 +6366,15 @@
         <w:ind w:left="-5"/>
       </w:pPr>
       <w:r>
-        <w:t>Per-class breakdown is more revealing: the RNN has precision 0.60 / recall 0.65 on hate speech; the LSTM has precision 0.58 / recall 0.72. The LSTM catches more hate speech but mislabels more normal tweets as hateful. For content moderation that is the right trade-off  a missed hate tweet does more damage than a false positive a reviewer can dismiss in three seconds.</w:t>
+        <w:t>Per-class breakdown is more revealing: the RNN has precision 0.60 / recall 0.65 on hate speech; the LSTM has precision 0.58 / recall 0.72. The LSTM catches more hate speech but mislabels more normal tweets as hateful. For content moderation that is the right trade-</w:t>
+      </w:r>
+      <w:proofErr w:type="gramStart"/>
+      <w:r>
+        <w:t>off  a</w:t>
+      </w:r>
+      <w:proofErr w:type="gramEnd"/>
+      <w:r>
+        <w:t xml:space="preserve"> missed hate tweet does more damage than a false positive a reviewer can dismiss in three seconds.</w:t>
       </w:r>
     </w:p>
     <w:p>
@@ -6718,13 +6951,23 @@
                 <w:color w:val="000000" w:themeColor="text1"/>
               </w:rPr>
             </w:pPr>
+            <w:proofErr w:type="gramStart"/>
             <w:r>
               <w:rPr>
                 <w:rFonts w:ascii="Arial" w:eastAsia="Arial" w:hAnsi="Arial" w:cs="Arial"/>
                 <w:color w:val="000000" w:themeColor="text1"/>
                 <w:sz w:val="19"/>
               </w:rPr>
-              <w:t xml:space="preserve">Kaggle  T4 </w:t>
+              <w:t>Kaggle  T</w:t>
+            </w:r>
+            <w:proofErr w:type="gramEnd"/>
+            <w:r>
+              <w:rPr>
+                <w:rFonts w:ascii="Arial" w:eastAsia="Arial" w:hAnsi="Arial" w:cs="Arial"/>
+                <w:color w:val="000000" w:themeColor="text1"/>
+                <w:sz w:val="19"/>
+              </w:rPr>
+              <w:t xml:space="preserve">4 </w:t>
             </w:r>
             <w:r>
               <w:rPr>
@@ -6850,7 +7093,15 @@
         <w:ind w:left="-5"/>
       </w:pPr>
       <w:r>
-        <w:t>All three ran under 30 seconds. Short sequences and early stopping kept training fast. The Simple RNN is faster per epoch but stopped at epoch 5, suggesting it hit its capacity ceiling quickly. Word2Vec was fastest overall  the lower LR converged quickly, though not to a better solution.</w:t>
+        <w:t xml:space="preserve">All three ran under 30 seconds. Short sequences and early stopping kept training fast. The Simple RNN is faster per epoch but stopped at epoch 5, suggesting it hit its capacity ceiling quickly. Word2Vec was fastest </w:t>
+      </w:r>
+      <w:proofErr w:type="gramStart"/>
+      <w:r>
+        <w:t>overall  the</w:t>
+      </w:r>
+      <w:proofErr w:type="gramEnd"/>
+      <w:r>
+        <w:t xml:space="preserve"> lower LR converged quickly, though not to a better solution.</w:t>
       </w:r>
     </w:p>
     <w:p>
@@ -6875,7 +7126,15 @@
       </w:r>
       <w:proofErr w:type="spellEnd"/>
       <w:r>
-        <w:t>. It was actually #3. The main reason is vocabulary coverage, as you can see 60.3% of the training vocabulary was covered in Google News, and 7,950 words were set to zero from the beginning. These are almost all hashtag concatenations, slang, misspellings – what the model is designed to detect as hate speech. With Word2Vec, the model only encountered a few tokens in its vocabulary for nearly 40%. A fully trainable embedding would have learned representations for those tokens from scratch.</w:t>
+        <w:t xml:space="preserve">. It was </w:t>
+      </w:r>
+      <w:proofErr w:type="gramStart"/>
+      <w:r>
+        <w:t>actually #3</w:t>
+      </w:r>
+      <w:proofErr w:type="gramEnd"/>
+      <w:r>
+        <w:t>. The main reason is vocabulary coverage, as you can see 60.3% of the training vocabulary was covered in Google News, and 7,950 words were set to zero from the beginning. These are almost all hashtag concatenations, slang, misspellings – what the model is designed to detect as hate speech. With Word2Vec, the model only encountered a few tokens in its vocabulary for nearly 40%. A fully trainable embedding would have learned representations for those tokens from scratch.</w:t>
       </w:r>
     </w:p>
     <w:p>
@@ -7617,7 +7876,15 @@
       </w:pPr>
       <w:r>
         <w:lastRenderedPageBreak/>
-        <w:t>All three require a much higher threshold than 0.5. The RNN only fires a hate label at 84.9% confidence. This reflects the imbalance  the models learned to be conservative. Threshold choice is ultimately a business decision: a platform wanting zero missed hate tolerates more false positives; one protecting against over-moderation shifts the threshold up.</w:t>
+        <w:t xml:space="preserve">All three require a much higher threshold than 0.5. The RNN only fires a hate label at 84.9% confidence. This reflects the </w:t>
+      </w:r>
+      <w:proofErr w:type="gramStart"/>
+      <w:r>
+        <w:t>imbalance  the</w:t>
+      </w:r>
+      <w:proofErr w:type="gramEnd"/>
+      <w:r>
+        <w:t xml:space="preserve"> models learned to be conservative. Threshold choice is ultimately a business decision: a platform wanting zero missed hate tolerates more false positives; one protecting against over-moderation shifts the threshold up.</w:t>
       </w:r>
     </w:p>
     <w:p>
@@ -8004,7 +8271,25 @@
                 <w:color w:val="000000" w:themeColor="text1"/>
                 <w:sz w:val="19"/>
               </w:rPr>
-              <w:t>False Positives (normal flagged as hate)</w:t>
+              <w:t>False Positives (</w:t>
+            </w:r>
+            <w:proofErr w:type="gramStart"/>
+            <w:r>
+              <w:rPr>
+                <w:rFonts w:ascii="Arial" w:eastAsia="Arial" w:hAnsi="Arial" w:cs="Arial"/>
+                <w:color w:val="000000" w:themeColor="text1"/>
+                <w:sz w:val="19"/>
+              </w:rPr>
+              <w:t>normal</w:t>
+            </w:r>
+            <w:proofErr w:type="gramEnd"/>
+            <w:r>
+              <w:rPr>
+                <w:rFonts w:ascii="Arial" w:eastAsia="Arial" w:hAnsi="Arial" w:cs="Arial"/>
+                <w:color w:val="000000" w:themeColor="text1"/>
+                <w:sz w:val="19"/>
+              </w:rPr>
+              <w:t xml:space="preserve"> flagged as hate)</w:t>
             </w:r>
           </w:p>
         </w:tc>
@@ -8154,7 +8439,25 @@
                 <w:color w:val="000000" w:themeColor="text1"/>
                 <w:sz w:val="19"/>
               </w:rPr>
-              <w:t>25.2% of hate class</w:t>
+              <w:t>25.2</w:t>
+            </w:r>
+            <w:proofErr w:type="gramStart"/>
+            <w:r>
+              <w:rPr>
+                <w:rFonts w:ascii="Arial" w:eastAsia="Arial" w:hAnsi="Arial" w:cs="Arial"/>
+                <w:color w:val="000000" w:themeColor="text1"/>
+                <w:sz w:val="19"/>
+              </w:rPr>
+              <w:t>% of</w:t>
+            </w:r>
+            <w:proofErr w:type="gramEnd"/>
+            <w:r>
+              <w:rPr>
+                <w:rFonts w:ascii="Arial" w:eastAsia="Arial" w:hAnsi="Arial" w:cs="Arial"/>
+                <w:color w:val="000000" w:themeColor="text1"/>
+                <w:sz w:val="19"/>
+              </w:rPr>
+              <w:t xml:space="preserve"> hate class</w:t>
             </w:r>
           </w:p>
         </w:tc>
@@ -8252,11 +8555,35 @@
         <w:ind w:left="-5"/>
       </w:pPr>
       <w:r>
-        <w:t xml:space="preserve">False positives often involve tweets mentioning race, gender, or politically charged topics in a non-hateful context. The model fires on surface-level vocabulary rather than intent  a fundamental limitation of sequential models without attention. Three illustrative error types: (1) a tweet discussing anti-racism </w:t>
+        <w:t xml:space="preserve">False positives often involve tweets mentioning race, gender, or politically charged topics in a non-hateful context. The model fires on surface-level vocabulary rather than </w:t>
+      </w:r>
+      <w:proofErr w:type="gramStart"/>
+      <w:r>
+        <w:t>intent  a</w:t>
+      </w:r>
+      <w:proofErr w:type="gramEnd"/>
+      <w:r>
+        <w:t xml:space="preserve"> fundamental limitation of sequential models without attention. Three illustrative error types: (1) a tweet discussing anti-racism </w:t>
       </w:r>
       <w:r>
         <w:lastRenderedPageBreak/>
-        <w:t>policy flagged because it contains target-group vocabulary; (2) a satirical tweet misclassified because the model cannot detect tone; (3) a quoted excerpt of hate speech  included to document it  misclassified because the surrounding context is invisible to the model.</w:t>
+        <w:t xml:space="preserve">policy flagged because it contains target-group vocabulary; (2) a satirical tweet misclassified because the model cannot detect tone; (3) a quoted excerpt of hate </w:t>
+      </w:r>
+      <w:proofErr w:type="gramStart"/>
+      <w:r>
+        <w:t>speech  included</w:t>
+      </w:r>
+      <w:proofErr w:type="gramEnd"/>
+      <w:r>
+        <w:t xml:space="preserve"> to document </w:t>
+      </w:r>
+      <w:proofErr w:type="gramStart"/>
+      <w:r>
+        <w:t>it  misclassified</w:t>
+      </w:r>
+      <w:proofErr w:type="gramEnd"/>
+      <w:r>
+        <w:t xml:space="preserve"> because the surrounding context is invisible to the model.</w:t>
       </w:r>
     </w:p>
     <w:p>

--- a/2408972_NishantJaiswal_NLP.docx
+++ b/2408972_NishantJaiswal_NLP.docx
@@ -132,6 +132,7 @@
           <w:p>
             <w:pPr>
               <w:pStyle w:val="table-content"/>
+              <w:jc w:val="both"/>
               <w:rPr>
                 <w:b/>
                 <w:bCs/>
@@ -154,6 +155,7 @@
           <w:p>
             <w:pPr>
               <w:pStyle w:val="table-content"/>
+              <w:jc w:val="both"/>
               <w:rPr>
                 <w:b/>
                 <w:bCs/>
@@ -176,6 +178,7 @@
           <w:p>
             <w:pPr>
               <w:pStyle w:val="table-content"/>
+              <w:jc w:val="both"/>
               <w:rPr>
                 <w:b/>
                 <w:bCs/>
@@ -198,6 +201,7 @@
           <w:p>
             <w:pPr>
               <w:pStyle w:val="table-content"/>
+              <w:jc w:val="both"/>
               <w:rPr>
                 <w:b/>
                 <w:bCs/>
@@ -225,6 +229,7 @@
           <w:p>
             <w:pPr>
               <w:pStyle w:val="table-content"/>
+              <w:jc w:val="both"/>
             </w:pPr>
             <w:r>
               <w:t>2026</w:t>
@@ -239,6 +244,7 @@
           <w:p>
             <w:pPr>
               <w:pStyle w:val="table-content"/>
+              <w:jc w:val="both"/>
             </w:pPr>
             <w:r>
               <w:t>Part-III Language Task</w:t>
@@ -253,6 +259,7 @@
           <w:p>
             <w:pPr>
               <w:pStyle w:val="table-content"/>
+              <w:jc w:val="both"/>
             </w:pPr>
             <w:r>
               <w:t>3</w:t>
@@ -267,6 +274,7 @@
           <w:p>
             <w:pPr>
               <w:pStyle w:val="table-content"/>
+              <w:jc w:val="both"/>
             </w:pPr>
             <w:r>
               <w:t>Report</w:t>
@@ -572,15 +580,15 @@
         <mc:AlternateContent>
           <mc:Choice Requires="wps">
             <w:drawing>
-              <wp:anchor distT="0" distB="0" distL="114300" distR="114300" simplePos="0" relativeHeight="251663360" behindDoc="0" locked="0" layoutInCell="1" allowOverlap="1" wp14:anchorId="19863C5D" wp14:editId="7D280C48">
+              <wp:anchor distT="0" distB="0" distL="114300" distR="114300" simplePos="0" relativeHeight="251663360" behindDoc="0" locked="0" layoutInCell="1" allowOverlap="1" wp14:anchorId="19863C5D" wp14:editId="7420C19A">
                 <wp:simplePos x="0" y="0"/>
                 <wp:positionH relativeFrom="margin">
-                  <wp:posOffset>-358140</wp:posOffset>
+                  <wp:posOffset>-398780</wp:posOffset>
                 </wp:positionH>
                 <wp:positionV relativeFrom="paragraph">
-                  <wp:posOffset>187325</wp:posOffset>
+                  <wp:posOffset>225425</wp:posOffset>
                 </wp:positionV>
-                <wp:extent cx="5842676" cy="2080260"/>
+                <wp:extent cx="5842635" cy="2080260"/>
                 <wp:effectExtent l="0" t="0" r="5715" b="0"/>
                 <wp:wrapNone/>
                 <wp:docPr id="6" name="Text Box 6"/>
@@ -592,7 +600,7 @@
                       <wps:spPr>
                         <a:xfrm>
                           <a:off x="0" y="0"/>
-                          <a:ext cx="5842676" cy="2080260"/>
+                          <a:ext cx="5842635" cy="2080260"/>
                         </a:xfrm>
                         <a:prstGeom prst="rect">
                           <a:avLst/>
@@ -662,14 +670,7 @@
                                 <w:sz w:val="28"/>
                                 <w:szCs w:val="28"/>
                               </w:rPr>
-                              <w:t>240</w:t>
-                            </w:r>
-                            <w:r>
-                              <w:rPr>
-                                <w:sz w:val="28"/>
-                                <w:szCs w:val="28"/>
-                              </w:rPr>
-                              <w:t>8972</w:t>
+                              <w:t>2408972</w:t>
                             </w:r>
                           </w:p>
                           <w:p>
@@ -809,23 +810,7 @@
                                 <w:sz w:val="28"/>
                                 <w:szCs w:val="28"/>
                               </w:rPr>
-                              <w:t xml:space="preserve">        </w:t>
-                            </w:r>
-                            <w:proofErr w:type="gramStart"/>
-                            <w:r>
-                              <w:rPr>
-                                <w:sz w:val="28"/>
-                                <w:szCs w:val="28"/>
-                              </w:rPr>
-                              <w:t xml:space="preserve">  :</w:t>
-                            </w:r>
-                            <w:proofErr w:type="gramEnd"/>
-                            <w:r>
-                              <w:rPr>
-                                <w:sz w:val="28"/>
-                                <w:szCs w:val="28"/>
-                              </w:rPr>
-                              <w:t xml:space="preserve"> M</w:t>
+                              <w:t xml:space="preserve">          : M</w:t>
                             </w:r>
                             <w:r>
                               <w:rPr>
@@ -865,7 +850,11 @@
           </mc:Choice>
           <mc:Fallback>
             <w:pict>
-              <v:shape w14:anchorId="19863C5D" id="Text Box 6" o:spid="_x0000_s1027" type="#_x0000_t202" style="position:absolute;left:0;text-align:left;margin-left:-28.2pt;margin-top:14.75pt;width:460.05pt;height:163.8pt;z-index:251663360;visibility:visible;mso-wrap-style:square;mso-width-percent:0;mso-height-percent:0;mso-wrap-distance-left:9pt;mso-wrap-distance-top:0;mso-wrap-distance-right:9pt;mso-wrap-distance-bottom:0;mso-position-horizontal:absolute;mso-position-horizontal-relative:margin;mso-position-vertical:absolute;mso-position-vertical-relative:text;mso-width-percent:0;mso-height-percent:0;mso-width-relative:margin;mso-height-relative:margin;v-text-anchor:top" o:gfxdata="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" fillcolor="white [3201]" stroked="f" strokeweight=".5pt">
+              <v:shapetype w14:anchorId="19863C5D" id="_x0000_t202" coordsize="21600,21600" o:spt="202" path="m,l,21600r21600,l21600,xe">
+                <v:stroke joinstyle="miter"/>
+                <v:path gradientshapeok="t" o:connecttype="rect"/>
+              </v:shapetype>
+              <v:shape id="Text Box 6" o:spid="_x0000_s1027" type="#_x0000_t202" style="position:absolute;left:0;text-align:left;margin-left:-31.4pt;margin-top:17.75pt;width:460.05pt;height:163.8pt;z-index:251663360;visibility:visible;mso-wrap-style:square;mso-width-percent:0;mso-height-percent:0;mso-wrap-distance-left:9pt;mso-wrap-distance-top:0;mso-wrap-distance-right:9pt;mso-wrap-distance-bottom:0;mso-position-horizontal:absolute;mso-position-horizontal-relative:margin;mso-position-vertical:absolute;mso-position-vertical-relative:text;mso-width-percent:0;mso-height-percent:0;mso-width-relative:margin;mso-height-relative:margin;v-text-anchor:top" o:gfxdata="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" fillcolor="white [3201]" stroked="f" strokeweight=".5pt">
                 <v:textbox>
                   <w:txbxContent>
                     <w:p/>
@@ -924,14 +913,7 @@
                           <w:sz w:val="28"/>
                           <w:szCs w:val="28"/>
                         </w:rPr>
-                        <w:t>240</w:t>
-                      </w:r>
-                      <w:r>
-                        <w:rPr>
-                          <w:sz w:val="28"/>
-                          <w:szCs w:val="28"/>
-                        </w:rPr>
-                        <w:t>8972</w:t>
+                        <w:t>2408972</w:t>
                       </w:r>
                     </w:p>
                     <w:p>
@@ -1071,23 +1053,7 @@
                           <w:sz w:val="28"/>
                           <w:szCs w:val="28"/>
                         </w:rPr>
-                        <w:t xml:space="preserve">        </w:t>
-                      </w:r>
-                      <w:proofErr w:type="gramStart"/>
-                      <w:r>
-                        <w:rPr>
-                          <w:sz w:val="28"/>
-                          <w:szCs w:val="28"/>
-                        </w:rPr>
-                        <w:t xml:space="preserve">  :</w:t>
-                      </w:r>
-                      <w:proofErr w:type="gramEnd"/>
-                      <w:r>
-                        <w:rPr>
-                          <w:sz w:val="28"/>
-                          <w:szCs w:val="28"/>
-                        </w:rPr>
-                        <w:t xml:space="preserve"> M</w:t>
+                        <w:t xml:space="preserve">          : M</w:t>
                       </w:r>
                       <w:r>
                         <w:rPr>
@@ -1193,6 +1159,28 @@
           <w:pPr>
             <w:pStyle w:val="TOCHeading"/>
             <w:jc w:val="both"/>
+            <w:rPr>
+              <w:rFonts w:ascii="Times New Roman" w:eastAsia="Times New Roman" w:hAnsi="Times New Roman" w:cs="Times New Roman"/>
+              <w:color w:val="000000"/>
+              <w:kern w:val="2"/>
+              <w:sz w:val="21"/>
+              <w:szCs w:val="24"/>
+              <w14:ligatures w14:val="standardContextual"/>
+            </w:rPr>
+          </w:pPr>
+        </w:p>
+        <w:p>
+          <w:pPr>
+            <w:pStyle w:val="TOCHeading"/>
+            <w:jc w:val="both"/>
+            <w:rPr>
+              <w:rFonts w:ascii="Times New Roman" w:eastAsia="Times New Roman" w:hAnsi="Times New Roman" w:cs="Times New Roman"/>
+              <w:color w:val="000000"/>
+              <w:kern w:val="2"/>
+              <w:sz w:val="21"/>
+              <w:szCs w:val="24"/>
+              <w14:ligatures w14:val="standardContextual"/>
+            </w:rPr>
           </w:pPr>
           <w:r>
             <w:t xml:space="preserve">Table of </w:t>
@@ -2626,20 +2614,6 @@
         <w:p/>
       </w:sdtContent>
     </w:sdt>
-    <w:p>
-      <w:pPr>
-        <w:pStyle w:val="Heading1"/>
-        <w:numPr>
-          <w:ilvl w:val="0"/>
-          <w:numId w:val="0"/>
-        </w:numPr>
-        <w:tabs>
-          <w:tab w:val="center" w:pos="4393"/>
-        </w:tabs>
-        <w:ind w:left="10" w:hanging="10"/>
-        <w:jc w:val="both"/>
-      </w:pPr>
-    </w:p>
     <w:p>
       <w:pPr>
         <w:pStyle w:val="Heading1"/>
@@ -3109,6 +3083,7 @@
           <w:numId w:val="0"/>
         </w:numPr>
         <w:ind w:left="10"/>
+        <w:jc w:val="both"/>
         <w:rPr>
           <w:noProof/>
         </w:rPr>
@@ -3428,6 +3403,7 @@
           <w:color w:val="000555"/>
           <w:sz w:val="20"/>
         </w:rPr>
+        <w:lastRenderedPageBreak/>
         <w:fldChar w:fldCharType="end"/>
       </w:r>
     </w:p>
@@ -3443,7 +3419,6 @@
       </w:pPr>
       <w:bookmarkStart w:id="0" w:name="_Toc229239041"/>
       <w:r>
-        <w:lastRenderedPageBreak/>
         <w:t>Abstract</w:t>
       </w:r>
       <w:bookmarkEnd w:id="0"/>
@@ -3483,7 +3458,6 @@
         <w:spacing w:after="139"/>
         <w:ind w:left="-5"/>
       </w:pPr>
-      <w:proofErr w:type="gramStart"/>
       <w:r>
         <w:rPr>
           <w:b/>
@@ -3494,33 +3468,10 @@
         <w:rPr>
           <w:b/>
         </w:rPr>
-        <w:t xml:space="preserve"> :</w:t>
-      </w:r>
-      <w:proofErr w:type="gramEnd"/>
-      <w:r>
-        <w:rPr>
-          <w:b/>
-        </w:rPr>
-        <w:t xml:space="preserve"> </w:t>
-      </w:r>
-      <w:r>
-        <w:t xml:space="preserve">Three models are constructed: Simple RNN with trainable embeddings, stacked LSTM with trainable embeddings, and the same LSTM with the pretrained Google News Word2Vec vectors (300 </w:t>
-      </w:r>
-      <w:proofErr w:type="gramStart"/>
-      <w:r>
-        <w:t>dimension</w:t>
-      </w:r>
-      <w:proofErr w:type="gramEnd"/>
-      <w:r>
-        <w:t xml:space="preserve">). The model uses Adam optimizer and manually </w:t>
-      </w:r>
-      <w:proofErr w:type="gramStart"/>
-      <w:r>
-        <w:t>set</w:t>
-      </w:r>
-      <w:proofErr w:type="gramEnd"/>
-      <w:r>
-        <w:t xml:space="preserve"> class weights, because of the imbalance of classes. </w:t>
+        <w:t xml:space="preserve"> : </w:t>
+      </w:r>
+      <w:r>
+        <w:t xml:space="preserve">Three models are constructed: Simple RNN with trainable embeddings, stacked LSTM with trainable embeddings, and the same LSTM with the pretrained Google News Word2Vec vectors (300 dimension). The model uses Adam optimizer and manually set class weights, because of the imbalance of classes. </w:t>
       </w:r>
       <w:proofErr w:type="spellStart"/>
       <w:r>
@@ -3558,7 +3509,6 @@
         </w:rPr>
         <w:t>Key Findings</w:t>
       </w:r>
-      <w:proofErr w:type="gramStart"/>
       <w:r>
         <w:rPr>
           <w:b/>
@@ -3566,19 +3516,13 @@
         <w:t xml:space="preserve">:  </w:t>
       </w:r>
       <w:r>
-        <w:t>All</w:t>
-      </w:r>
-      <w:proofErr w:type="gramEnd"/>
-      <w:r>
-        <w:t xml:space="preserve"> three models have an accuracy of ~93-94% at the default threshold of 0.5. The stacked LSTM is the best with the weighted F1 score of 0.9467; Word2Vec, despite being pre-trained vectors, is the last because of its vocabulary coverage of 60.3%, which means that almost 40% of the training vocabulary did not have a match. Threshold tuning takes down the accuracy to 95-96</w:t>
-      </w:r>
-      <w:proofErr w:type="gramStart"/>
-      <w:r>
-        <w:t>%, but</w:t>
-      </w:r>
-      <w:proofErr w:type="gramEnd"/>
-      <w:r>
-        <w:t xml:space="preserve"> increases the accuracy of hate-classes.</w:t>
+        <w:t>All three models have an accuracy of ~93-94% at the default threshold of 0.5. The stacked LSTM is the best with the weighted F1 score of 0.9467; Word2Vec, despite being pre-trained vectors, is the last because of its vocabulary coverage of 60.3%, which means that almost 40% of the training vocabulary did not have a match. Threshold tuning takes down the accuracy to 95</w:t>
+      </w:r>
+      <w:r>
+        <w:t xml:space="preserve"> to </w:t>
+      </w:r>
+      <w:r>
+        <w:t>96%, but increases the accuracy of hate-classes.</w:t>
       </w:r>
     </w:p>
     <w:p>
@@ -3632,43 +3576,33 @@
     </w:p>
     <w:p>
       <w:r>
-        <w:t xml:space="preserve">Hate speech is more contagious than moderators can catch. Twitter further exacerbates this: posts are brief, a retweet is one </w:t>
-      </w:r>
-      <w:proofErr w:type="gramStart"/>
-      <w:r>
-        <w:t>tap</w:t>
-      </w:r>
-      <w:proofErr w:type="gramEnd"/>
-      <w:r>
-        <w:t xml:space="preserve"> and content can go to thousands of people before anyone marks it. A tweet that is not a threat to one person may be a threat to another, or it may be a threat one day, depending on who is targeted, and then not the next. That background isn't there when a model reads a tweet.</w:t>
-      </w:r>
-    </w:p>
-    <w:p>
-      <w:r>
-        <w:t xml:space="preserve">Bag-of-words methods disregard word order and negations. The first token that the signal passes through, its gradient has largely </w:t>
+        <w:t xml:space="preserve">Moderators </w:t>
       </w:r>
       <w:proofErr w:type="spellStart"/>
-      <w:proofErr w:type="gramStart"/>
-      <w:r>
-        <w:t>disappeared.RNNs</w:t>
+      <w:r>
+        <w:t>can not</w:t>
       </w:r>
       <w:proofErr w:type="spellEnd"/>
-      <w:proofErr w:type="gramEnd"/>
-      <w:r>
-        <w:t xml:space="preserve"> resolved this by passing a hidden state along the sequence, but over long sequences, gradients do get lost. LSTMs solve this problem by having three gates (input, forget, output) that determine what is stored in the memory, what is forgotten, and what is carried forward, which allows the gradients to remain healthy over much longer sequences. Transformers are even more powerful, and have tradeoffs of memory, computation and interpretability that keep LSTMs alive in some environments.</w:t>
-      </w:r>
-    </w:p>
-    <w:p>
-      <w:r>
-        <w:t xml:space="preserve">In this project, all three architectures are trained on a labeled hate speech dataset, and then they are compared to see the impact on false positives (normal tweets labeled as hate) and false negatives (hate tweets not labeled as hate), which are two errors with drastically different </w:t>
-      </w:r>
-      <w:proofErr w:type="gramStart"/>
-      <w:r>
-        <w:t>real world</w:t>
-      </w:r>
-      <w:proofErr w:type="gramEnd"/>
-      <w:r>
-        <w:t xml:space="preserve"> consequences in content moderation.</w:t>
+      <w:r>
+        <w:t xml:space="preserve"> catch hate speech. Twitter makes this worse: posts are short, retweet is one tap, and no one will ever mark a post if it reaches thousands of people. What one person does not consider a threat to them may be a threat to another or being a threat one day, and then not the next depending upon the individual. A model doesn't have that background when she reads a tweet.</w:t>
+      </w:r>
+    </w:p>
+    <w:p>
+      <w:r>
+        <w:t xml:space="preserve">The bag-of-words approaches ignore word order and word negations. The first of the signals that pass through the signal, its gradient has been largely </w:t>
+      </w:r>
+      <w:proofErr w:type="spellStart"/>
+      <w:r>
+        <w:t>lost.This</w:t>
+      </w:r>
+      <w:proofErr w:type="spellEnd"/>
+      <w:r>
+        <w:t xml:space="preserve"> was overcome by RNNs which passed a hidden state through the sequence, and indeed over long sequences it is possible for gradients to be lost. For much longer sequences, LSTMs overcome this by having three gates (input, forget, output) to decide what should be recorded, what should be forgotten, and what should be carried forward, respectively, and keeping the gradients healthy. Transformers are even more powerful, and have tradeoffs of memory, computation and interpretability that keep LSTMs alive in some environments.</w:t>
+      </w:r>
+    </w:p>
+    <w:p>
+      <w:r>
+        <w:t>All three architectures are trained on a labeled hate speech dataset, and then compared to understand the effect on two types of errors with markedly different real world implications in content moderation: false positives (normal tweets classified as hate) and false negatives (hate tweets not classified as hate).</w:t>
       </w:r>
     </w:p>
     <w:p>
@@ -3685,6 +3619,7 @@
       </w:pPr>
       <w:bookmarkStart w:id="2" w:name="_Toc229239043"/>
       <w:r>
+        <w:lastRenderedPageBreak/>
         <w:t>Dataset</w:t>
       </w:r>
       <w:bookmarkEnd w:id="2"/>
@@ -3700,16 +3635,7 @@
         <w:ind w:left="-5"/>
       </w:pPr>
       <w:r>
-        <w:lastRenderedPageBreak/>
-        <w:t xml:space="preserve">Source: Racist-Sexist Tweet Dataset. Training set: 31,962 tweets, each labelled 0 (normal) or 1 (hate speech). Test set: 17,197 tweets with no </w:t>
-      </w:r>
-      <w:proofErr w:type="gramStart"/>
-      <w:r>
-        <w:t>labels  used</w:t>
-      </w:r>
-      <w:proofErr w:type="gramEnd"/>
-      <w:r>
-        <w:t xml:space="preserve"> for the </w:t>
+        <w:t xml:space="preserve">Source: Racist-Sexist Tweet Dataset. Training set: 31,962 tweets, each labelled 0 (normal) or 1 (hate speech). Test set: 17,197 tweets with no labels  used for the </w:t>
       </w:r>
       <w:proofErr w:type="spellStart"/>
       <w:r>
@@ -3729,24 +3655,14 @@
       <w:r>
         <w:t xml:space="preserve">Table </w:t>
       </w:r>
-      <w:r>
-        <w:fldChar w:fldCharType="begin"/>
-      </w:r>
-      <w:r>
-        <w:instrText xml:space="preserve"> SEQ Table \* ARABIC </w:instrText>
-      </w:r>
-      <w:r>
-        <w:fldChar w:fldCharType="separate"/>
-      </w:r>
-      <w:r>
-        <w:rPr>
-          <w:noProof/>
-        </w:rPr>
-        <w:t>1</w:t>
-      </w:r>
-      <w:r>
-        <w:fldChar w:fldCharType="end"/>
-      </w:r>
+      <w:fldSimple w:instr=" SEQ Table \* ARABIC ">
+        <w:r>
+          <w:rPr>
+            <w:noProof/>
+          </w:rPr>
+          <w:t>1</w:t>
+        </w:r>
+      </w:fldSimple>
       <w:r>
         <w:t xml:space="preserve"> </w:t>
       </w:r>
@@ -4272,6 +4188,9 @@
         <w:spacing w:after="205" w:line="259" w:lineRule="auto"/>
       </w:pPr>
       <w:r>
+        <w:rPr>
+          <w:noProof/>
+        </w:rPr>
         <w:drawing>
           <wp:inline distT="0" distB="0" distL="0" distR="0" wp14:anchorId="719EACAC" wp14:editId="39579755">
             <wp:extent cx="5579110" cy="1868170"/>
@@ -4317,24 +4236,14 @@
       <w:r>
         <w:t xml:space="preserve">Figure </w:t>
       </w:r>
-      <w:r>
-        <w:fldChar w:fldCharType="begin"/>
-      </w:r>
-      <w:r>
-        <w:instrText xml:space="preserve"> SEQ Figure \* ARABIC </w:instrText>
-      </w:r>
-      <w:r>
-        <w:fldChar w:fldCharType="separate"/>
-      </w:r>
-      <w:r>
-        <w:rPr>
-          <w:noProof/>
-        </w:rPr>
-        <w:t>1</w:t>
-      </w:r>
-      <w:r>
-        <w:fldChar w:fldCharType="end"/>
-      </w:r>
+      <w:fldSimple w:instr=" SEQ Figure \* ARABIC ">
+        <w:r>
+          <w:rPr>
+            <w:noProof/>
+          </w:rPr>
+          <w:t>1</w:t>
+        </w:r>
+      </w:fldSimple>
       <w:r>
         <w:t xml:space="preserve"> Label &amp; Word Length distribution</w:t>
       </w:r>
@@ -4346,15 +4255,7 @@
         <w:ind w:left="-5"/>
       </w:pPr>
       <w:r>
-        <w:t xml:space="preserve">Tweet length runs from 3 to 34 words; mean and median both sit at 13. MAX_LEN = 13 was set at the 95th percentile of training lengths to avoid wasteful padding. Word clouds for the two classes look nothing </w:t>
-      </w:r>
-      <w:proofErr w:type="gramStart"/>
-      <w:r>
-        <w:t>alike  the</w:t>
-      </w:r>
-      <w:proofErr w:type="gramEnd"/>
-      <w:r>
-        <w:t xml:space="preserve"> hate class clusters tightly around a small set of targeted terms, while normal tweets spread across news, sport, and daily life.</w:t>
+        <w:t>Tweets are anywhere from 3 to 34 words long with a mean of 13 and a median of 13. MAX_LEN = 13 was chosen to be the 95th percentile of training lengths so as to not wastefully pad. The word clouds for the two classes are very different, with the hate class focused on a small set of words, and the normals are dispersed around news, sport, and daily life.</w:t>
       </w:r>
     </w:p>
     <w:p>
@@ -4369,16 +4270,10 @@
         <w:t>Preprocessing pipeline:</w:t>
       </w:r>
       <w:r>
-        <w:t xml:space="preserve"> contraction expansion (contractions library: 'can't' </w:t>
-      </w:r>
-      <w:r>
-        <w:rPr>
-          <w:rFonts w:ascii="Segoe UI Symbol" w:eastAsia="Segoe UI Symbol" w:hAnsi="Segoe UI Symbol" w:cs="Segoe UI Symbol"/>
-        </w:rPr>
-        <w:t>to</w:t>
-      </w:r>
-      <w:r>
-        <w:t xml:space="preserve"> 'cannot'), lowercasing, URL and mention removal, hashtag stripping (symbol removed, word kept), digit removal, non-alphabetic character removal, whitespace </w:t>
+        <w:t xml:space="preserve"> </w:t>
+      </w:r>
+      <w:r>
+        <w:t xml:space="preserve">contraction expansion (contractions library: 'can't' to 'cannot'), lowercasing, URL and mention removal, hashtag stripping (symbol removed, word kept), digit removal, non-alphabetic character removal, whitespace </w:t>
       </w:r>
       <w:proofErr w:type="spellStart"/>
       <w:r>
@@ -4438,15 +4333,11 @@
         <w:ind w:left="-5"/>
       </w:pPr>
       <w:r>
-        <w:t xml:space="preserve">It was only fitted </w:t>
-      </w:r>
-      <w:proofErr w:type="gramStart"/>
-      <w:r>
-        <w:t>to</w:t>
-      </w:r>
-      <w:proofErr w:type="gramEnd"/>
-      <w:r>
-        <w:t xml:space="preserve"> the training data (VOCAB_SIZE = 20,000). The training corpus had 34,176 unique tokens, which is almost twice the limit; the bottom half by frequency was chopped off and the rare words mapped to a single OOV token. Padded or truncated sequences to MAX_LEN = 13 tokens (post-padding or post-truncation). Using the 80/20 stratified train/test split maintains the same class ratio as that of the original trains: 25,569 training samples and 6,393 test samples.</w:t>
+        <w:t xml:space="preserve">It was only trained on the training data (VOCAB_SIZE = 20,000). The training corpus was much larger than the limit, containing 34,176 different tokens, with the bottom half of the frequency distribution of the corpus being removed and its rare words being assigned to a single OOV token. Padded or truncated </w:t>
+      </w:r>
+      <w:r>
+        <w:lastRenderedPageBreak/>
+        <w:t>to MAX_LEN = 13 tokens (post-padding or post-truncation). Using the 80/20 stratified train/test split maintains the same class ratio as that of the original trains: 25,569 training samples and 6,393 test samples.</w:t>
       </w:r>
     </w:p>
     <w:p>
@@ -4458,7 +4349,6 @@
       </w:pPr>
       <w:bookmarkStart w:id="7" w:name="_Toc229239046"/>
       <w:r>
-        <w:lastRenderedPageBreak/>
         <w:t>Model Architectures</w:t>
       </w:r>
       <w:bookmarkEnd w:id="7"/>
@@ -4489,31 +4379,15 @@
         <w:t xml:space="preserve"> </w:t>
       </w:r>
       <w:r>
-        <w:t>Embedding (</w:t>
-      </w:r>
-      <w:r>
-        <w:t xml:space="preserve">20000 to 128 dims), </w:t>
+        <w:t xml:space="preserve">Embedding (20000 to 128 dims), </w:t>
       </w:r>
       <w:proofErr w:type="spellStart"/>
-      <w:proofErr w:type="gramStart"/>
       <w:r>
         <w:t>SimpleRNN</w:t>
       </w:r>
       <w:proofErr w:type="spellEnd"/>
       <w:r>
-        <w:t>(</w:t>
-      </w:r>
-      <w:proofErr w:type="gramEnd"/>
-      <w:r>
-        <w:t xml:space="preserve">64 units), </w:t>
-      </w:r>
-      <w:proofErr w:type="gramStart"/>
-      <w:r>
-        <w:t>Dropout(</w:t>
-      </w:r>
-      <w:proofErr w:type="gramEnd"/>
-      <w:r>
-        <w:t>0.3),</w:t>
+        <w:t>(64 units), Dropout(0.3),</w:t>
       </w:r>
     </w:p>
     <w:p>
@@ -4529,22 +4403,22 @@
       </w:r>
       <w:proofErr w:type="spellEnd"/>
       <w:r>
-        <w:t xml:space="preserve">, </w:t>
-      </w:r>
-      <w:proofErr w:type="gramStart"/>
-      <w:r>
-        <w:t>Dropout(</w:t>
-      </w:r>
-      <w:proofErr w:type="gramEnd"/>
-      <w:r>
-        <w:t>0.2), sigmoid out. While the plain RNNs experience a gradient decay in longer sequences, it is not strong enough to bite at 13 tokens.</w:t>
+        <w:t>, Dropout(0.2), sigmoid out. The plain RNNs don't suffer from gradient decay for long sequences, but the drop-off is not severe enough to take a bite at 13 tokens.</w:t>
       </w:r>
     </w:p>
     <w:p>
       <w:pPr>
         <w:ind w:left="-5"/>
       </w:pPr>
-      <w:r>
+    </w:p>
+    <w:p>
+      <w:pPr>
+        <w:ind w:left="-5"/>
+      </w:pPr>
+      <w:r>
+        <w:rPr>
+          <w:noProof/>
+        </w:rPr>
         <w:drawing>
           <wp:inline distT="0" distB="0" distL="0" distR="0" wp14:anchorId="4DE99208" wp14:editId="1B44D749">
             <wp:extent cx="5579110" cy="2908935"/>
@@ -4613,21 +4487,8 @@
       <w:r>
         <w:t xml:space="preserve"> </w:t>
       </w:r>
-      <w:proofErr w:type="gramStart"/>
-      <w:r>
-        <w:t>Embedding(</w:t>
-      </w:r>
-      <w:proofErr w:type="gramEnd"/>
-      <w:r>
-        <w:t xml:space="preserve">20000 to 128 dims), </w:t>
-      </w:r>
-      <w:proofErr w:type="gramStart"/>
-      <w:r>
-        <w:t>LSTM(</w:t>
-      </w:r>
-      <w:proofErr w:type="gramEnd"/>
-      <w:r>
-        <w:t xml:space="preserve">64, </w:t>
+      <w:r>
+        <w:t xml:space="preserve">Embedding(20000 to 128 dims), LSTM(64, </w:t>
       </w:r>
       <w:proofErr w:type="spellStart"/>
       <w:r>
@@ -4635,39 +4496,7 @@
       </w:r>
       <w:proofErr w:type="spellEnd"/>
       <w:r>
-        <w:t xml:space="preserve">=True), </w:t>
-      </w:r>
-      <w:proofErr w:type="gramStart"/>
-      <w:r>
-        <w:t>Dropout(</w:t>
-      </w:r>
-      <w:proofErr w:type="gramEnd"/>
-      <w:r>
-        <w:t xml:space="preserve">0.3), </w:t>
-      </w:r>
-      <w:proofErr w:type="gramStart"/>
-      <w:r>
-        <w:t>LSTM(</w:t>
-      </w:r>
-      <w:proofErr w:type="gramEnd"/>
-      <w:r>
-        <w:t xml:space="preserve">32), </w:t>
-      </w:r>
-      <w:proofErr w:type="gramStart"/>
-      <w:r>
-        <w:t>Dropout(</w:t>
-      </w:r>
-      <w:proofErr w:type="gramEnd"/>
-      <w:r>
-        <w:t xml:space="preserve">0.3), </w:t>
-      </w:r>
-      <w:proofErr w:type="gramStart"/>
-      <w:r>
-        <w:t>Dense(</w:t>
-      </w:r>
-      <w:proofErr w:type="gramEnd"/>
-      <w:r>
-        <w:t xml:space="preserve">32, </w:t>
+        <w:t xml:space="preserve">=True), Dropout(0.3), LSTM(32), Dropout(0.3), Dense(32, </w:t>
       </w:r>
       <w:proofErr w:type="spellStart"/>
       <w:r>
@@ -4675,7 +4504,7 @@
       </w:r>
       <w:proofErr w:type="spellEnd"/>
       <w:r>
-        <w:t>), sigmoid. Two LSTM layers in succession – first layer receives input, second layer takes the output of the first layer, which is already abstracted. At each step, there are three gates controlling memory and maintaining the health of gradients.</w:t>
+        <w:t>), sigmoid. Two layers of LSTM one after the other: the first layer takes in the input, the second layer takes the output of the first layer, which is already abstracted. In each step there are three gates controlling memory, the health of gradients.</w:t>
       </w:r>
     </w:p>
     <w:p>
@@ -4690,6 +4519,9 @@
         <w:ind w:left="-5"/>
       </w:pPr>
       <w:r>
+        <w:rPr>
+          <w:noProof/>
+        </w:rPr>
         <w:drawing>
           <wp:inline distT="0" distB="0" distL="0" distR="0" wp14:anchorId="2D4D02E0" wp14:editId="2ED5B132">
             <wp:extent cx="5579110" cy="2670175"/>
@@ -4735,6 +4567,7 @@
         <w:rPr>
           <w:b/>
         </w:rPr>
+        <w:lastRenderedPageBreak/>
         <w:t xml:space="preserve">Model 3 </w:t>
       </w:r>
       <w:r>
@@ -4753,7 +4586,28 @@
         <w:t xml:space="preserve"> </w:t>
       </w:r>
       <w:r>
-        <w:t>The Word2Vec vectors used here are Google News vectors with dimensions of 300. The embedding layer is the same as in Model 2, but the LSTM stack is the same as in Model 1.</w:t>
+        <w:t>Here the Word2Vec vectors are the 300D Google News vectors. The embedding layer is the same as in Model 2, but the LSTM stack is the same as in Model 1.</w:t>
+      </w:r>
+    </w:p>
+    <w:p>
+      <w:pPr>
+        <w:ind w:left="-5"/>
+      </w:pPr>
+    </w:p>
+    <w:p>
+      <w:pPr>
+        <w:ind w:left="-5"/>
+      </w:pPr>
+      <w:r>
+        <w:t xml:space="preserve">The amount of words that were not matched was 7,950 words, which is incremental from zero and most of them are combinations of hashtags and misspellings of common words used in Twitter conversations, or intentionally misspelled </w:t>
+      </w:r>
+      <w:proofErr w:type="spellStart"/>
+      <w:r>
+        <w:t>words.The</w:t>
+      </w:r>
+      <w:proofErr w:type="spellEnd"/>
+      <w:r>
+        <w:t xml:space="preserve"> 7,950 words that were not matched all started at zero, and included many misspelled words, hashtag combinations, and words that are unique to Twitter.</w:t>
       </w:r>
     </w:p>
     <w:p>
@@ -4767,28 +4621,9 @@
         <w:ind w:left="-5"/>
       </w:pPr>
       <w:r>
-        <w:t xml:space="preserve">Vocabulary matching: </w:t>
-      </w:r>
-      <w:r>
-        <w:t xml:space="preserve">The 7,950 words that were not matched, the majority of which are Twitter-talk slang phrases and hashtag combinations along with intentional misspellings, were incremental from </w:t>
-      </w:r>
-      <w:proofErr w:type="spellStart"/>
-      <w:proofErr w:type="gramStart"/>
-      <w:r>
-        <w:t>zero.The</w:t>
-      </w:r>
-      <w:proofErr w:type="spellEnd"/>
-      <w:proofErr w:type="gramEnd"/>
-      <w:r>
-        <w:t xml:space="preserve"> 7,950 words that were not matched began at zero and consisted largely of slang, hashtag combinations and misspellings that are mostly unique to Twitter.</w:t>
-      </w:r>
-    </w:p>
-    <w:p>
-      <w:pPr>
-        <w:spacing w:after="219"/>
-        <w:ind w:left="-5"/>
-      </w:pPr>
-      <w:r>
+        <w:rPr>
+          <w:noProof/>
+        </w:rPr>
         <w:drawing>
           <wp:inline distT="0" distB="0" distL="0" distR="0" wp14:anchorId="10F0E384" wp14:editId="0EF44FB7">
             <wp:extent cx="5579110" cy="2582545"/>
@@ -4848,24 +4683,14 @@
       <w:r>
         <w:t xml:space="preserve">Table </w:t>
       </w:r>
-      <w:r>
-        <w:fldChar w:fldCharType="begin"/>
-      </w:r>
-      <w:r>
-        <w:instrText xml:space="preserve"> SEQ Table \* ARABIC </w:instrText>
-      </w:r>
-      <w:r>
-        <w:fldChar w:fldCharType="separate"/>
-      </w:r>
-      <w:r>
-        <w:rPr>
-          <w:noProof/>
-        </w:rPr>
-        <w:t>2</w:t>
-      </w:r>
-      <w:r>
-        <w:fldChar w:fldCharType="end"/>
-      </w:r>
+      <w:fldSimple w:instr=" SEQ Table \* ARABIC ">
+        <w:r>
+          <w:rPr>
+            <w:noProof/>
+          </w:rPr>
+          <w:t>2</w:t>
+        </w:r>
+      </w:fldSimple>
       <w:r>
         <w:t xml:space="preserve"> </w:t>
       </w:r>
@@ -5406,15 +5231,7 @@
         <w:t xml:space="preserve"> </w:t>
       </w:r>
       <w:r>
-        <w:t xml:space="preserve">with patient </w:t>
-      </w:r>
-      <w:proofErr w:type="gramStart"/>
-      <w:r>
-        <w:t>3 ,</w:t>
-      </w:r>
-      <w:proofErr w:type="gramEnd"/>
-      <w:r>
-        <w:t xml:space="preserve"> </w:t>
+        <w:t xml:space="preserve">with patient 3 , </w:t>
       </w:r>
       <w:r>
         <w:t xml:space="preserve">halts training when </w:t>
@@ -5500,24 +5317,14 @@
       <w:r>
         <w:t xml:space="preserve">Table </w:t>
       </w:r>
-      <w:r>
-        <w:fldChar w:fldCharType="begin"/>
-      </w:r>
-      <w:r>
-        <w:instrText xml:space="preserve"> SEQ Table \* ARABIC </w:instrText>
-      </w:r>
-      <w:r>
-        <w:fldChar w:fldCharType="separate"/>
-      </w:r>
-      <w:r>
-        <w:rPr>
-          <w:noProof/>
-        </w:rPr>
-        <w:t>3</w:t>
-      </w:r>
-      <w:r>
-        <w:fldChar w:fldCharType="end"/>
-      </w:r>
+      <w:fldSimple w:instr=" SEQ Table \* ARABIC ">
+        <w:r>
+          <w:rPr>
+            <w:noProof/>
+          </w:rPr>
+          <w:t>3</w:t>
+        </w:r>
+      </w:fldSimple>
       <w:r>
         <w:t xml:space="preserve"> </w:t>
       </w:r>
@@ -6292,6 +6099,9 @@
         <w:spacing w:after="205" w:line="259" w:lineRule="auto"/>
       </w:pPr>
       <w:r>
+        <w:rPr>
+          <w:noProof/>
+        </w:rPr>
         <w:drawing>
           <wp:inline distT="0" distB="0" distL="0" distR="0" wp14:anchorId="598EF4DD" wp14:editId="5DA364C0">
             <wp:extent cx="5579110" cy="1574165"/>
@@ -6337,24 +6147,14 @@
       <w:r>
         <w:t xml:space="preserve">Figure </w:t>
       </w:r>
-      <w:r>
-        <w:fldChar w:fldCharType="begin"/>
-      </w:r>
-      <w:r>
-        <w:instrText xml:space="preserve"> SEQ Figure \* ARABIC </w:instrText>
-      </w:r>
-      <w:r>
-        <w:fldChar w:fldCharType="separate"/>
-      </w:r>
-      <w:r>
-        <w:rPr>
-          <w:noProof/>
-        </w:rPr>
-        <w:t>2</w:t>
-      </w:r>
-      <w:r>
-        <w:fldChar w:fldCharType="end"/>
-      </w:r>
+      <w:fldSimple w:instr=" SEQ Figure \* ARABIC ">
+        <w:r>
+          <w:rPr>
+            <w:noProof/>
+          </w:rPr>
+          <w:t>2</w:t>
+        </w:r>
+      </w:fldSimple>
       <w:r>
         <w:t xml:space="preserve"> Confusion Matrix</w:t>
       </w:r>
@@ -6366,15 +6166,7 @@
         <w:ind w:left="-5"/>
       </w:pPr>
       <w:r>
-        <w:t>Per-class breakdown is more revealing: the RNN has precision 0.60 / recall 0.65 on hate speech; the LSTM has precision 0.58 / recall 0.72. The LSTM catches more hate speech but mislabels more normal tweets as hateful. For content moderation that is the right trade-</w:t>
-      </w:r>
-      <w:proofErr w:type="gramStart"/>
-      <w:r>
-        <w:t>off  a</w:t>
-      </w:r>
-      <w:proofErr w:type="gramEnd"/>
-      <w:r>
-        <w:t xml:space="preserve"> missed hate tweet does more damage than a false positive a reviewer can dismiss in three seconds.</w:t>
+        <w:t>Per-class breakdown is more revealing: the RNN has precision 0.60 / recall 0.65 on hate speech; the LSTM has precision 0.58 / recall 0.72. The LSTM catches more hate speech but mislabels more normal tweets as hateful. For content moderation that is the right trade-off  a missed hate tweet does more damage than a false positive a reviewer can dismiss in three seconds.</w:t>
       </w:r>
     </w:p>
     <w:p>
@@ -6399,24 +6191,14 @@
       <w:r>
         <w:t xml:space="preserve">Table </w:t>
       </w:r>
-      <w:r>
-        <w:fldChar w:fldCharType="begin"/>
-      </w:r>
-      <w:r>
-        <w:instrText xml:space="preserve"> SEQ Table \* ARABIC </w:instrText>
-      </w:r>
-      <w:r>
-        <w:fldChar w:fldCharType="separate"/>
-      </w:r>
-      <w:r>
-        <w:rPr>
-          <w:noProof/>
-        </w:rPr>
-        <w:t>4</w:t>
-      </w:r>
-      <w:r>
-        <w:fldChar w:fldCharType="end"/>
-      </w:r>
+      <w:fldSimple w:instr=" SEQ Table \* ARABIC ">
+        <w:r>
+          <w:rPr>
+            <w:noProof/>
+          </w:rPr>
+          <w:t>4</w:t>
+        </w:r>
+      </w:fldSimple>
       <w:r>
         <w:t xml:space="preserve"> </w:t>
       </w:r>
@@ -6951,23 +6733,13 @@
                 <w:color w:val="000000" w:themeColor="text1"/>
               </w:rPr>
             </w:pPr>
-            <w:proofErr w:type="gramStart"/>
             <w:r>
               <w:rPr>
                 <w:rFonts w:ascii="Arial" w:eastAsia="Arial" w:hAnsi="Arial" w:cs="Arial"/>
                 <w:color w:val="000000" w:themeColor="text1"/>
                 <w:sz w:val="19"/>
               </w:rPr>
-              <w:t>Kaggle  T</w:t>
-            </w:r>
-            <w:proofErr w:type="gramEnd"/>
-            <w:r>
-              <w:rPr>
-                <w:rFonts w:ascii="Arial" w:eastAsia="Arial" w:hAnsi="Arial" w:cs="Arial"/>
-                <w:color w:val="000000" w:themeColor="text1"/>
-                <w:sz w:val="19"/>
-              </w:rPr>
-              <w:t xml:space="preserve">4 </w:t>
+              <w:t xml:space="preserve">Kaggle  T4 </w:t>
             </w:r>
             <w:r>
               <w:rPr>
@@ -7013,6 +6785,9 @@
         <w:spacing w:after="205" w:line="259" w:lineRule="auto"/>
       </w:pPr>
       <w:r>
+        <w:rPr>
+          <w:noProof/>
+        </w:rPr>
         <w:lastRenderedPageBreak/>
         <w:drawing>
           <wp:inline distT="0" distB="0" distL="0" distR="0" wp14:anchorId="4E512D45" wp14:editId="2F443463">
@@ -7059,24 +6834,14 @@
       <w:r>
         <w:t xml:space="preserve">Figure </w:t>
       </w:r>
-      <w:r>
-        <w:fldChar w:fldCharType="begin"/>
-      </w:r>
-      <w:r>
-        <w:instrText xml:space="preserve"> SEQ Figure \* ARABIC </w:instrText>
-      </w:r>
-      <w:r>
-        <w:fldChar w:fldCharType="separate"/>
-      </w:r>
-      <w:r>
-        <w:rPr>
-          <w:noProof/>
-        </w:rPr>
-        <w:t>3</w:t>
-      </w:r>
-      <w:r>
-        <w:fldChar w:fldCharType="end"/>
-      </w:r>
+      <w:fldSimple w:instr=" SEQ Figure \* ARABIC ">
+        <w:r>
+          <w:rPr>
+            <w:noProof/>
+          </w:rPr>
+          <w:t>3</w:t>
+        </w:r>
+      </w:fldSimple>
       <w:r>
         <w:t xml:space="preserve"> Training Time </w:t>
       </w:r>
@@ -7093,15 +6858,15 @@
         <w:ind w:left="-5"/>
       </w:pPr>
       <w:r>
-        <w:t xml:space="preserve">All three ran under 30 seconds. Short sequences and early stopping kept training fast. The Simple RNN is faster per epoch but stopped at epoch 5, suggesting it hit its capacity ceiling quickly. Word2Vec was fastest </w:t>
-      </w:r>
-      <w:proofErr w:type="gramStart"/>
-      <w:r>
-        <w:t>overall  the</w:t>
-      </w:r>
-      <w:proofErr w:type="gramEnd"/>
-      <w:r>
-        <w:t xml:space="preserve"> lower LR converged quickly, though not to a better solution.</w:t>
+        <w:t xml:space="preserve">The 3 of them all ran under 30 seconds. Training was kept at a fast pace with short sequences and early </w:t>
+      </w:r>
+      <w:proofErr w:type="spellStart"/>
+      <w:r>
+        <w:t>stopping.Very</w:t>
+      </w:r>
+      <w:proofErr w:type="spellEnd"/>
+      <w:r>
+        <w:t xml:space="preserve"> short sequences and early stopping maintained fast training pace. The Simple RNN runs faster per epoch, but still terminates early at epoch 5, indicating that it reached its capacity limit fast. The lower LR converged rapidly but was not to a better solution and was the fastest overall when evaluating Word2Vec.</w:t>
       </w:r>
     </w:p>
     <w:p>
@@ -7126,44 +6891,60 @@
       </w:r>
       <w:proofErr w:type="spellEnd"/>
       <w:r>
-        <w:t xml:space="preserve">. It was </w:t>
-      </w:r>
-      <w:proofErr w:type="gramStart"/>
-      <w:r>
-        <w:t>actually #3</w:t>
-      </w:r>
-      <w:proofErr w:type="gramEnd"/>
-      <w:r>
-        <w:t>. The main reason is vocabulary coverage, as you can see 60.3% of the training vocabulary was covered in Google News, and 7,950 words were set to zero from the beginning. These are almost all hashtag concatenations, slang, misspellings – what the model is designed to detect as hate speech. With Word2Vec, the model only encountered a few tokens in its vocabulary for nearly 40%. A fully trainable embedding would have learned representations for those tokens from scratch.</w:t>
-      </w:r>
-    </w:p>
-    <w:p>
-      <w:r>
-        <w:t xml:space="preserve">Add to this the domain mismatch. Google News is formal prose with correct grammar. Twitter is a very different platform. This was particularly the case when using trainable=True to let the vectors wander while training, as the low coverage outweighed the benefit of the pretrained starting point. This is something that is likely to be filled by domain-adapted embeddings, such as </w:t>
+        <w:t xml:space="preserve">. It was actually #3. Mainly because of vocabulary coverage: you can see that 60.3% of the training vocabulary was covered in Google News, 7,950 words were set to zero. All of these are variations of the word hate speech and the model is meant to identify as </w:t>
       </w:r>
       <w:proofErr w:type="spellStart"/>
       <w:r>
+        <w:t>such.Every</w:t>
+      </w:r>
+      <w:proofErr w:type="spellEnd"/>
+      <w:r>
+        <w:t xml:space="preserve"> one of these is a variation of </w:t>
+      </w:r>
+      <w:proofErr w:type="spellStart"/>
+      <w:r>
+        <w:t>hatespeech</w:t>
+      </w:r>
+      <w:proofErr w:type="spellEnd"/>
+      <w:r>
+        <w:t>, slang, misspellings – anything that the model is expected to recognize as hate speech. Almost 40% of the vocabulary was seen by the model just a few times with Word2Vec. If the embedding had been fully trainable, it would have learned the representations of those tokens from scratch.</w:t>
+      </w:r>
+    </w:p>
+    <w:p>
+      <w:r>
+        <w:t xml:space="preserve">Now, add the domain </w:t>
+      </w:r>
+      <w:proofErr w:type="spellStart"/>
+      <w:r>
+        <w:t>mismatch.Then</w:t>
+      </w:r>
+      <w:proofErr w:type="spellEnd"/>
+      <w:r>
+        <w:t xml:space="preserve"> add the domain mismatch. Google News is formal prose and uses correct grammar. Twitter isn't your usual social media. This was especially true when trainable=True to allow the vectors to roam during training, since the low coverage was not enough to warrant the use of the pretrained starting point. This is likely to be accomplished through the use of embeddings that have been domain adapted, such as training </w:t>
+      </w:r>
+      <w:proofErr w:type="spellStart"/>
+      <w:r>
         <w:t>GloVe</w:t>
       </w:r>
       <w:proofErr w:type="spellEnd"/>
       <w:r>
-        <w:t xml:space="preserve"> trained on Twitter or </w:t>
+        <w:t xml:space="preserve"> on Twitter or domain training with </w:t>
       </w:r>
       <w:proofErr w:type="spellStart"/>
       <w:r>
+        <w:t>subword</w:t>
+      </w:r>
+      <w:proofErr w:type="spellEnd"/>
+      <w:r>
+        <w:t xml:space="preserve"> handling (</w:t>
+      </w:r>
+      <w:proofErr w:type="spellStart"/>
+      <w:r>
         <w:t>FastText</w:t>
       </w:r>
       <w:proofErr w:type="spellEnd"/>
       <w:r>
-        <w:t xml:space="preserve"> with </w:t>
-      </w:r>
-      <w:proofErr w:type="spellStart"/>
-      <w:r>
-        <w:t>subword</w:t>
-      </w:r>
-      <w:proofErr w:type="spellEnd"/>
-      <w:r>
-        <w:t xml:space="preserve"> handling.</w:t>
+        <w:t>).</w:t>
       </w:r>
     </w:p>
     <w:p>
@@ -7206,24 +6987,14 @@
       <w:r>
         <w:t xml:space="preserve">Table </w:t>
       </w:r>
-      <w:r>
-        <w:fldChar w:fldCharType="begin"/>
-      </w:r>
-      <w:r>
-        <w:instrText xml:space="preserve"> SEQ Table \* ARABIC </w:instrText>
-      </w:r>
-      <w:r>
-        <w:fldChar w:fldCharType="separate"/>
-      </w:r>
-      <w:r>
-        <w:rPr>
-          <w:noProof/>
-        </w:rPr>
-        <w:t>5</w:t>
-      </w:r>
-      <w:r>
-        <w:fldChar w:fldCharType="end"/>
-      </w:r>
+      <w:fldSimple w:instr=" SEQ Table \* ARABIC ">
+        <w:r>
+          <w:rPr>
+            <w:noProof/>
+          </w:rPr>
+          <w:t>5</w:t>
+        </w:r>
+      </w:fldSimple>
       <w:r>
         <w:t xml:space="preserve"> </w:t>
       </w:r>
@@ -7592,6 +7363,7 @@
                 <w:color w:val="000000" w:themeColor="text1"/>
                 <w:sz w:val="18"/>
               </w:rPr>
+              <w:lastRenderedPageBreak/>
               <w:t>Stacked LSTM</w:t>
             </w:r>
           </w:p>
@@ -7875,16 +7647,7 @@
         <w:ind w:left="-5"/>
       </w:pPr>
       <w:r>
-        <w:lastRenderedPageBreak/>
-        <w:t xml:space="preserve">All three require a much higher threshold than 0.5. The RNN only fires a hate label at 84.9% confidence. This reflects the </w:t>
-      </w:r>
-      <w:proofErr w:type="gramStart"/>
-      <w:r>
-        <w:t>imbalance  the</w:t>
-      </w:r>
-      <w:proofErr w:type="gramEnd"/>
-      <w:r>
-        <w:t xml:space="preserve"> models learned to be conservative. Threshold choice is ultimately a business decision: a platform wanting zero missed hate tolerates more false positives; one protecting against over-moderation shifts the threshold up.</w:t>
+        <w:t>All three require a much higher threshold than 0.5. The RNN only fires a hate label at 84.9% confidence. This reflects the imbalance  the models learned to be conservative. Threshold choice is ultimately a business decision: a platform wanting zero missed hate tolerates more false positives; one protecting against over-moderation shifts the threshold up.</w:t>
       </w:r>
     </w:p>
     <w:p>
@@ -7904,7 +7667,13 @@
         <w:ind w:left="-5"/>
       </w:pPr>
       <w:r>
-        <w:t>Error analysis on the best model (LSTM + Word2Vec at default threshold) found 430 misclassifications out of 6,393 test samples (6.7%):</w:t>
+        <w:t>Error analysis on the best model (LSTM + Word2Vec at default threshold)</w:t>
+      </w:r>
+      <w:r>
+        <w:t xml:space="preserve"> has</w:t>
+      </w:r>
+      <w:r>
+        <w:t xml:space="preserve"> found 430 misclassifications out of 6,393 test samples (6.7%):</w:t>
       </w:r>
     </w:p>
     <w:p>
@@ -7921,24 +7690,14 @@
       <w:r>
         <w:t xml:space="preserve">Table </w:t>
       </w:r>
-      <w:r>
-        <w:fldChar w:fldCharType="begin"/>
-      </w:r>
-      <w:r>
-        <w:instrText xml:space="preserve"> SEQ Table \* ARABIC </w:instrText>
-      </w:r>
-      <w:r>
-        <w:fldChar w:fldCharType="separate"/>
-      </w:r>
-      <w:r>
-        <w:rPr>
-          <w:noProof/>
-        </w:rPr>
-        <w:t>6</w:t>
-      </w:r>
-      <w:r>
-        <w:fldChar w:fldCharType="end"/>
-      </w:r>
+      <w:fldSimple w:instr=" SEQ Table \* ARABIC ">
+        <w:r>
+          <w:rPr>
+            <w:noProof/>
+          </w:rPr>
+          <w:t>6</w:t>
+        </w:r>
+      </w:fldSimple>
       <w:r>
         <w:t xml:space="preserve"> </w:t>
       </w:r>
@@ -8271,25 +8030,7 @@
                 <w:color w:val="000000" w:themeColor="text1"/>
                 <w:sz w:val="19"/>
               </w:rPr>
-              <w:t>False Positives (</w:t>
-            </w:r>
-            <w:proofErr w:type="gramStart"/>
-            <w:r>
-              <w:rPr>
-                <w:rFonts w:ascii="Arial" w:eastAsia="Arial" w:hAnsi="Arial" w:cs="Arial"/>
-                <w:color w:val="000000" w:themeColor="text1"/>
-                <w:sz w:val="19"/>
-              </w:rPr>
-              <w:t>normal</w:t>
-            </w:r>
-            <w:proofErr w:type="gramEnd"/>
-            <w:r>
-              <w:rPr>
-                <w:rFonts w:ascii="Arial" w:eastAsia="Arial" w:hAnsi="Arial" w:cs="Arial"/>
-                <w:color w:val="000000" w:themeColor="text1"/>
-                <w:sz w:val="19"/>
-              </w:rPr>
-              <w:t xml:space="preserve"> flagged as hate)</w:t>
+              <w:t>False Positives (normal flagged as hate)</w:t>
             </w:r>
           </w:p>
         </w:tc>
@@ -8439,25 +8180,7 @@
                 <w:color w:val="000000" w:themeColor="text1"/>
                 <w:sz w:val="19"/>
               </w:rPr>
-              <w:t>25.2</w:t>
-            </w:r>
-            <w:proofErr w:type="gramStart"/>
-            <w:r>
-              <w:rPr>
-                <w:rFonts w:ascii="Arial" w:eastAsia="Arial" w:hAnsi="Arial" w:cs="Arial"/>
-                <w:color w:val="000000" w:themeColor="text1"/>
-                <w:sz w:val="19"/>
-              </w:rPr>
-              <w:t>% of</w:t>
-            </w:r>
-            <w:proofErr w:type="gramEnd"/>
-            <w:r>
-              <w:rPr>
-                <w:rFonts w:ascii="Arial" w:eastAsia="Arial" w:hAnsi="Arial" w:cs="Arial"/>
-                <w:color w:val="000000" w:themeColor="text1"/>
-                <w:sz w:val="19"/>
-              </w:rPr>
-              <w:t xml:space="preserve"> hate class</w:t>
+              <w:t>25.2% of hate class</w:t>
             </w:r>
           </w:p>
         </w:tc>
@@ -8476,6 +8199,10 @@
         <w:ind w:left="0" w:firstLine="0"/>
       </w:pPr>
       <w:r>
+        <w:rPr>
+          <w:noProof/>
+        </w:rPr>
+        <w:lastRenderedPageBreak/>
         <w:drawing>
           <wp:inline distT="0" distB="0" distL="0" distR="0" wp14:anchorId="2BDC4C3D" wp14:editId="77A33E10">
             <wp:extent cx="5579110" cy="3731895"/>
@@ -8521,24 +8248,14 @@
       <w:r>
         <w:t xml:space="preserve">Figure </w:t>
       </w:r>
-      <w:r>
-        <w:fldChar w:fldCharType="begin"/>
-      </w:r>
-      <w:r>
-        <w:instrText xml:space="preserve"> SEQ Figure \* ARABIC </w:instrText>
-      </w:r>
-      <w:r>
-        <w:fldChar w:fldCharType="separate"/>
-      </w:r>
-      <w:r>
-        <w:rPr>
-          <w:noProof/>
-        </w:rPr>
-        <w:t>4</w:t>
-      </w:r>
-      <w:r>
-        <w:fldChar w:fldCharType="end"/>
-      </w:r>
+      <w:fldSimple w:instr=" SEQ Figure \* ARABIC ">
+        <w:r>
+          <w:rPr>
+            <w:noProof/>
+          </w:rPr>
+          <w:t>4</w:t>
+        </w:r>
+      </w:fldSimple>
       <w:r>
         <w:t xml:space="preserve"> Error Type Breakdown - </w:t>
       </w:r>
@@ -8555,35 +8272,15 @@
         <w:ind w:left="-5"/>
       </w:pPr>
       <w:r>
-        <w:t xml:space="preserve">False positives often involve tweets mentioning race, gender, or politically charged topics in a non-hateful context. The model fires on surface-level vocabulary rather than </w:t>
-      </w:r>
-      <w:proofErr w:type="gramStart"/>
-      <w:r>
-        <w:t>intent  a</w:t>
-      </w:r>
-      <w:proofErr w:type="gramEnd"/>
-      <w:r>
-        <w:t xml:space="preserve"> fundamental limitation of sequential models without attention. Three illustrative error types: (1) a tweet discussing anti-racism </w:t>
-      </w:r>
-      <w:r>
-        <w:lastRenderedPageBreak/>
-        <w:t xml:space="preserve">policy flagged because it contains target-group vocabulary; (2) a satirical tweet misclassified because the model cannot detect tone; (3) a quoted excerpt of hate </w:t>
-      </w:r>
-      <w:proofErr w:type="gramStart"/>
-      <w:r>
-        <w:t>speech  included</w:t>
-      </w:r>
-      <w:proofErr w:type="gramEnd"/>
-      <w:r>
-        <w:t xml:space="preserve"> to document </w:t>
-      </w:r>
-      <w:proofErr w:type="gramStart"/>
-      <w:r>
-        <w:t>it  misclassified</w:t>
-      </w:r>
-      <w:proofErr w:type="gramEnd"/>
-      <w:r>
-        <w:t xml:space="preserve"> because the surrounding context is invisible to the model.</w:t>
+        <w:t>A lot of false positives are tweets about race or gender as well as politically charged tweets not in a hateful sense. It has a very basic constraint of sequential models without attention: the model fires on the surface-level vocabulary and not on intent. Three examples of errors: (1) a tweet about anti-</w:t>
+      </w:r>
+      <w:proofErr w:type="spellStart"/>
+      <w:r>
+        <w:t>raccism</w:t>
+      </w:r>
+      <w:proofErr w:type="spellEnd"/>
+      <w:r>
+        <w:t xml:space="preserve"> policy that includes target-group words and is flagged as an error; (2) a humorous tweet that is flagged as an error because the model cannot learn about the tone; and (3) a quoted section of anti-racism policy that includes hate language, which is flagged as an error because the rest of the text is not visible to the model.</w:t>
       </w:r>
     </w:p>
     <w:p>
@@ -8598,7 +8295,10 @@
         <w:t>Potential improvements:</w:t>
       </w:r>
       <w:r>
-        <w:t xml:space="preserve"> attention mechanisms to weight relevant tokens; longer MAX_LEN to avoid truncating context; domain-specific embeddings (</w:t>
+        <w:t xml:space="preserve"> </w:t>
+      </w:r>
+      <w:r>
+        <w:t>using attention mechanisms to select relevant tokens; extending MAX_LEN to avoid context truncation; using domain-specific embeddings (</w:t>
       </w:r>
       <w:proofErr w:type="spellStart"/>
       <w:r>
@@ -8614,7 +8314,7 @@
       </w:r>
       <w:proofErr w:type="spellEnd"/>
       <w:r>
-        <w:t>); data augmentation via back-translation on the minority class.</w:t>
+        <w:t>) or data augmentation by back-translating the minority class.</w:t>
       </w:r>
     </w:p>
     <w:p>
@@ -8653,7 +8353,7 @@
         <w:ind w:left="-5"/>
       </w:pPr>
       <w:r>
-        <w:t>They were more alike than one would think, considering the three different models. LSTM slightly outperformed RNN in terms of weighted F1 and minority-class recall. Although Word2Vec is trained with a lot of pretrained knowledge, it was not enough to get good results on this problem, since 40% of the task vocabulary was not in Google News. The embedding of source was less important than the architecture chosen and class weighting. Increased accuracy by 1–2 percentage points, and hate-class precision significantly.</w:t>
+        <w:t>They were more alike than one would think, considering the three different models. LSTM marginally improved the recall of minority classes and weighted F1 compared with RNN. Despite the fact that Word2Vec is trained with a considerable amount of pre-trained knowledge, it failed to yield a good result on this problem as 40% of the words in the task vocabulary were not present in Google News. The importance of the embedding of source was found to be less important than the architecture selected and class weighting. Improve the accuracy by 1–2 percentage points, and hate-class precision by a lot.</w:t>
       </w:r>
     </w:p>
     <w:p>
@@ -8664,6 +8364,7 @@
       </w:pPr>
       <w:bookmarkStart w:id="25" w:name="_Toc229239056"/>
       <w:r>
+        <w:lastRenderedPageBreak/>
         <w:t>Limitations</w:t>
       </w:r>
       <w:bookmarkEnd w:id="25"/>
@@ -8674,7 +8375,7 @@
         <w:ind w:left="-5"/>
       </w:pPr>
       <w:r>
-        <w:t>Due to the strong class imbalance (7% hate) other metrics are more informative than accuracy, such as macro F1 and per-class recall. If a tweet is longer than 13 words, it's cut off at MAX_LEN = 13. 60.3% Word2Vec coverage resulted in almost 8,000 words being zeroed from the beginning. A single-tweet sequential model can never contain information about whether a word is hateful or not, since, as we've already seen, hatefulness varies depending on the context and the person saying it.</w:t>
+        <w:t>Because of the high class imbalance (7% hate) other evaluation metrics are better than accuracy, including macro F1 and per-class recall. If the tweet exceeds MAX_LEN = 13 words, then it is terminated at that point. Almost 8000 words were set to zero after covering 60.3% of words using Word2Vec. As we've already seen, hatefulness is context and person dependent; a single-tweet sequential model can never have information about hatefulness or not.</w:t>
       </w:r>
     </w:p>
     <w:p>
@@ -8694,7 +8395,7 @@
         <w:ind w:left="-5"/>
       </w:pPr>
       <w:r>
-        <w:t xml:space="preserve">The coverage gap is directly closed by retraining embeddings on a large Twitter corpus, or by switching to </w:t>
+        <w:t xml:space="preserve">The embedding space is directly closed using a large Twitter corpus in retraining, or by using </w:t>
       </w:r>
       <w:proofErr w:type="spellStart"/>
       <w:r>
@@ -8702,7 +8403,7 @@
       </w:r>
       <w:proofErr w:type="spellEnd"/>
       <w:r>
-        <w:t xml:space="preserve"> (which uses the information about </w:t>
+        <w:t xml:space="preserve">, which uses the information about </w:t>
       </w:r>
       <w:proofErr w:type="spellStart"/>
       <w:r>
@@ -8710,7 +8411,7 @@
       </w:r>
       <w:proofErr w:type="spellEnd"/>
       <w:r>
-        <w:t xml:space="preserve"> and is stronger to misspellings). To diversify the training signal without repeating identical examples, either the back-translation or synonym substitution approach could be applied to the minority class of tweets. The most promising architecture upgrade is </w:t>
+        <w:t xml:space="preserve"> and is more robust to misspellings. The back-translation method or the synonym substitution method could be used to reduce the amount of identical samples in the minority language class, namely tweet class. The most promising architecture upgrade is the </w:t>
       </w:r>
       <w:proofErr w:type="spellStart"/>
       <w:r>
@@ -8718,15 +8419,7 @@
       </w:r>
       <w:proofErr w:type="spellEnd"/>
       <w:r>
-        <w:t xml:space="preserve">, an adaptation of BERT that was pre-trained on Twitter text, which would imply that contextual bidirectional representations would capture information that is not captured in the sequential models. Also, an attention layer could be placed on top of this LSTM, which would further enhance interpretability. A low-cost improvement that will help to mitigate individual model failures for edge cases is </w:t>
-      </w:r>
-      <w:proofErr w:type="spellStart"/>
-      <w:r>
-        <w:t>ensembling</w:t>
-      </w:r>
-      <w:proofErr w:type="spellEnd"/>
-      <w:r>
-        <w:t xml:space="preserve"> the three model predictions using a majority vote.</w:t>
+        <w:t xml:space="preserve"> model, an adaptation of BERT pre-trained on Twitter text, which would suggest that CBR would capture information not captured by the sequential models. Furthermore, an attention layer can be added on top of this LSTM leading to further increased interpretability. One low-cost modification that will reduce the number of failures in individual models in edge cases is the ensemble of the results obtained from the three models using the majority vote.</w:t>
       </w:r>
     </w:p>
     <w:sectPr>
